--- a/Fintech/期末報告.docx
+++ b/Fintech/期末報告.docx
@@ -477,24 +477,1042 @@
           <w:rFonts w:ascii="Times New Roman" w:eastAsia="標楷體" w:hAnsi="Times New Roman"/>
           <w:b/>
           <w:bCs/>
+          <w:szCs w:val="24"/>
+        </w:rPr>
+      </w:pPr>
+    </w:p>
+    <w:p>
+      <w:pPr>
+        <w:widowControl/>
+        <w:rPr>
+          <w:rFonts w:ascii="Times New Roman" w:eastAsia="標楷體" w:hAnsi="Times New Roman"/>
+          <w:szCs w:val="24"/>
+        </w:rPr>
+      </w:pPr>
+      <w:r>
+        <w:rPr>
+          <w:rFonts w:ascii="Times New Roman" w:eastAsia="標楷體" w:hAnsi="Times New Roman" w:hint="eastAsia"/>
+          <w:szCs w:val="24"/>
+        </w:rPr>
+        <w:t>本研究結合</w:t>
+      </w:r>
+      <w:r>
+        <w:rPr>
+          <w:rFonts w:ascii="Times New Roman" w:eastAsia="標楷體" w:hAnsi="Times New Roman" w:hint="eastAsia"/>
+          <w:szCs w:val="24"/>
+        </w:rPr>
+        <w:t xml:space="preserve"> Fama-French </w:t>
+      </w:r>
+      <w:r>
+        <w:rPr>
+          <w:rFonts w:ascii="Times New Roman" w:eastAsia="標楷體" w:hAnsi="Times New Roman" w:hint="eastAsia"/>
+          <w:szCs w:val="24"/>
+        </w:rPr>
+        <w:t>三因子</w:t>
+      </w:r>
+      <w:proofErr w:type="gramStart"/>
+      <w:r>
+        <w:rPr>
+          <w:rFonts w:ascii="Times New Roman" w:eastAsia="標楷體" w:hAnsi="Times New Roman" w:hint="eastAsia"/>
+          <w:szCs w:val="24"/>
+        </w:rPr>
+        <w:t>──</w:t>
+      </w:r>
+      <w:proofErr w:type="gramEnd"/>
+      <w:r>
+        <w:rPr>
+          <w:rFonts w:ascii="Times New Roman" w:eastAsia="標楷體" w:hAnsi="Times New Roman" w:hint="eastAsia"/>
+          <w:szCs w:val="24"/>
+        </w:rPr>
+        <w:t>規模（</w:t>
+      </w:r>
+      <w:r>
+        <w:rPr>
+          <w:rFonts w:ascii="Times New Roman" w:eastAsia="標楷體" w:hAnsi="Times New Roman" w:hint="eastAsia"/>
+          <w:szCs w:val="24"/>
+        </w:rPr>
+        <w:t>Size</w:t>
+      </w:r>
+      <w:r>
+        <w:rPr>
+          <w:rFonts w:ascii="Times New Roman" w:eastAsia="標楷體" w:hAnsi="Times New Roman" w:hint="eastAsia"/>
+          <w:szCs w:val="24"/>
+        </w:rPr>
+        <w:t>）、</w:t>
+      </w:r>
+      <w:proofErr w:type="gramStart"/>
+      <w:r>
+        <w:rPr>
+          <w:rFonts w:ascii="Times New Roman" w:eastAsia="標楷體" w:hAnsi="Times New Roman" w:hint="eastAsia"/>
+          <w:szCs w:val="24"/>
+        </w:rPr>
+        <w:t>帳面</w:t>
+      </w:r>
+      <w:proofErr w:type="gramEnd"/>
+      <w:r>
+        <w:rPr>
+          <w:rFonts w:ascii="Times New Roman" w:eastAsia="標楷體" w:hAnsi="Times New Roman" w:hint="eastAsia"/>
+          <w:szCs w:val="24"/>
+        </w:rPr>
+        <w:t>市值比（</w:t>
+      </w:r>
+      <w:r>
+        <w:rPr>
+          <w:rFonts w:ascii="Times New Roman" w:eastAsia="標楷體" w:hAnsi="Times New Roman" w:hint="eastAsia"/>
+          <w:szCs w:val="24"/>
+        </w:rPr>
+        <w:t>B/M</w:t>
+      </w:r>
+      <w:r>
+        <w:rPr>
+          <w:rFonts w:ascii="Times New Roman" w:eastAsia="標楷體" w:hAnsi="Times New Roman" w:hint="eastAsia"/>
+          <w:szCs w:val="24"/>
+        </w:rPr>
+        <w:t>）與動能（</w:t>
+      </w:r>
+      <w:r>
+        <w:rPr>
+          <w:rFonts w:ascii="Times New Roman" w:eastAsia="標楷體" w:hAnsi="Times New Roman" w:hint="eastAsia"/>
+          <w:szCs w:val="24"/>
+        </w:rPr>
+        <w:t>Momentum</w:t>
+      </w:r>
+      <w:r>
+        <w:rPr>
+          <w:rFonts w:ascii="Times New Roman" w:eastAsia="標楷體" w:hAnsi="Times New Roman" w:hint="eastAsia"/>
+          <w:szCs w:val="24"/>
+        </w:rPr>
+        <w:t>）</w:t>
+      </w:r>
+      <w:proofErr w:type="gramStart"/>
+      <w:r>
+        <w:rPr>
+          <w:rFonts w:ascii="Times New Roman" w:eastAsia="標楷體" w:hAnsi="Times New Roman" w:hint="eastAsia"/>
+          <w:szCs w:val="24"/>
+        </w:rPr>
+        <w:t>──</w:t>
+      </w:r>
+      <w:proofErr w:type="gramEnd"/>
+      <w:r>
+        <w:rPr>
+          <w:rFonts w:ascii="Times New Roman" w:eastAsia="標楷體" w:hAnsi="Times New Roman" w:hint="eastAsia"/>
+          <w:szCs w:val="24"/>
+        </w:rPr>
+        <w:t>與機器學習技術，透過預測各因子的資訊係數（</w:t>
+      </w:r>
+      <w:r>
+        <w:rPr>
+          <w:rFonts w:ascii="Times New Roman" w:eastAsia="標楷體" w:hAnsi="Times New Roman" w:hint="eastAsia"/>
+          <w:szCs w:val="24"/>
+        </w:rPr>
+        <w:t>IC</w:t>
+      </w:r>
+      <w:r>
+        <w:rPr>
+          <w:rFonts w:ascii="Times New Roman" w:eastAsia="標楷體" w:hAnsi="Times New Roman" w:hint="eastAsia"/>
+          <w:szCs w:val="24"/>
+        </w:rPr>
+        <w:t>），動態調整權重，以智慧化方式建構臺灣股票投資組合。資料</w:t>
+      </w:r>
+      <w:proofErr w:type="gramStart"/>
+      <w:r>
+        <w:rPr>
+          <w:rFonts w:ascii="Times New Roman" w:eastAsia="標楷體" w:hAnsi="Times New Roman" w:hint="eastAsia"/>
+          <w:szCs w:val="24"/>
+        </w:rPr>
+        <w:t>採</w:t>
+      </w:r>
+      <w:proofErr w:type="gramEnd"/>
+      <w:r>
+        <w:rPr>
+          <w:rFonts w:ascii="Times New Roman" w:eastAsia="標楷體" w:hAnsi="Times New Roman" w:hint="eastAsia"/>
+          <w:szCs w:val="24"/>
+        </w:rPr>
+        <w:t>自</w:t>
+      </w:r>
+      <w:r>
+        <w:rPr>
+          <w:rFonts w:ascii="Times New Roman" w:eastAsia="標楷體" w:hAnsi="Times New Roman" w:hint="eastAsia"/>
+          <w:szCs w:val="24"/>
+        </w:rPr>
+        <w:t xml:space="preserve"> TEJ</w:t>
+      </w:r>
+      <w:r>
+        <w:rPr>
+          <w:rFonts w:ascii="Times New Roman" w:eastAsia="標楷體" w:hAnsi="Times New Roman" w:hint="eastAsia"/>
+          <w:szCs w:val="24"/>
+        </w:rPr>
+        <w:t>，涵蓋</w:t>
+      </w:r>
+      <w:r>
+        <w:rPr>
+          <w:rFonts w:ascii="Times New Roman" w:eastAsia="標楷體" w:hAnsi="Times New Roman" w:hint="eastAsia"/>
+          <w:szCs w:val="24"/>
+        </w:rPr>
+        <w:t xml:space="preserve"> 1999 </w:t>
+      </w:r>
+      <w:r>
+        <w:rPr>
+          <w:rFonts w:ascii="Times New Roman" w:eastAsia="標楷體" w:hAnsi="Times New Roman" w:hint="eastAsia"/>
+          <w:szCs w:val="24"/>
+        </w:rPr>
+        <w:t>年</w:t>
+      </w:r>
+      <w:r>
+        <w:rPr>
+          <w:rFonts w:ascii="Times New Roman" w:eastAsia="標楷體" w:hAnsi="Times New Roman" w:hint="eastAsia"/>
+          <w:szCs w:val="24"/>
+        </w:rPr>
+        <w:t xml:space="preserve"> 1 </w:t>
+      </w:r>
+      <w:r>
+        <w:rPr>
+          <w:rFonts w:ascii="Times New Roman" w:eastAsia="標楷體" w:hAnsi="Times New Roman" w:hint="eastAsia"/>
+          <w:szCs w:val="24"/>
+        </w:rPr>
+        <w:t>月至</w:t>
+      </w:r>
+      <w:r>
+        <w:rPr>
+          <w:rFonts w:ascii="Times New Roman" w:eastAsia="標楷體" w:hAnsi="Times New Roman" w:hint="eastAsia"/>
+          <w:szCs w:val="24"/>
+        </w:rPr>
+        <w:t xml:space="preserve"> 2025 </w:t>
+      </w:r>
+      <w:r>
+        <w:rPr>
+          <w:rFonts w:ascii="Times New Roman" w:eastAsia="標楷體" w:hAnsi="Times New Roman" w:hint="eastAsia"/>
+          <w:szCs w:val="24"/>
+        </w:rPr>
+        <w:t>年</w:t>
+      </w:r>
+      <w:r>
+        <w:rPr>
+          <w:rFonts w:ascii="Times New Roman" w:eastAsia="標楷體" w:hAnsi="Times New Roman" w:hint="eastAsia"/>
+          <w:szCs w:val="24"/>
+        </w:rPr>
+        <w:t xml:space="preserve"> 2 </w:t>
+      </w:r>
+      <w:r>
+        <w:rPr>
+          <w:rFonts w:ascii="Times New Roman" w:eastAsia="標楷體" w:hAnsi="Times New Roman" w:hint="eastAsia"/>
+          <w:szCs w:val="24"/>
+        </w:rPr>
+        <w:t>月之上市</w:t>
+      </w:r>
+      <w:proofErr w:type="gramStart"/>
+      <w:r>
+        <w:rPr>
+          <w:rFonts w:ascii="Times New Roman" w:eastAsia="標楷體" w:hAnsi="Times New Roman" w:hint="eastAsia"/>
+          <w:szCs w:val="24"/>
+        </w:rPr>
+        <w:t>櫃月度</w:t>
+      </w:r>
+      <w:proofErr w:type="gramEnd"/>
+      <w:r>
+        <w:rPr>
+          <w:rFonts w:ascii="Times New Roman" w:eastAsia="標楷體" w:hAnsi="Times New Roman" w:hint="eastAsia"/>
+          <w:szCs w:val="24"/>
+        </w:rPr>
+        <w:t>資料，並僅保留</w:t>
+      </w:r>
+      <w:r>
+        <w:rPr>
+          <w:rFonts w:ascii="Times New Roman" w:eastAsia="標楷體" w:hAnsi="Times New Roman" w:hint="eastAsia"/>
+          <w:szCs w:val="24"/>
+        </w:rPr>
+        <w:t xml:space="preserve"> 2025 </w:t>
+      </w:r>
+      <w:r>
+        <w:rPr>
+          <w:rFonts w:ascii="Times New Roman" w:eastAsia="標楷體" w:hAnsi="Times New Roman" w:hint="eastAsia"/>
+          <w:szCs w:val="24"/>
+        </w:rPr>
+        <w:t>年</w:t>
+      </w:r>
+      <w:r>
+        <w:rPr>
+          <w:rFonts w:ascii="Times New Roman" w:eastAsia="標楷體" w:hAnsi="Times New Roman" w:hint="eastAsia"/>
+          <w:szCs w:val="24"/>
+        </w:rPr>
+        <w:t xml:space="preserve"> 1 </w:t>
+      </w:r>
+      <w:r>
+        <w:rPr>
+          <w:rFonts w:ascii="Times New Roman" w:eastAsia="標楷體" w:hAnsi="Times New Roman" w:hint="eastAsia"/>
+          <w:szCs w:val="24"/>
+        </w:rPr>
+        <w:t>月仍存續之普通股。研究比較線性</w:t>
+      </w:r>
+      <w:proofErr w:type="gramStart"/>
+      <w:r>
+        <w:rPr>
+          <w:rFonts w:ascii="Times New Roman" w:eastAsia="標楷體" w:hAnsi="Times New Roman" w:hint="eastAsia"/>
+          <w:szCs w:val="24"/>
+        </w:rPr>
+        <w:t>迴</w:t>
+      </w:r>
+      <w:proofErr w:type="gramEnd"/>
+      <w:r>
+        <w:rPr>
+          <w:rFonts w:ascii="Times New Roman" w:eastAsia="標楷體" w:hAnsi="Times New Roman" w:hint="eastAsia"/>
+          <w:szCs w:val="24"/>
+        </w:rPr>
+        <w:t>歸（</w:t>
+      </w:r>
+      <w:r>
+        <w:rPr>
+          <w:rFonts w:ascii="Times New Roman" w:eastAsia="標楷體" w:hAnsi="Times New Roman" w:hint="eastAsia"/>
+          <w:szCs w:val="24"/>
+        </w:rPr>
+        <w:t>OLS</w:t>
+      </w:r>
+      <w:r>
+        <w:rPr>
+          <w:rFonts w:ascii="Times New Roman" w:eastAsia="標楷體" w:hAnsi="Times New Roman" w:hint="eastAsia"/>
+          <w:szCs w:val="24"/>
+        </w:rPr>
+        <w:t>）、隨機森林（</w:t>
+      </w:r>
+      <w:r>
+        <w:rPr>
+          <w:rFonts w:ascii="Times New Roman" w:eastAsia="標楷體" w:hAnsi="Times New Roman" w:hint="eastAsia"/>
+          <w:szCs w:val="24"/>
+        </w:rPr>
+        <w:t>RF</w:t>
+      </w:r>
+      <w:r>
+        <w:rPr>
+          <w:rFonts w:ascii="Times New Roman" w:eastAsia="標楷體" w:hAnsi="Times New Roman" w:hint="eastAsia"/>
+          <w:szCs w:val="24"/>
+        </w:rPr>
+        <w:t>）與</w:t>
+      </w:r>
+      <w:proofErr w:type="gramStart"/>
+      <w:r>
+        <w:rPr>
+          <w:rFonts w:ascii="Times New Roman" w:eastAsia="標楷體" w:hAnsi="Times New Roman" w:hint="eastAsia"/>
+          <w:szCs w:val="24"/>
+        </w:rPr>
+        <w:t>多層類神經</w:t>
+      </w:r>
+      <w:proofErr w:type="gramEnd"/>
+      <w:r>
+        <w:rPr>
+          <w:rFonts w:ascii="Times New Roman" w:eastAsia="標楷體" w:hAnsi="Times New Roman" w:hint="eastAsia"/>
+          <w:szCs w:val="24"/>
+        </w:rPr>
+        <w:t>網路（</w:t>
+      </w:r>
+      <w:r>
+        <w:rPr>
+          <w:rFonts w:ascii="Times New Roman" w:eastAsia="標楷體" w:hAnsi="Times New Roman" w:hint="eastAsia"/>
+          <w:szCs w:val="24"/>
+        </w:rPr>
+        <w:t>NN1</w:t>
+      </w:r>
+      <w:proofErr w:type="gramStart"/>
+      <w:r>
+        <w:rPr>
+          <w:rFonts w:ascii="Times New Roman" w:eastAsia="標楷體" w:hAnsi="Times New Roman" w:hint="eastAsia"/>
+          <w:szCs w:val="24"/>
+        </w:rPr>
+        <w:t>–</w:t>
+      </w:r>
+      <w:proofErr w:type="gramEnd"/>
+      <w:r>
+        <w:rPr>
+          <w:rFonts w:ascii="Times New Roman" w:eastAsia="標楷體" w:hAnsi="Times New Roman" w:hint="eastAsia"/>
+          <w:szCs w:val="24"/>
+        </w:rPr>
+        <w:t>NN5</w:t>
+      </w:r>
+      <w:r>
+        <w:rPr>
+          <w:rFonts w:ascii="Times New Roman" w:eastAsia="標楷體" w:hAnsi="Times New Roman" w:hint="eastAsia"/>
+          <w:szCs w:val="24"/>
+        </w:rPr>
+        <w:t>）三大模型族群。評估指標包括累積報酬、勝率、夏普比率、樣本外</w:t>
+      </w:r>
+      <w:r>
+        <w:rPr>
+          <w:rFonts w:ascii="Times New Roman" w:eastAsia="標楷體" w:hAnsi="Times New Roman" w:hint="eastAsia"/>
+          <w:szCs w:val="24"/>
+        </w:rPr>
+        <w:t xml:space="preserve"> R</w:t>
+      </w:r>
+      <w:r>
+        <w:rPr>
+          <w:rFonts w:ascii="Times New Roman" w:eastAsia="標楷體" w:hAnsi="Times New Roman" w:hint="eastAsia"/>
+          <w:szCs w:val="24"/>
+        </w:rPr>
+        <w:t>²</w:t>
+      </w:r>
+      <w:r>
+        <w:rPr>
+          <w:rFonts w:ascii="Times New Roman" w:eastAsia="標楷體" w:hAnsi="Times New Roman" w:hint="eastAsia"/>
+          <w:szCs w:val="24"/>
+        </w:rPr>
+        <w:t xml:space="preserve"> </w:t>
+      </w:r>
+      <w:r>
+        <w:rPr>
+          <w:rFonts w:ascii="Times New Roman" w:eastAsia="標楷體" w:hAnsi="Times New Roman" w:hint="eastAsia"/>
+          <w:szCs w:val="24"/>
+        </w:rPr>
+        <w:t>與再投資累積報酬。</w:t>
+      </w:r>
+    </w:p>
+    <w:p>
+      <w:pPr>
+        <w:widowControl/>
+        <w:rPr>
+          <w:rFonts w:ascii="Times New Roman" w:eastAsia="標楷體" w:hAnsi="Times New Roman"/>
+          <w:szCs w:val="24"/>
+        </w:rPr>
+      </w:pPr>
+    </w:p>
+    <w:p>
+      <w:pPr>
+        <w:widowControl/>
+        <w:rPr>
+          <w:rFonts w:ascii="Times New Roman" w:eastAsia="標楷體" w:hAnsi="Times New Roman"/>
+          <w:szCs w:val="24"/>
+        </w:rPr>
+      </w:pPr>
+      <w:r>
+        <w:rPr>
+          <w:rFonts w:ascii="Times New Roman" w:eastAsia="標楷體" w:hAnsi="Times New Roman" w:hint="eastAsia"/>
+          <w:szCs w:val="24"/>
+        </w:rPr>
+        <w:t>實證結果顯示，非線性模型優勢明顯：</w:t>
+      </w:r>
+      <w:r>
+        <w:rPr>
+          <w:rFonts w:ascii="Times New Roman" w:eastAsia="標楷體" w:hAnsi="Times New Roman"/>
+          <w:szCs w:val="24"/>
+        </w:rPr>
+        <w:t xml:space="preserve">RF </w:t>
+      </w:r>
+      <w:r>
+        <w:rPr>
+          <w:rFonts w:ascii="Times New Roman" w:eastAsia="標楷體" w:hAnsi="Times New Roman" w:hint="eastAsia"/>
+          <w:szCs w:val="24"/>
+        </w:rPr>
+        <w:t>在所有持股等分（</w:t>
+      </w:r>
+      <w:r>
+        <w:rPr>
+          <w:rFonts w:ascii="Times New Roman" w:eastAsia="標楷體" w:hAnsi="Times New Roman"/>
+          <w:szCs w:val="24"/>
+        </w:rPr>
+        <w:t>10</w:t>
+      </w:r>
+      <w:proofErr w:type="gramStart"/>
+      <w:r>
+        <w:rPr>
+          <w:rFonts w:ascii="Times New Roman" w:eastAsia="標楷體" w:hAnsi="Times New Roman"/>
+          <w:szCs w:val="24"/>
+        </w:rPr>
+        <w:t>–</w:t>
+      </w:r>
+      <w:proofErr w:type="gramEnd"/>
+      <w:r>
+        <w:rPr>
+          <w:rFonts w:ascii="Times New Roman" w:eastAsia="標楷體" w:hAnsi="Times New Roman"/>
+          <w:szCs w:val="24"/>
+        </w:rPr>
+        <w:t xml:space="preserve">964 </w:t>
+      </w:r>
+      <w:r>
+        <w:rPr>
+          <w:rFonts w:ascii="Times New Roman" w:eastAsia="標楷體" w:hAnsi="Times New Roman" w:hint="eastAsia"/>
+          <w:szCs w:val="24"/>
+        </w:rPr>
+        <w:t>檔）皆長期打敗大盤，勝率</w:t>
+      </w:r>
+      <w:r>
+        <w:rPr>
+          <w:rFonts w:ascii="Times New Roman" w:eastAsia="標楷體" w:hAnsi="Times New Roman"/>
+          <w:szCs w:val="24"/>
+        </w:rPr>
+        <w:t xml:space="preserve"> 0.54</w:t>
+      </w:r>
+      <w:proofErr w:type="gramStart"/>
+      <w:r>
+        <w:rPr>
+          <w:rFonts w:ascii="Times New Roman" w:eastAsia="標楷體" w:hAnsi="Times New Roman"/>
+          <w:szCs w:val="24"/>
+        </w:rPr>
+        <w:t>–</w:t>
+      </w:r>
+      <w:proofErr w:type="gramEnd"/>
+      <w:r>
+        <w:rPr>
+          <w:rFonts w:ascii="Times New Roman" w:eastAsia="標楷體" w:hAnsi="Times New Roman"/>
+          <w:szCs w:val="24"/>
+        </w:rPr>
+        <w:t>0.63</w:t>
+      </w:r>
+      <w:r>
+        <w:rPr>
+          <w:rFonts w:ascii="Times New Roman" w:eastAsia="標楷體" w:hAnsi="Times New Roman" w:hint="eastAsia"/>
+          <w:szCs w:val="24"/>
+        </w:rPr>
+        <w:t>、夏普比率</w:t>
+      </w:r>
+      <w:r>
+        <w:rPr>
+          <w:rFonts w:ascii="Times New Roman" w:eastAsia="標楷體" w:hAnsi="Times New Roman"/>
+          <w:szCs w:val="24"/>
+        </w:rPr>
+        <w:t xml:space="preserve"> 0.25</w:t>
+      </w:r>
+      <w:proofErr w:type="gramStart"/>
+      <w:r>
+        <w:rPr>
+          <w:rFonts w:ascii="Times New Roman" w:eastAsia="標楷體" w:hAnsi="Times New Roman"/>
+          <w:szCs w:val="24"/>
+        </w:rPr>
+        <w:t>–</w:t>
+      </w:r>
+      <w:proofErr w:type="gramEnd"/>
+      <w:r>
+        <w:rPr>
+          <w:rFonts w:ascii="Times New Roman" w:eastAsia="標楷體" w:hAnsi="Times New Roman"/>
+          <w:szCs w:val="24"/>
+        </w:rPr>
+        <w:t>0.44</w:t>
+      </w:r>
+      <w:r>
+        <w:rPr>
+          <w:rFonts w:ascii="Times New Roman" w:eastAsia="標楷體" w:hAnsi="Times New Roman" w:hint="eastAsia"/>
+          <w:szCs w:val="24"/>
+        </w:rPr>
+        <w:t>，且樣本外</w:t>
+      </w:r>
+      <w:r>
+        <w:rPr>
+          <w:rFonts w:ascii="Times New Roman" w:eastAsia="標楷體" w:hAnsi="Times New Roman"/>
+          <w:szCs w:val="24"/>
+        </w:rPr>
+        <w:t xml:space="preserve"> R² </w:t>
+      </w:r>
+      <w:r>
+        <w:rPr>
+          <w:rFonts w:ascii="Times New Roman" w:eastAsia="標楷體" w:hAnsi="Times New Roman" w:hint="eastAsia"/>
+          <w:szCs w:val="24"/>
+        </w:rPr>
+        <w:t>為正（</w:t>
+      </w:r>
+      <w:r>
+        <w:rPr>
+          <w:rFonts w:ascii="Times New Roman" w:eastAsia="標楷體" w:hAnsi="Times New Roman"/>
+          <w:szCs w:val="24"/>
+        </w:rPr>
+        <w:t>0.045</w:t>
+      </w:r>
+      <w:r>
+        <w:rPr>
+          <w:rFonts w:ascii="Times New Roman" w:eastAsia="標楷體" w:hAnsi="Times New Roman" w:hint="eastAsia"/>
+          <w:szCs w:val="24"/>
+        </w:rPr>
+        <w:t>）；深層</w:t>
+      </w:r>
+      <w:r>
+        <w:rPr>
+          <w:rFonts w:ascii="Times New Roman" w:eastAsia="標楷體" w:hAnsi="Times New Roman"/>
+          <w:szCs w:val="24"/>
+        </w:rPr>
+        <w:t xml:space="preserve"> NN3</w:t>
+      </w:r>
+      <w:proofErr w:type="gramStart"/>
+      <w:r>
+        <w:rPr>
+          <w:rFonts w:ascii="Times New Roman" w:eastAsia="標楷體" w:hAnsi="Times New Roman"/>
+          <w:szCs w:val="24"/>
+        </w:rPr>
+        <w:t>–</w:t>
+      </w:r>
+      <w:proofErr w:type="gramEnd"/>
+      <w:r>
+        <w:rPr>
+          <w:rFonts w:ascii="Times New Roman" w:eastAsia="標楷體" w:hAnsi="Times New Roman"/>
+          <w:szCs w:val="24"/>
+        </w:rPr>
+        <w:t xml:space="preserve">NN4 </w:t>
+      </w:r>
+      <w:r>
+        <w:rPr>
+          <w:rFonts w:ascii="Times New Roman" w:eastAsia="標楷體" w:hAnsi="Times New Roman" w:hint="eastAsia"/>
+          <w:szCs w:val="24"/>
+        </w:rPr>
+        <w:t>於中等持股數（</w:t>
+      </w:r>
+      <w:r>
+        <w:rPr>
+          <w:rFonts w:ascii="Times New Roman" w:eastAsia="標楷體" w:hAnsi="Times New Roman"/>
+          <w:szCs w:val="24"/>
+        </w:rPr>
+        <w:t>10</w:t>
+      </w:r>
+      <w:proofErr w:type="gramStart"/>
+      <w:r>
+        <w:rPr>
+          <w:rFonts w:ascii="Times New Roman" w:eastAsia="標楷體" w:hAnsi="Times New Roman"/>
+          <w:szCs w:val="24"/>
+        </w:rPr>
+        <w:t>–</w:t>
+      </w:r>
+      <w:proofErr w:type="gramEnd"/>
+      <w:r>
+        <w:rPr>
+          <w:rFonts w:ascii="Times New Roman" w:eastAsia="標楷體" w:hAnsi="Times New Roman"/>
+          <w:szCs w:val="24"/>
+        </w:rPr>
+        <w:t xml:space="preserve">192 </w:t>
+      </w:r>
+      <w:r>
+        <w:rPr>
+          <w:rFonts w:ascii="Times New Roman" w:eastAsia="標楷體" w:hAnsi="Times New Roman" w:hint="eastAsia"/>
+          <w:szCs w:val="24"/>
+        </w:rPr>
+        <w:t>檔）亦展現不錯的勝率</w:t>
+      </w:r>
+      <w:proofErr w:type="gramStart"/>
+      <w:r>
+        <w:rPr>
+          <w:rFonts w:ascii="Times New Roman" w:eastAsia="標楷體" w:hAnsi="Times New Roman" w:hint="eastAsia"/>
+          <w:szCs w:val="24"/>
+        </w:rPr>
+        <w:t>（</w:t>
+      </w:r>
+      <w:proofErr w:type="gramEnd"/>
+      <w:r>
+        <w:rPr>
+          <w:rFonts w:ascii="Times New Roman" w:eastAsia="標楷體" w:hAnsi="Times New Roman"/>
+          <w:szCs w:val="24"/>
+        </w:rPr>
+        <w:t>≈0.55</w:t>
+      </w:r>
+      <w:r>
+        <w:rPr>
+          <w:rFonts w:ascii="Times New Roman" w:eastAsia="標楷體" w:hAnsi="Times New Roman" w:hint="eastAsia"/>
+          <w:szCs w:val="24"/>
+        </w:rPr>
+        <w:t>）與夏普（</w:t>
+      </w:r>
+      <w:r>
+        <w:rPr>
+          <w:rFonts w:ascii="Times New Roman" w:eastAsia="標楷體" w:hAnsi="Times New Roman"/>
+          <w:szCs w:val="24"/>
+        </w:rPr>
+        <w:t xml:space="preserve">0.20 </w:t>
+      </w:r>
+      <w:r>
+        <w:rPr>
+          <w:rFonts w:ascii="Times New Roman" w:eastAsia="標楷體" w:hAnsi="Times New Roman" w:hint="eastAsia"/>
+          <w:szCs w:val="24"/>
+        </w:rPr>
+        <w:t>以上），但在極度分散時表現略遜。相對地，</w:t>
+      </w:r>
+      <w:r>
+        <w:rPr>
+          <w:rFonts w:ascii="Times New Roman" w:eastAsia="標楷體" w:hAnsi="Times New Roman"/>
+          <w:szCs w:val="24"/>
+        </w:rPr>
+        <w:t xml:space="preserve">OLS </w:t>
+      </w:r>
+      <w:r>
+        <w:rPr>
+          <w:rFonts w:ascii="Times New Roman" w:eastAsia="標楷體" w:hAnsi="Times New Roman" w:hint="eastAsia"/>
+          <w:szCs w:val="24"/>
+        </w:rPr>
+        <w:t>與淺層</w:t>
+      </w:r>
+      <w:r>
+        <w:rPr>
+          <w:rFonts w:ascii="Times New Roman" w:eastAsia="標楷體" w:hAnsi="Times New Roman"/>
+          <w:szCs w:val="24"/>
+        </w:rPr>
+        <w:t xml:space="preserve"> NN1</w:t>
+      </w:r>
+      <w:r>
+        <w:rPr>
+          <w:rFonts w:ascii="Times New Roman" w:eastAsia="標楷體" w:hAnsi="Times New Roman" w:hint="eastAsia"/>
+          <w:szCs w:val="24"/>
+        </w:rPr>
+        <w:t>、</w:t>
+      </w:r>
+      <w:r>
+        <w:rPr>
+          <w:rFonts w:ascii="Times New Roman" w:eastAsia="標楷體" w:hAnsi="Times New Roman"/>
+          <w:szCs w:val="24"/>
+        </w:rPr>
+        <w:t xml:space="preserve">NN2 </w:t>
+      </w:r>
+      <w:r>
+        <w:rPr>
+          <w:rFonts w:ascii="Times New Roman" w:eastAsia="標楷體" w:hAnsi="Times New Roman" w:hint="eastAsia"/>
+          <w:szCs w:val="24"/>
+        </w:rPr>
+        <w:t>因缺乏非線性捕捉能力，</w:t>
+      </w:r>
+      <w:proofErr w:type="gramStart"/>
+      <w:r>
+        <w:rPr>
+          <w:rFonts w:ascii="Times New Roman" w:eastAsia="標楷體" w:hAnsi="Times New Roman" w:hint="eastAsia"/>
+          <w:szCs w:val="24"/>
+        </w:rPr>
+        <w:t>勝率僅近隨機</w:t>
+      </w:r>
+      <w:proofErr w:type="gramEnd"/>
+      <w:r>
+        <w:rPr>
+          <w:rFonts w:ascii="Times New Roman" w:eastAsia="標楷體" w:hAnsi="Times New Roman" w:hint="eastAsia"/>
+          <w:szCs w:val="24"/>
+        </w:rPr>
+        <w:t>水準，樣本外</w:t>
+      </w:r>
+      <w:r>
+        <w:rPr>
+          <w:rFonts w:ascii="Times New Roman" w:eastAsia="標楷體" w:hAnsi="Times New Roman"/>
+          <w:szCs w:val="24"/>
+        </w:rPr>
+        <w:t xml:space="preserve"> R² </w:t>
+      </w:r>
+      <w:r>
+        <w:rPr>
+          <w:rFonts w:ascii="Times New Roman" w:eastAsia="標楷體" w:hAnsi="Times New Roman" w:hint="eastAsia"/>
+          <w:szCs w:val="24"/>
+        </w:rPr>
+        <w:t>為負，且再投資報酬曲線自</w:t>
+      </w:r>
+      <w:r>
+        <w:rPr>
+          <w:rFonts w:ascii="Times New Roman" w:eastAsia="標楷體" w:hAnsi="Times New Roman"/>
+          <w:szCs w:val="24"/>
+        </w:rPr>
+        <w:t xml:space="preserve"> 2020 </w:t>
+      </w:r>
+      <w:r>
+        <w:rPr>
+          <w:rFonts w:ascii="Times New Roman" w:eastAsia="標楷體" w:hAnsi="Times New Roman" w:hint="eastAsia"/>
+          <w:szCs w:val="24"/>
+        </w:rPr>
+        <w:t>年後顯著回吐。</w:t>
+      </w:r>
+    </w:p>
+    <w:p>
+      <w:pPr>
+        <w:widowControl/>
+        <w:rPr>
+          <w:rFonts w:ascii="Times New Roman" w:eastAsia="標楷體" w:hAnsi="Times New Roman"/>
+          <w:szCs w:val="24"/>
+        </w:rPr>
+      </w:pPr>
+    </w:p>
+    <w:p>
+      <w:pPr>
+        <w:widowControl/>
+        <w:rPr>
+          <w:rFonts w:ascii="Times New Roman" w:eastAsia="標楷體" w:hAnsi="Times New Roman"/>
+          <w:szCs w:val="24"/>
+        </w:rPr>
+      </w:pPr>
+      <w:r>
+        <w:rPr>
+          <w:rFonts w:ascii="Times New Roman" w:eastAsia="標楷體" w:hAnsi="Times New Roman" w:hint="eastAsia"/>
+          <w:szCs w:val="24"/>
+        </w:rPr>
+        <w:t>綜合而言，本研究證實「因子投資</w:t>
+      </w:r>
+      <w:r>
+        <w:rPr>
+          <w:rFonts w:ascii="Times New Roman" w:eastAsia="標楷體" w:hAnsi="Times New Roman" w:hint="eastAsia"/>
+          <w:szCs w:val="24"/>
+        </w:rPr>
+        <w:t xml:space="preserve"> </w:t>
+      </w:r>
+      <w:r>
+        <w:rPr>
+          <w:rFonts w:ascii="Times New Roman" w:eastAsia="標楷體" w:hAnsi="Times New Roman" w:hint="eastAsia"/>
+          <w:szCs w:val="24"/>
+        </w:rPr>
+        <w:t>×</w:t>
+      </w:r>
+      <w:r>
+        <w:rPr>
+          <w:rFonts w:ascii="Times New Roman" w:eastAsia="標楷體" w:hAnsi="Times New Roman" w:hint="eastAsia"/>
+          <w:szCs w:val="24"/>
+        </w:rPr>
+        <w:t xml:space="preserve"> AI </w:t>
+      </w:r>
+      <w:r>
+        <w:rPr>
+          <w:rFonts w:ascii="Times New Roman" w:eastAsia="標楷體" w:hAnsi="Times New Roman" w:hint="eastAsia"/>
+          <w:szCs w:val="24"/>
+        </w:rPr>
+        <w:t>預測」之可行性：利用機器學習動態配置因子權重，可顯著提升長期勝率與風險調整後報酬，並穩定超越臺灣加權股價指數。</w:t>
+      </w:r>
+      <w:r>
+        <w:rPr>
+          <w:rFonts w:ascii="Times New Roman" w:eastAsia="標楷體" w:hAnsi="Times New Roman" w:hint="eastAsia"/>
+          <w:szCs w:val="24"/>
+        </w:rPr>
+        <w:t xml:space="preserve">RF </w:t>
+      </w:r>
+      <w:r>
+        <w:rPr>
+          <w:rFonts w:ascii="Times New Roman" w:eastAsia="標楷體" w:hAnsi="Times New Roman" w:hint="eastAsia"/>
+          <w:szCs w:val="24"/>
+        </w:rPr>
+        <w:t>在可解釋性、穩健性與全周期表現上最具優勢；深層</w:t>
+      </w:r>
+      <w:r>
+        <w:rPr>
+          <w:rFonts w:ascii="Times New Roman" w:eastAsia="標楷體" w:hAnsi="Times New Roman" w:hint="eastAsia"/>
+          <w:szCs w:val="24"/>
+        </w:rPr>
+        <w:t xml:space="preserve"> NN </w:t>
+      </w:r>
+      <w:r>
+        <w:rPr>
+          <w:rFonts w:ascii="Times New Roman" w:eastAsia="標楷體" w:hAnsi="Times New Roman" w:hint="eastAsia"/>
+          <w:szCs w:val="24"/>
+        </w:rPr>
+        <w:t>為中等持股數的進階選擇；而線性模型僅適合作為基準對照。此一結論為資產管理領域導入資料驅動策略提供具體指引，亦提醒投資者在實務上須兼顧模型容量、流動性與執行成本。</w:t>
+      </w:r>
+    </w:p>
+    <w:p>
+      <w:pPr>
+        <w:rPr>
+          <w:rFonts w:ascii="Times New Roman" w:eastAsia="標楷體" w:hAnsi="Times New Roman"/>
+          <w:b/>
+          <w:bCs/>
+          <w:szCs w:val="24"/>
+        </w:rPr>
+      </w:pPr>
+    </w:p>
+    <w:p>
+      <w:pPr>
+        <w:rPr>
+          <w:rFonts w:ascii="Times New Roman" w:eastAsia="標楷體" w:hAnsi="Times New Roman"/>
+          <w:b/>
+          <w:bCs/>
+          <w:szCs w:val="24"/>
+        </w:rPr>
+      </w:pPr>
+      <w:r>
+        <w:rPr>
+          <w:rFonts w:ascii="Times New Roman" w:eastAsia="標楷體" w:hAnsi="Times New Roman" w:hint="eastAsia"/>
+          <w:b/>
+          <w:bCs/>
+          <w:szCs w:val="24"/>
+        </w:rPr>
+        <w:t>關鍵字</w:t>
+      </w:r>
+      <w:r>
+        <w:rPr>
+          <w:rFonts w:ascii="Times New Roman" w:eastAsia="標楷體" w:hAnsi="Times New Roman" w:hint="eastAsia"/>
+          <w:b/>
+          <w:bCs/>
+          <w:szCs w:val="24"/>
+        </w:rPr>
+        <w:t>:</w:t>
+      </w:r>
+      <w:r>
+        <w:rPr>
+          <w:rFonts w:ascii="Times New Roman" w:eastAsia="標楷體" w:hAnsi="Times New Roman" w:hint="eastAsia"/>
+          <w:b/>
+          <w:bCs/>
+          <w:szCs w:val="24"/>
+        </w:rPr>
+        <w:t xml:space="preserve">　機器學習、資訊係數、</w:t>
+      </w:r>
+      <w:proofErr w:type="gramStart"/>
+      <w:r>
+        <w:rPr>
+          <w:rFonts w:ascii="Times New Roman" w:eastAsia="標楷體" w:hAnsi="Times New Roman" w:hint="eastAsia"/>
+          <w:b/>
+          <w:bCs/>
+          <w:szCs w:val="24"/>
+        </w:rPr>
+        <w:t>帳面</w:t>
+      </w:r>
+      <w:proofErr w:type="gramEnd"/>
+      <w:r>
+        <w:rPr>
+          <w:rFonts w:ascii="Times New Roman" w:eastAsia="標楷體" w:hAnsi="Times New Roman" w:hint="eastAsia"/>
+          <w:b/>
+          <w:bCs/>
+          <w:szCs w:val="24"/>
+        </w:rPr>
+        <w:t>市值比、規模、動能、類神經網路、</w:t>
+      </w:r>
+      <w:proofErr w:type="gramStart"/>
+      <w:r>
+        <w:rPr>
+          <w:rFonts w:ascii="Times New Roman" w:eastAsia="標楷體" w:hAnsi="Times New Roman" w:hint="eastAsia"/>
+          <w:b/>
+          <w:bCs/>
+          <w:szCs w:val="24"/>
+        </w:rPr>
+        <w:t>ˊ</w:t>
+      </w:r>
+      <w:proofErr w:type="gramEnd"/>
+      <w:r>
+        <w:rPr>
+          <w:rFonts w:ascii="Times New Roman" w:eastAsia="標楷體" w:hAnsi="Times New Roman" w:hint="eastAsia"/>
+          <w:b/>
+          <w:bCs/>
+          <w:szCs w:val="24"/>
+        </w:rPr>
+        <w:t>機森林、線性回歸</w:t>
+      </w:r>
+    </w:p>
+    <w:p>
+      <w:pPr>
+        <w:rPr>
+          <w:rFonts w:ascii="Times New Roman" w:eastAsia="標楷體" w:hAnsi="Times New Roman"/>
+          <w:b/>
+          <w:bCs/>
+          <w:szCs w:val="24"/>
+        </w:rPr>
+      </w:pPr>
+    </w:p>
+    <w:p>
+      <w:pPr>
+        <w:rPr>
+          <w:rFonts w:ascii="Times New Roman" w:eastAsia="標楷體" w:hAnsi="Times New Roman"/>
+          <w:b/>
+          <w:bCs/>
+          <w:szCs w:val="24"/>
+        </w:rPr>
+      </w:pPr>
+    </w:p>
+    <w:p>
+      <w:pPr>
+        <w:rPr>
+          <w:rFonts w:ascii="Times New Roman" w:eastAsia="標楷體" w:hAnsi="Times New Roman"/>
+          <w:b/>
+          <w:bCs/>
+          <w:szCs w:val="24"/>
+        </w:rPr>
+      </w:pPr>
+    </w:p>
+    <w:p>
+      <w:pPr>
+        <w:rPr>
+          <w:rFonts w:ascii="Times New Roman" w:eastAsia="標楷體" w:hAnsi="Times New Roman"/>
+          <w:b/>
+          <w:bCs/>
+          <w:szCs w:val="24"/>
+        </w:rPr>
+      </w:pPr>
+    </w:p>
+    <w:p>
+      <w:pPr>
+        <w:rPr>
+          <w:rFonts w:ascii="Times New Roman" w:eastAsia="標楷體" w:hAnsi="Times New Roman"/>
+          <w:b/>
+          <w:bCs/>
+          <w:szCs w:val="24"/>
+        </w:rPr>
+      </w:pPr>
+    </w:p>
+    <w:p>
+      <w:pPr>
+        <w:rPr>
+          <w:rFonts w:ascii="Times New Roman" w:eastAsia="標楷體" w:hAnsi="Times New Roman"/>
+          <w:b/>
+          <w:bCs/>
+          <w:szCs w:val="24"/>
+        </w:rPr>
+      </w:pPr>
+    </w:p>
+    <w:p>
+      <w:pPr>
+        <w:rPr>
+          <w:rFonts w:ascii="Times New Roman" w:eastAsia="標楷體" w:hAnsi="Times New Roman"/>
+          <w:b/>
+          <w:bCs/>
+          <w:szCs w:val="24"/>
+        </w:rPr>
+      </w:pPr>
+    </w:p>
+    <w:p>
+      <w:pPr>
+        <w:rPr>
+          <w:rFonts w:ascii="Times New Roman" w:eastAsia="標楷體" w:hAnsi="Times New Roman"/>
+          <w:b/>
+          <w:bCs/>
+          <w:szCs w:val="24"/>
+        </w:rPr>
+      </w:pPr>
+    </w:p>
+    <w:p>
+      <w:pPr>
+        <w:rPr>
+          <w:rFonts w:ascii="Times New Roman" w:eastAsia="標楷體" w:hAnsi="Times New Roman"/>
+          <w:b/>
+          <w:bCs/>
+          <w:szCs w:val="24"/>
+        </w:rPr>
+      </w:pPr>
+    </w:p>
+    <w:p>
+      <w:pPr>
+        <w:rPr>
+          <w:rFonts w:ascii="Times New Roman" w:eastAsia="標楷體" w:hAnsi="Times New Roman"/>
+          <w:b/>
+          <w:bCs/>
+          <w:szCs w:val="24"/>
+        </w:rPr>
+      </w:pPr>
+    </w:p>
+    <w:p>
+      <w:pPr>
+        <w:rPr>
+          <w:rFonts w:ascii="Times New Roman" w:eastAsia="標楷體" w:hAnsi="Times New Roman"/>
+          <w:b/>
+          <w:bCs/>
+          <w:szCs w:val="24"/>
+        </w:rPr>
+      </w:pPr>
+    </w:p>
+    <w:p>
+      <w:pPr>
+        <w:rPr>
+          <w:rFonts w:ascii="Times New Roman" w:eastAsia="標楷體" w:hAnsi="Times New Roman" w:hint="eastAsia"/>
+          <w:b/>
+          <w:bCs/>
+          <w:szCs w:val="24"/>
+        </w:rPr>
+      </w:pPr>
+    </w:p>
+    <w:p>
+      <w:pPr>
+        <w:jc w:val="center"/>
+        <w:rPr>
+          <w:rFonts w:ascii="Times New Roman" w:eastAsia="標楷體" w:hAnsi="Times New Roman" w:hint="eastAsia"/>
+          <w:b/>
+          <w:bCs/>
           <w:sz w:val="32"/>
           <w:szCs w:val="32"/>
         </w:rPr>
       </w:pPr>
-    </w:p>
-    <w:p>
-      <w:pPr>
-        <w:rPr>
-          <w:rFonts w:ascii="Times New Roman" w:eastAsia="標楷體" w:hAnsi="Times New Roman"/>
+      <w:r>
+        <w:rPr>
+          <w:rFonts w:ascii="Times New Roman" w:eastAsia="標楷體" w:hAnsi="Times New Roman" w:hint="eastAsia"/>
           <w:b/>
           <w:bCs/>
           <w:sz w:val="32"/>
           <w:szCs w:val="32"/>
         </w:rPr>
-      </w:pPr>
-    </w:p>
-    <w:p>
-      <w:pPr>
+        <w:t>Ab</w:t>
+      </w:r>
+      <w:r>
         <w:rPr>
           <w:rFonts w:ascii="Times New Roman" w:eastAsia="標楷體" w:hAnsi="Times New Roman"/>
           <w:b/>
@@ -502,170 +1520,351 @@
           <w:sz w:val="32"/>
           <w:szCs w:val="32"/>
         </w:rPr>
-      </w:pPr>
-    </w:p>
-    <w:p>
-      <w:pPr>
-        <w:rPr>
-          <w:rFonts w:ascii="Times New Roman" w:eastAsia="標楷體" w:hAnsi="Times New Roman"/>
-          <w:b/>
-          <w:bCs/>
-          <w:sz w:val="32"/>
-          <w:szCs w:val="32"/>
-        </w:rPr>
-      </w:pPr>
-    </w:p>
-    <w:p>
-      <w:pPr>
-        <w:rPr>
-          <w:rFonts w:ascii="Times New Roman" w:eastAsia="標楷體" w:hAnsi="Times New Roman"/>
-          <w:b/>
-          <w:bCs/>
-          <w:sz w:val="32"/>
-          <w:szCs w:val="32"/>
-        </w:rPr>
-      </w:pPr>
-    </w:p>
-    <w:p>
-      <w:pPr>
-        <w:rPr>
-          <w:rFonts w:ascii="Times New Roman" w:eastAsia="標楷體" w:hAnsi="Times New Roman"/>
-          <w:b/>
-          <w:bCs/>
-          <w:sz w:val="32"/>
-          <w:szCs w:val="32"/>
-        </w:rPr>
-      </w:pPr>
-    </w:p>
-    <w:p>
-      <w:pPr>
-        <w:rPr>
-          <w:rFonts w:ascii="Times New Roman" w:eastAsia="標楷體" w:hAnsi="Times New Roman"/>
-          <w:b/>
-          <w:bCs/>
-          <w:sz w:val="32"/>
-          <w:szCs w:val="32"/>
-        </w:rPr>
-      </w:pPr>
-    </w:p>
-    <w:p>
-      <w:pPr>
-        <w:rPr>
-          <w:rFonts w:ascii="Times New Roman" w:eastAsia="標楷體" w:hAnsi="Times New Roman"/>
-          <w:b/>
-          <w:bCs/>
-          <w:sz w:val="32"/>
-          <w:szCs w:val="32"/>
-        </w:rPr>
-      </w:pPr>
-    </w:p>
-    <w:p>
-      <w:pPr>
-        <w:rPr>
-          <w:rFonts w:ascii="Times New Roman" w:eastAsia="標楷體" w:hAnsi="Times New Roman"/>
-          <w:b/>
-          <w:bCs/>
-          <w:sz w:val="32"/>
-          <w:szCs w:val="32"/>
-        </w:rPr>
-      </w:pPr>
-    </w:p>
-    <w:p>
-      <w:pPr>
-        <w:rPr>
-          <w:rFonts w:ascii="Times New Roman" w:eastAsia="標楷體" w:hAnsi="Times New Roman"/>
-          <w:b/>
-          <w:bCs/>
-          <w:sz w:val="32"/>
-          <w:szCs w:val="32"/>
-        </w:rPr>
-      </w:pPr>
-    </w:p>
-    <w:p>
-      <w:pPr>
-        <w:rPr>
-          <w:rFonts w:ascii="Times New Roman" w:eastAsia="標楷體" w:hAnsi="Times New Roman"/>
-          <w:b/>
-          <w:bCs/>
-          <w:sz w:val="32"/>
-          <w:szCs w:val="32"/>
-        </w:rPr>
-      </w:pPr>
-    </w:p>
-    <w:p>
-      <w:pPr>
-        <w:rPr>
-          <w:rFonts w:ascii="Times New Roman" w:eastAsia="標楷體" w:hAnsi="Times New Roman"/>
-          <w:b/>
-          <w:bCs/>
-          <w:sz w:val="32"/>
-          <w:szCs w:val="32"/>
-        </w:rPr>
-      </w:pPr>
-    </w:p>
-    <w:p>
-      <w:pPr>
-        <w:rPr>
-          <w:rFonts w:ascii="Times New Roman" w:eastAsia="標楷體" w:hAnsi="Times New Roman"/>
-          <w:b/>
-          <w:bCs/>
-          <w:sz w:val="32"/>
-          <w:szCs w:val="32"/>
-        </w:rPr>
-      </w:pPr>
-    </w:p>
-    <w:p>
-      <w:pPr>
-        <w:rPr>
-          <w:rFonts w:ascii="Times New Roman" w:eastAsia="標楷體" w:hAnsi="Times New Roman"/>
-          <w:b/>
-          <w:bCs/>
-          <w:sz w:val="32"/>
-          <w:szCs w:val="32"/>
-        </w:rPr>
-      </w:pPr>
-    </w:p>
-    <w:p>
-      <w:pPr>
-        <w:rPr>
-          <w:rFonts w:ascii="Times New Roman" w:eastAsia="標楷體" w:hAnsi="Times New Roman"/>
-          <w:b/>
-          <w:bCs/>
-          <w:sz w:val="32"/>
-          <w:szCs w:val="32"/>
-        </w:rPr>
-      </w:pPr>
-    </w:p>
-    <w:p>
-      <w:pPr>
-        <w:rPr>
-          <w:rFonts w:ascii="Times New Roman" w:eastAsia="標楷體" w:hAnsi="Times New Roman"/>
-          <w:b/>
-          <w:bCs/>
-          <w:sz w:val="32"/>
-          <w:szCs w:val="32"/>
-        </w:rPr>
-      </w:pPr>
-    </w:p>
-    <w:p>
-      <w:pPr>
-        <w:rPr>
-          <w:rFonts w:ascii="Times New Roman" w:eastAsia="標楷體" w:hAnsi="Times New Roman"/>
-          <w:b/>
-          <w:bCs/>
-          <w:sz w:val="32"/>
-          <w:szCs w:val="32"/>
-        </w:rPr>
-      </w:pPr>
-    </w:p>
-    <w:p>
-      <w:pPr>
-        <w:rPr>
-          <w:rFonts w:ascii="Times New Roman" w:eastAsia="標楷體" w:hAnsi="Times New Roman"/>
-          <w:b/>
-          <w:bCs/>
-          <w:sz w:val="32"/>
-          <w:szCs w:val="32"/>
+        <w:t>stract</w:t>
+      </w:r>
+    </w:p>
+    <w:p>
+      <w:pPr>
+        <w:widowControl/>
+        <w:ind w:firstLineChars="200" w:firstLine="480"/>
+        <w:rPr>
+          <w:rFonts w:ascii="Times New Roman" w:eastAsia="標楷體" w:hAnsi="Times New Roman"/>
+          <w:b/>
+          <w:bCs/>
+          <w:szCs w:val="24"/>
+        </w:rPr>
+      </w:pPr>
+      <w:r>
+        <w:rPr>
+          <w:rFonts w:ascii="Times New Roman" w:eastAsia="標楷體" w:hAnsi="Times New Roman"/>
+          <w:b/>
+          <w:bCs/>
+          <w:szCs w:val="24"/>
+        </w:rPr>
+        <w:t>This study integrates the Fama–French three factors—Size, Book-to-Market (B/M), and Momentum—with machine-learning techniques. By forecasting each factor’s Information Coefficient (IC) and dynamically adjusting their weights, it intelligently constructs equity portfolios for the Taiwanese market. The dataset, sourced from TEJ, covers monthly observations from January 1999 to February 2025 and retains only common stocks still listed as of January 2025. Three model families are compared: Ordinary-Least-Squares regression (OLS), Random Forests (RF), and multi-layer neural networks (NN1–NN5). Performance is evaluated using cumulative return, hit ratio, Sharpe ratio, out-of-sample R², and reinvested cumulative return.</w:t>
+      </w:r>
+    </w:p>
+    <w:p>
+      <w:pPr>
+        <w:widowControl/>
+        <w:ind w:firstLineChars="200" w:firstLine="480"/>
+        <w:rPr>
+          <w:rFonts w:ascii="Times New Roman" w:eastAsia="標楷體" w:hAnsi="Times New Roman"/>
+          <w:b/>
+          <w:bCs/>
+          <w:szCs w:val="24"/>
+        </w:rPr>
+      </w:pPr>
+    </w:p>
+    <w:p>
+      <w:pPr>
+        <w:widowControl/>
+        <w:ind w:firstLineChars="200" w:firstLine="480"/>
+        <w:rPr>
+          <w:rFonts w:ascii="Times New Roman" w:eastAsia="標楷體" w:hAnsi="Times New Roman"/>
+          <w:b/>
+          <w:bCs/>
+          <w:szCs w:val="24"/>
+        </w:rPr>
+      </w:pPr>
+      <w:r>
+        <w:rPr>
+          <w:rFonts w:ascii="Times New Roman" w:eastAsia="標楷體" w:hAnsi="Times New Roman"/>
+          <w:b/>
+          <w:bCs/>
+          <w:szCs w:val="24"/>
+        </w:rPr>
+        <w:t>Empirical results reveal a clear advantage for non-linear models. RF outperforms the market across all portfolio sizes (10–964 stocks), achieving hit ratios of 0.54–0.63, Sharpe ratios of 0.25–0.44, and a positive out-of-sample R² (0.045). Deep networks NN3–NN4 also deliver solid performance for moderate portfolio sizes (10–192 stocks), with hit ratios around 0.55 and Sharpe ratios above 0.20, though they lag slightly when portfolios are extremely diversified. In contrast, OLS and shallow networks NN1–NN2, which lack the capacity to capture non-linearity, show near-random hit ratios, negative out-of-sample R² values, and pronounced drawdowns in reinvested returns after 2020.</w:t>
+      </w:r>
+    </w:p>
+    <w:p>
+      <w:pPr>
+        <w:widowControl/>
+        <w:ind w:firstLineChars="200" w:firstLine="480"/>
+        <w:rPr>
+          <w:rFonts w:ascii="Times New Roman" w:eastAsia="標楷體" w:hAnsi="Times New Roman"/>
+          <w:b/>
+          <w:bCs/>
+          <w:szCs w:val="24"/>
+        </w:rPr>
+      </w:pPr>
+    </w:p>
+    <w:p>
+      <w:pPr>
+        <w:widowControl/>
+        <w:ind w:firstLineChars="200" w:firstLine="480"/>
+        <w:rPr>
+          <w:rFonts w:ascii="Times New Roman" w:eastAsia="標楷體" w:hAnsi="Times New Roman"/>
+          <w:b/>
+          <w:bCs/>
+          <w:szCs w:val="24"/>
+        </w:rPr>
+      </w:pPr>
+      <w:r>
+        <w:rPr>
+          <w:rFonts w:ascii="Times New Roman" w:eastAsia="標楷體" w:hAnsi="Times New Roman"/>
+          <w:b/>
+          <w:bCs/>
+          <w:szCs w:val="24"/>
+        </w:rPr>
+        <w:t>Overall, the study confirms the viability of “factor investing × AI forecasting.” Dynamically allocating factor weights with machine learning can markedly improve long-term hit ratios and risk-adjusted returns, consistently beating the Taiwan Stock Exchange Capitalization Weighted Stock Index (TAIEX). RF strikes the best balance of interpretability, robustness, and full-cycle performance; deep neural networks are an advanced option for moderately sized portfolios; and linear models serve mainly as benchmarks. The findings offer concrete guidance for data-driven asset-management strategies while reminding investors to consider model capacity, liquidity, and execution costs in practice.</w:t>
+      </w:r>
+    </w:p>
+    <w:p>
+      <w:pPr>
+        <w:widowControl/>
+        <w:rPr>
+          <w:rFonts w:ascii="Times New Roman" w:eastAsia="標楷體" w:hAnsi="Times New Roman" w:hint="eastAsia"/>
+          <w:b/>
+          <w:bCs/>
+          <w:szCs w:val="24"/>
+        </w:rPr>
+      </w:pPr>
+    </w:p>
+    <w:p>
+      <w:pPr>
+        <w:widowControl/>
+        <w:rPr>
+          <w:rFonts w:ascii="Times New Roman" w:eastAsia="標楷體" w:hAnsi="Times New Roman"/>
+          <w:b/>
+          <w:bCs/>
+          <w:szCs w:val="24"/>
+        </w:rPr>
+      </w:pPr>
+      <w:r>
+        <w:rPr>
+          <w:rFonts w:ascii="Times New Roman" w:eastAsia="標楷體" w:hAnsi="Times New Roman" w:hint="eastAsia"/>
+          <w:b/>
+          <w:bCs/>
+          <w:szCs w:val="24"/>
+        </w:rPr>
+        <w:t>Ke</w:t>
+      </w:r>
+      <w:r>
+        <w:rPr>
+          <w:rFonts w:ascii="Times New Roman" w:eastAsia="標楷體" w:hAnsi="Times New Roman"/>
+          <w:b/>
+          <w:bCs/>
+          <w:szCs w:val="24"/>
+        </w:rPr>
+        <w:t xml:space="preserve">yword : </w:t>
+      </w:r>
+      <w:r>
+        <w:rPr>
+          <w:rFonts w:ascii="Times New Roman" w:eastAsia="標楷體" w:hAnsi="Times New Roman" w:hint="eastAsia"/>
+          <w:b/>
+          <w:bCs/>
+          <w:szCs w:val="24"/>
+        </w:rPr>
+        <w:t>M</w:t>
+      </w:r>
+      <w:r>
+        <w:rPr>
+          <w:rFonts w:ascii="Times New Roman" w:eastAsia="標楷體" w:hAnsi="Times New Roman"/>
+          <w:b/>
+          <w:bCs/>
+          <w:szCs w:val="24"/>
+        </w:rPr>
+        <w:t>achine Learning</w:t>
+      </w:r>
+      <w:r>
+        <w:rPr>
+          <w:rFonts w:ascii="Times New Roman" w:eastAsia="標楷體" w:hAnsi="Times New Roman" w:hint="eastAsia"/>
+          <w:b/>
+          <w:bCs/>
+          <w:szCs w:val="24"/>
+        </w:rPr>
+        <w:t>、</w:t>
+      </w:r>
+      <w:r>
+        <w:rPr>
+          <w:rFonts w:ascii="Times New Roman" w:eastAsia="標楷體" w:hAnsi="Times New Roman" w:hint="eastAsia"/>
+          <w:b/>
+          <w:bCs/>
+          <w:szCs w:val="24"/>
+        </w:rPr>
+        <w:t>I</w:t>
+      </w:r>
+      <w:r>
+        <w:rPr>
+          <w:rFonts w:ascii="Times New Roman" w:eastAsia="標楷體" w:hAnsi="Times New Roman"/>
+          <w:b/>
+          <w:bCs/>
+          <w:szCs w:val="24"/>
+        </w:rPr>
+        <w:t>C</w:t>
+      </w:r>
+      <w:r>
+        <w:rPr>
+          <w:rFonts w:ascii="Times New Roman" w:eastAsia="標楷體" w:hAnsi="Times New Roman" w:hint="eastAsia"/>
+          <w:b/>
+          <w:bCs/>
+          <w:szCs w:val="24"/>
+        </w:rPr>
+        <w:t>、</w:t>
+      </w:r>
+      <w:r>
+        <w:rPr>
+          <w:rFonts w:ascii="Times New Roman" w:eastAsia="標楷體" w:hAnsi="Times New Roman" w:hint="eastAsia"/>
+          <w:b/>
+          <w:bCs/>
+          <w:szCs w:val="24"/>
+        </w:rPr>
+        <w:t>b</w:t>
+      </w:r>
+      <w:r>
+        <w:rPr>
+          <w:rFonts w:ascii="Times New Roman" w:eastAsia="標楷體" w:hAnsi="Times New Roman"/>
+          <w:b/>
+          <w:bCs/>
+          <w:szCs w:val="24"/>
+        </w:rPr>
+        <w:t>ook-to-market</w:t>
+      </w:r>
+      <w:r>
+        <w:rPr>
+          <w:rFonts w:ascii="Times New Roman" w:eastAsia="標楷體" w:hAnsi="Times New Roman" w:hint="eastAsia"/>
+          <w:b/>
+          <w:bCs/>
+          <w:szCs w:val="24"/>
+        </w:rPr>
+        <w:t>、</w:t>
+      </w:r>
+      <w:r>
+        <w:rPr>
+          <w:rFonts w:ascii="Times New Roman" w:eastAsia="標楷體" w:hAnsi="Times New Roman"/>
+          <w:b/>
+          <w:bCs/>
+          <w:szCs w:val="24"/>
+        </w:rPr>
+        <w:t>s</w:t>
+      </w:r>
+      <w:r>
+        <w:rPr>
+          <w:rFonts w:ascii="Times New Roman" w:eastAsia="標楷體" w:hAnsi="Times New Roman" w:hint="eastAsia"/>
+          <w:b/>
+          <w:bCs/>
+          <w:szCs w:val="24"/>
+        </w:rPr>
+        <w:t>ize</w:t>
+      </w:r>
+      <w:r>
+        <w:rPr>
+          <w:rFonts w:ascii="Times New Roman" w:eastAsia="標楷體" w:hAnsi="Times New Roman" w:hint="eastAsia"/>
+          <w:b/>
+          <w:bCs/>
+          <w:szCs w:val="24"/>
+        </w:rPr>
+        <w:t>、</w:t>
+      </w:r>
+      <w:r>
+        <w:rPr>
+          <w:rFonts w:ascii="Times New Roman" w:eastAsia="標楷體" w:hAnsi="Times New Roman"/>
+          <w:b/>
+          <w:bCs/>
+          <w:szCs w:val="24"/>
+        </w:rPr>
+        <w:t>m</w:t>
+      </w:r>
+      <w:r>
+        <w:rPr>
+          <w:rFonts w:ascii="Times New Roman" w:eastAsia="標楷體" w:hAnsi="Times New Roman" w:hint="eastAsia"/>
+          <w:b/>
+          <w:bCs/>
+          <w:szCs w:val="24"/>
+        </w:rPr>
+        <w:t>ome</w:t>
+      </w:r>
+      <w:r>
+        <w:rPr>
+          <w:rFonts w:ascii="Times New Roman" w:eastAsia="標楷體" w:hAnsi="Times New Roman"/>
+          <w:b/>
+          <w:bCs/>
+          <w:szCs w:val="24"/>
+        </w:rPr>
+        <w:t>ntum</w:t>
+      </w:r>
+      <w:r>
+        <w:rPr>
+          <w:rFonts w:ascii="Times New Roman" w:eastAsia="標楷體" w:hAnsi="Times New Roman" w:hint="eastAsia"/>
+          <w:b/>
+          <w:bCs/>
+          <w:szCs w:val="24"/>
+        </w:rPr>
+        <w:t>、</w:t>
+      </w:r>
+      <w:r>
+        <w:rPr>
+          <w:rFonts w:ascii="Times New Roman" w:eastAsia="標楷體" w:hAnsi="Times New Roman"/>
+          <w:b/>
+          <w:bCs/>
+          <w:szCs w:val="24"/>
+        </w:rPr>
+        <w:t>Neural Network</w:t>
+      </w:r>
+      <w:r>
+        <w:rPr>
+          <w:rFonts w:ascii="Times New Roman" w:eastAsia="標楷體" w:hAnsi="Times New Roman" w:hint="eastAsia"/>
+          <w:b/>
+          <w:bCs/>
+          <w:szCs w:val="24"/>
+        </w:rPr>
+        <w:t>、</w:t>
+      </w:r>
+      <w:r>
+        <w:rPr>
+          <w:rFonts w:ascii="Times New Roman" w:eastAsia="標楷體" w:hAnsi="Times New Roman" w:hint="eastAsia"/>
+          <w:b/>
+          <w:bCs/>
+          <w:szCs w:val="24"/>
+        </w:rPr>
+        <w:t xml:space="preserve"> </w:t>
+      </w:r>
+      <w:r>
+        <w:rPr>
+          <w:rFonts w:ascii="Times New Roman" w:eastAsia="標楷體" w:hAnsi="Times New Roman"/>
+          <w:b/>
+          <w:bCs/>
+          <w:szCs w:val="24"/>
+        </w:rPr>
+        <w:t>Random Forest</w:t>
+      </w:r>
+      <w:r>
+        <w:rPr>
+          <w:rFonts w:ascii="Times New Roman" w:eastAsia="標楷體" w:hAnsi="Times New Roman" w:hint="eastAsia"/>
+          <w:b/>
+          <w:bCs/>
+          <w:szCs w:val="24"/>
+        </w:rPr>
+        <w:t>、</w:t>
+      </w:r>
+      <w:r>
+        <w:rPr>
+          <w:rFonts w:ascii="Times New Roman" w:eastAsia="標楷體" w:hAnsi="Times New Roman" w:hint="eastAsia"/>
+          <w:b/>
+          <w:bCs/>
+          <w:szCs w:val="24"/>
+        </w:rPr>
+        <w:t>L</w:t>
+      </w:r>
+      <w:r>
+        <w:rPr>
+          <w:rFonts w:ascii="Times New Roman" w:eastAsia="標楷體" w:hAnsi="Times New Roman"/>
+          <w:b/>
+          <w:bCs/>
+          <w:szCs w:val="24"/>
+        </w:rPr>
+        <w:t>inear Regression</w:t>
+      </w:r>
+    </w:p>
+    <w:p>
+      <w:pPr>
+        <w:widowControl/>
+        <w:rPr>
+          <w:rFonts w:ascii="Times New Roman" w:eastAsia="標楷體" w:hAnsi="Times New Roman" w:hint="eastAsia"/>
+          <w:b/>
+          <w:bCs/>
+          <w:szCs w:val="24"/>
         </w:rPr>
       </w:pPr>
     </w:p>
@@ -673,256 +1872,7 @@
       <w:pPr>
         <w:jc w:val="center"/>
         <w:rPr>
-          <w:rFonts w:ascii="Times New Roman" w:eastAsia="標楷體" w:hAnsi="Times New Roman"/>
-          <w:b/>
-          <w:bCs/>
-          <w:sz w:val="32"/>
-          <w:szCs w:val="32"/>
-        </w:rPr>
-      </w:pPr>
-      <w:r>
-        <w:rPr>
-          <w:rFonts w:ascii="Times New Roman" w:eastAsia="標楷體" w:hAnsi="Times New Roman" w:hint="eastAsia"/>
-          <w:b/>
-          <w:bCs/>
-          <w:sz w:val="32"/>
-          <w:szCs w:val="32"/>
-        </w:rPr>
-        <w:lastRenderedPageBreak/>
-        <w:t>Ab</w:t>
-      </w:r>
-      <w:r>
-        <w:rPr>
-          <w:rFonts w:ascii="Times New Roman" w:eastAsia="標楷體" w:hAnsi="Times New Roman"/>
-          <w:b/>
-          <w:bCs/>
-          <w:sz w:val="32"/>
-          <w:szCs w:val="32"/>
-        </w:rPr>
-        <w:t>stract</w:t>
-      </w:r>
-    </w:p>
-    <w:p>
-      <w:pPr>
-        <w:widowControl/>
-        <w:rPr>
-          <w:rFonts w:ascii="Times New Roman" w:eastAsia="標楷體" w:hAnsi="Times New Roman"/>
-          <w:b/>
-          <w:bCs/>
-          <w:sz w:val="32"/>
-          <w:szCs w:val="32"/>
-        </w:rPr>
-      </w:pPr>
-    </w:p>
-    <w:p>
-      <w:pPr>
-        <w:widowControl/>
-        <w:rPr>
-          <w:rFonts w:ascii="Times New Roman" w:eastAsia="標楷體" w:hAnsi="Times New Roman"/>
-          <w:b/>
-          <w:bCs/>
-          <w:sz w:val="32"/>
-          <w:szCs w:val="32"/>
-        </w:rPr>
-      </w:pPr>
-    </w:p>
-    <w:p>
-      <w:pPr>
-        <w:widowControl/>
-        <w:rPr>
-          <w:rFonts w:ascii="Times New Roman" w:eastAsia="標楷體" w:hAnsi="Times New Roman"/>
-          <w:b/>
-          <w:bCs/>
-          <w:sz w:val="32"/>
-          <w:szCs w:val="32"/>
-        </w:rPr>
-      </w:pPr>
-    </w:p>
-    <w:p>
-      <w:pPr>
-        <w:widowControl/>
-        <w:rPr>
-          <w:rFonts w:ascii="Times New Roman" w:eastAsia="標楷體" w:hAnsi="Times New Roman"/>
-          <w:b/>
-          <w:bCs/>
-          <w:sz w:val="32"/>
-          <w:szCs w:val="32"/>
-        </w:rPr>
-      </w:pPr>
-    </w:p>
-    <w:p>
-      <w:pPr>
-        <w:widowControl/>
-        <w:rPr>
-          <w:rFonts w:ascii="Times New Roman" w:eastAsia="標楷體" w:hAnsi="Times New Roman"/>
-          <w:b/>
-          <w:bCs/>
-          <w:sz w:val="32"/>
-          <w:szCs w:val="32"/>
-        </w:rPr>
-      </w:pPr>
-    </w:p>
-    <w:p>
-      <w:pPr>
-        <w:widowControl/>
-        <w:rPr>
-          <w:rFonts w:ascii="Times New Roman" w:eastAsia="標楷體" w:hAnsi="Times New Roman"/>
-          <w:b/>
-          <w:bCs/>
-          <w:sz w:val="32"/>
-          <w:szCs w:val="32"/>
-        </w:rPr>
-      </w:pPr>
-    </w:p>
-    <w:p>
-      <w:pPr>
-        <w:widowControl/>
-        <w:rPr>
-          <w:rFonts w:ascii="Times New Roman" w:eastAsia="標楷體" w:hAnsi="Times New Roman"/>
-          <w:b/>
-          <w:bCs/>
-          <w:sz w:val="32"/>
-          <w:szCs w:val="32"/>
-        </w:rPr>
-      </w:pPr>
-    </w:p>
-    <w:p>
-      <w:pPr>
-        <w:widowControl/>
-        <w:rPr>
-          <w:rFonts w:ascii="Times New Roman" w:eastAsia="標楷體" w:hAnsi="Times New Roman"/>
-          <w:b/>
-          <w:bCs/>
-          <w:sz w:val="32"/>
-          <w:szCs w:val="32"/>
-        </w:rPr>
-      </w:pPr>
-    </w:p>
-    <w:p>
-      <w:pPr>
-        <w:widowControl/>
-        <w:rPr>
-          <w:rFonts w:ascii="Times New Roman" w:eastAsia="標楷體" w:hAnsi="Times New Roman"/>
-          <w:b/>
-          <w:bCs/>
-          <w:sz w:val="32"/>
-          <w:szCs w:val="32"/>
-        </w:rPr>
-      </w:pPr>
-    </w:p>
-    <w:p>
-      <w:pPr>
-        <w:widowControl/>
-        <w:rPr>
-          <w:rFonts w:ascii="Times New Roman" w:eastAsia="標楷體" w:hAnsi="Times New Roman"/>
-          <w:b/>
-          <w:bCs/>
-          <w:sz w:val="32"/>
-          <w:szCs w:val="32"/>
-        </w:rPr>
-      </w:pPr>
-    </w:p>
-    <w:p>
-      <w:pPr>
-        <w:widowControl/>
-        <w:rPr>
-          <w:rFonts w:ascii="Times New Roman" w:eastAsia="標楷體" w:hAnsi="Times New Roman"/>
-          <w:b/>
-          <w:bCs/>
-          <w:sz w:val="32"/>
-          <w:szCs w:val="32"/>
-        </w:rPr>
-      </w:pPr>
-    </w:p>
-    <w:p>
-      <w:pPr>
-        <w:widowControl/>
-        <w:rPr>
-          <w:rFonts w:ascii="Times New Roman" w:eastAsia="標楷體" w:hAnsi="Times New Roman"/>
-          <w:b/>
-          <w:bCs/>
-          <w:sz w:val="32"/>
-          <w:szCs w:val="32"/>
-        </w:rPr>
-      </w:pPr>
-    </w:p>
-    <w:p>
-      <w:pPr>
-        <w:widowControl/>
-        <w:rPr>
-          <w:rFonts w:ascii="Times New Roman" w:eastAsia="標楷體" w:hAnsi="Times New Roman"/>
-          <w:b/>
-          <w:bCs/>
-          <w:sz w:val="32"/>
-          <w:szCs w:val="32"/>
-        </w:rPr>
-      </w:pPr>
-    </w:p>
-    <w:p>
-      <w:pPr>
-        <w:widowControl/>
-        <w:rPr>
-          <w:rFonts w:ascii="Times New Roman" w:eastAsia="標楷體" w:hAnsi="Times New Roman"/>
-          <w:b/>
-          <w:bCs/>
-          <w:sz w:val="32"/>
-          <w:szCs w:val="32"/>
-        </w:rPr>
-      </w:pPr>
-    </w:p>
-    <w:p>
-      <w:pPr>
-        <w:widowControl/>
-        <w:rPr>
-          <w:rFonts w:ascii="Times New Roman" w:eastAsia="標楷體" w:hAnsi="Times New Roman"/>
-          <w:b/>
-          <w:bCs/>
-          <w:sz w:val="32"/>
-          <w:szCs w:val="32"/>
-        </w:rPr>
-      </w:pPr>
-    </w:p>
-    <w:p>
-      <w:pPr>
-        <w:widowControl/>
-        <w:rPr>
-          <w:rFonts w:ascii="Times New Roman" w:eastAsia="標楷體" w:hAnsi="Times New Roman"/>
-          <w:b/>
-          <w:bCs/>
-          <w:sz w:val="32"/>
-          <w:szCs w:val="32"/>
-        </w:rPr>
-      </w:pPr>
-    </w:p>
-    <w:p>
-      <w:pPr>
-        <w:widowControl/>
-        <w:rPr>
-          <w:rFonts w:ascii="Times New Roman" w:eastAsia="標楷體" w:hAnsi="Times New Roman"/>
-          <w:b/>
-          <w:bCs/>
-          <w:sz w:val="32"/>
-          <w:szCs w:val="32"/>
-        </w:rPr>
-      </w:pPr>
-    </w:p>
-    <w:p>
-      <w:pPr>
-        <w:widowControl/>
-        <w:rPr>
-          <w:rFonts w:ascii="Times New Roman" w:eastAsia="標楷體" w:hAnsi="Times New Roman"/>
-          <w:b/>
-          <w:bCs/>
-          <w:sz w:val="32"/>
-          <w:szCs w:val="32"/>
-        </w:rPr>
-      </w:pPr>
-    </w:p>
-    <w:p>
-      <w:pPr>
-        <w:jc w:val="center"/>
-        <w:rPr>
-          <w:rFonts w:ascii="Times New Roman" w:eastAsia="標楷體" w:hAnsi="Times New Roman"/>
+          <w:rFonts w:ascii="Times New Roman" w:eastAsia="標楷體" w:hAnsi="Times New Roman" w:hint="eastAsia"/>
           <w:b/>
           <w:bCs/>
           <w:sz w:val="32"/>
@@ -2733,7 +3683,7 @@
       <w:pPr>
         <w:widowControl/>
         <w:rPr>
-          <w:rFonts w:ascii="Times New Roman" w:eastAsia="標楷體" w:hAnsi="Times New Roman" w:hint="eastAsia"/>
+          <w:rFonts w:ascii="Times New Roman" w:eastAsia="標楷體" w:hAnsi="Times New Roman"/>
           <w:b/>
           <w:bCs/>
           <w:sz w:val="32"/>
@@ -6518,7 +7468,7 @@
         </w:numPr>
         <w:ind w:leftChars="0"/>
         <w:rPr>
-          <w:rFonts w:ascii="Times New Roman" w:eastAsia="標楷體" w:hAnsi="Times New Roman" w:hint="eastAsia"/>
+          <w:rFonts w:ascii="Times New Roman" w:eastAsia="標楷體" w:hAnsi="Times New Roman"/>
           <w:szCs w:val="24"/>
         </w:rPr>
       </w:pPr>
@@ -6541,7 +7491,7 @@
       <w:pPr>
         <w:ind w:leftChars="100" w:left="240"/>
         <w:rPr>
-          <w:rFonts w:ascii="Times New Roman" w:eastAsia="標楷體" w:hAnsi="Times New Roman" w:hint="eastAsia"/>
+          <w:rFonts w:ascii="Times New Roman" w:eastAsia="標楷體" w:hAnsi="Times New Roman"/>
           <w:szCs w:val="24"/>
         </w:rPr>
       </w:pPr>
@@ -6551,7 +7501,7 @@
         <w:ind w:leftChars="100" w:left="240"/>
         <w:jc w:val="center"/>
         <w:rPr>
-          <w:rFonts w:ascii="Times New Roman" w:eastAsia="標楷體" w:hAnsi="Times New Roman" w:hint="eastAsia"/>
+          <w:rFonts w:ascii="Times New Roman" w:eastAsia="標楷體" w:hAnsi="Times New Roman"/>
           <w:szCs w:val="24"/>
         </w:rPr>
       </w:pPr>
@@ -6598,14 +7548,7 @@
               <w:rFonts w:ascii="Cambria Math" w:eastAsia="標楷體" w:hAnsi="Cambria Math"/>
               <w:szCs w:val="24"/>
             </w:rPr>
-            <m:t>=</m:t>
-          </m:r>
-          <m:r>
-            <w:rPr>
-              <w:rFonts w:ascii="Cambria Math" w:eastAsia="標楷體" w:hAnsi="Cambria Math"/>
-              <w:szCs w:val="24"/>
-            </w:rPr>
-            <m:t>corr</m:t>
+            <m:t>=corr</m:t>
           </m:r>
           <m:d>
             <m:dPr>
@@ -6714,7 +7657,7 @@
       <w:pPr>
         <w:ind w:leftChars="100" w:left="240"/>
         <w:rPr>
-          <w:rFonts w:ascii="Times New Roman" w:eastAsia="標楷體" w:hAnsi="Times New Roman" w:hint="eastAsia"/>
+          <w:rFonts w:ascii="Times New Roman" w:eastAsia="標楷體" w:hAnsi="Times New Roman"/>
           <w:szCs w:val="24"/>
         </w:rPr>
       </w:pPr>
@@ -6728,7 +7671,7 @@
         </w:numPr>
         <w:ind w:leftChars="0"/>
         <w:rPr>
-          <w:rFonts w:ascii="Times New Roman" w:eastAsia="標楷體" w:hAnsi="Times New Roman" w:hint="eastAsia"/>
+          <w:rFonts w:ascii="Times New Roman" w:eastAsia="標楷體" w:hAnsi="Times New Roman"/>
           <w:szCs w:val="24"/>
         </w:rPr>
       </w:pPr>
@@ -6772,14 +7715,7 @@
               <w:rFonts w:ascii="Cambria Math" w:eastAsia="標楷體" w:hAnsi="Cambria Math"/>
               <w:szCs w:val="24"/>
             </w:rPr>
-            <m:t xml:space="preserve">Rank </m:t>
-          </m:r>
-          <m:r>
-            <w:rPr>
-              <w:rFonts w:ascii="Cambria Math" w:eastAsia="標楷體" w:hAnsi="Cambria Math"/>
-              <w:szCs w:val="24"/>
-            </w:rPr>
-            <m:t>I</m:t>
+            <m:t>Rank I</m:t>
           </m:r>
           <m:sSub>
             <m:sSubPr>
@@ -6815,14 +7751,7 @@
               <w:rFonts w:ascii="Cambria Math" w:eastAsia="標楷體" w:hAnsi="Cambria Math"/>
               <w:szCs w:val="24"/>
             </w:rPr>
-            <m:t xml:space="preserve">= </m:t>
-          </m:r>
-          <m:r>
-            <w:rPr>
-              <w:rFonts w:ascii="Cambria Math" w:eastAsia="標楷體" w:hAnsi="Cambria Math"/>
-              <w:szCs w:val="24"/>
-            </w:rPr>
-            <m:t>corr</m:t>
+            <m:t>= corr</m:t>
           </m:r>
           <m:d>
             <m:dPr>
@@ -6990,7 +7919,7 @@
         <w:ind w:leftChars="100" w:left="240"/>
         <w:jc w:val="center"/>
         <w:rPr>
-          <w:rFonts w:ascii="Times New Roman" w:eastAsia="標楷體" w:hAnsi="Times New Roman" w:hint="eastAsia"/>
+          <w:rFonts w:ascii="Times New Roman" w:eastAsia="標楷體" w:hAnsi="Times New Roman"/>
           <w:szCs w:val="24"/>
         </w:rPr>
       </w:pPr>
@@ -7435,7 +8364,7 @@
         </w:numPr>
         <w:ind w:leftChars="0"/>
         <w:rPr>
-          <w:rFonts w:ascii="Times New Roman" w:eastAsia="標楷體" w:hAnsi="Times New Roman" w:hint="eastAsia"/>
+          <w:rFonts w:ascii="Times New Roman" w:eastAsia="標楷體" w:hAnsi="Times New Roman"/>
           <w:szCs w:val="24"/>
         </w:rPr>
       </w:pPr>
@@ -7533,7 +8462,7 @@
         </w:numPr>
         <w:ind w:leftChars="0"/>
         <w:rPr>
-          <w:rFonts w:ascii="Times New Roman" w:eastAsia="標楷體" w:hAnsi="Times New Roman" w:hint="eastAsia"/>
+          <w:rFonts w:ascii="Times New Roman" w:eastAsia="標楷體" w:hAnsi="Times New Roman"/>
           <w:szCs w:val="24"/>
         </w:rPr>
       </w:pPr>
@@ -7556,7 +8485,7 @@
       <w:pPr>
         <w:ind w:leftChars="100" w:left="240"/>
         <w:rPr>
-          <w:rFonts w:ascii="Times New Roman" w:eastAsia="標楷體" w:hAnsi="Times New Roman" w:hint="eastAsia"/>
+          <w:rFonts w:ascii="Times New Roman" w:eastAsia="標楷體" w:hAnsi="Times New Roman"/>
           <w:szCs w:val="24"/>
         </w:rPr>
       </w:pPr>
@@ -8145,27 +9074,7 @@
               <w:rStyle w:val="mord"/>
               <w:rFonts w:ascii="Cambria Math" w:hAnsi="Cambria Math" w:cs="Times New Roman"/>
             </w:rPr>
-            <m:t>ϵ  (</m:t>
-          </m:r>
-          <m:r>
-            <m:rPr>
-              <m:sty m:val="p"/>
-            </m:rPr>
-            <w:rPr>
-              <w:rStyle w:val="mord"/>
-              <w:rFonts w:ascii="Cambria Math" w:hAnsi="Cambria Math" w:cs="Times New Roman"/>
-            </w:rPr>
-            <m:t>7</m:t>
-          </m:r>
-          <m:r>
-            <m:rPr>
-              <m:sty m:val="p"/>
-            </m:rPr>
-            <w:rPr>
-              <w:rStyle w:val="mord"/>
-              <w:rFonts w:ascii="Cambria Math" w:hAnsi="Cambria Math" w:cs="Times New Roman"/>
-            </w:rPr>
-            <m:t>)</m:t>
+            <m:t>ϵ  (7)</m:t>
           </m:r>
         </m:oMath>
       </m:oMathPara>
@@ -9475,7 +10384,7 @@
       <w:pPr>
         <w:ind w:leftChars="100" w:left="240"/>
         <w:rPr>
-          <w:rFonts w:ascii="Times New Roman" w:eastAsia="標楷體" w:hAnsi="Times New Roman" w:hint="eastAsia"/>
+          <w:rFonts w:ascii="Times New Roman" w:eastAsia="標楷體" w:hAnsi="Times New Roman"/>
         </w:rPr>
       </w:pPr>
       <w:r>
@@ -9500,7 +10409,7 @@
     <w:p>
       <w:pPr>
         <w:rPr>
-          <w:rFonts w:ascii="Times New Roman" w:eastAsia="標楷體" w:hAnsi="Times New Roman" w:hint="eastAsia"/>
+          <w:rFonts w:ascii="Times New Roman" w:eastAsia="標楷體" w:hAnsi="Times New Roman"/>
         </w:rPr>
       </w:pPr>
     </w:p>
@@ -9551,7 +10460,7 @@
       <w:pPr>
         <w:ind w:leftChars="100" w:left="240"/>
         <w:rPr>
-          <w:rFonts w:ascii="Times New Roman" w:eastAsia="標楷體" w:hAnsi="Times New Roman" w:hint="eastAsia"/>
+          <w:rFonts w:ascii="Times New Roman" w:eastAsia="標楷體" w:hAnsi="Times New Roman"/>
           <w:szCs w:val="24"/>
         </w:rPr>
       </w:pPr>
@@ -9750,7 +10659,7 @@
       <w:pPr>
         <w:ind w:leftChars="100" w:left="240"/>
         <w:rPr>
-          <w:rFonts w:ascii="Times New Roman" w:eastAsia="標楷體" w:hAnsi="Times New Roman" w:hint="eastAsia"/>
+          <w:rFonts w:ascii="Times New Roman" w:eastAsia="標楷體" w:hAnsi="Times New Roman"/>
           <w:szCs w:val="24"/>
         </w:rPr>
       </w:pPr>
@@ -10126,33 +11035,34 @@
       <w:pPr>
         <w:ind w:leftChars="100" w:left="240"/>
         <w:rPr>
-          <w:rFonts w:ascii="Times New Roman" w:eastAsia="標楷體" w:hAnsi="Times New Roman" w:hint="eastAsia"/>
-          <w:szCs w:val="24"/>
-        </w:rPr>
-      </w:pPr>
-    </w:p>
-    <w:p>
-      <w:pPr>
-        <w:rPr>
-          <w:rFonts w:ascii="Times New Roman" w:eastAsia="標楷體" w:hAnsi="Times New Roman"/>
-          <w:szCs w:val="24"/>
-        </w:rPr>
-      </w:pPr>
-    </w:p>
-    <w:p>
-      <w:pPr>
-        <w:rPr>
-          <w:rFonts w:ascii="Times New Roman" w:eastAsia="標楷體" w:hAnsi="Times New Roman"/>
-          <w:b/>
-          <w:bCs/>
-          <w:szCs w:val="24"/>
-        </w:rPr>
-      </w:pPr>
-      <w:r>
-        <w:rPr>
-          <w:rFonts w:ascii="Times New Roman" w:eastAsia="標楷體" w:hAnsi="Times New Roman"/>
-          <w:b/>
-          <w:bCs/>
+          <w:rFonts w:ascii="Times New Roman" w:eastAsia="標楷體" w:hAnsi="Times New Roman"/>
+          <w:szCs w:val="24"/>
+        </w:rPr>
+      </w:pPr>
+    </w:p>
+    <w:p>
+      <w:pPr>
+        <w:rPr>
+          <w:rFonts w:ascii="Times New Roman" w:eastAsia="標楷體" w:hAnsi="Times New Roman"/>
+          <w:szCs w:val="24"/>
+        </w:rPr>
+      </w:pPr>
+    </w:p>
+    <w:p>
+      <w:pPr>
+        <w:rPr>
+          <w:rFonts w:ascii="Times New Roman" w:eastAsia="標楷體" w:hAnsi="Times New Roman"/>
+          <w:b/>
+          <w:bCs/>
+          <w:szCs w:val="24"/>
+        </w:rPr>
+      </w:pPr>
+      <w:r>
+        <w:rPr>
+          <w:rFonts w:ascii="Times New Roman" w:eastAsia="標楷體" w:hAnsi="Times New Roman"/>
+          <w:b/>
+          <w:bCs/>
+          <w:noProof/>
           <w:szCs w:val="24"/>
         </w:rPr>
         <w:drawing>
@@ -10222,127 +11132,127 @@
     <w:p>
       <w:pPr>
         <w:rPr>
-          <w:rFonts w:ascii="Times New Roman" w:eastAsia="標楷體" w:hAnsi="Times New Roman" w:hint="eastAsia"/>
-          <w:b/>
-          <w:bCs/>
-          <w:szCs w:val="24"/>
-        </w:rPr>
-      </w:pPr>
-    </w:p>
-    <w:p>
-      <w:pPr>
-        <w:rPr>
-          <w:rFonts w:ascii="Times New Roman" w:eastAsia="標楷體" w:hAnsi="Times New Roman"/>
-          <w:b/>
-          <w:bCs/>
-          <w:szCs w:val="24"/>
-        </w:rPr>
-      </w:pPr>
-    </w:p>
-    <w:p>
-      <w:pPr>
-        <w:rPr>
-          <w:rFonts w:ascii="Times New Roman" w:eastAsia="標楷體" w:hAnsi="Times New Roman"/>
-          <w:b/>
-          <w:bCs/>
-          <w:szCs w:val="24"/>
-        </w:rPr>
-      </w:pPr>
-    </w:p>
-    <w:p>
-      <w:pPr>
-        <w:rPr>
-          <w:rFonts w:ascii="Times New Roman" w:eastAsia="標楷體" w:hAnsi="Times New Roman"/>
-          <w:b/>
-          <w:bCs/>
-          <w:szCs w:val="24"/>
-        </w:rPr>
-      </w:pPr>
-    </w:p>
-    <w:p>
-      <w:pPr>
-        <w:rPr>
-          <w:rFonts w:ascii="Times New Roman" w:eastAsia="標楷體" w:hAnsi="Times New Roman"/>
-          <w:b/>
-          <w:bCs/>
-          <w:szCs w:val="24"/>
-        </w:rPr>
-      </w:pPr>
-    </w:p>
-    <w:p>
-      <w:pPr>
-        <w:rPr>
-          <w:rFonts w:ascii="Times New Roman" w:eastAsia="標楷體" w:hAnsi="Times New Roman"/>
-          <w:b/>
-          <w:bCs/>
-          <w:szCs w:val="24"/>
-        </w:rPr>
-      </w:pPr>
-    </w:p>
-    <w:p>
-      <w:pPr>
-        <w:rPr>
-          <w:rFonts w:ascii="Times New Roman" w:eastAsia="標楷體" w:hAnsi="Times New Roman"/>
-          <w:b/>
-          <w:bCs/>
-          <w:szCs w:val="24"/>
-        </w:rPr>
-      </w:pPr>
-    </w:p>
-    <w:p>
-      <w:pPr>
-        <w:rPr>
-          <w:rFonts w:ascii="Times New Roman" w:eastAsia="標楷體" w:hAnsi="Times New Roman"/>
-          <w:b/>
-          <w:bCs/>
-          <w:szCs w:val="24"/>
-        </w:rPr>
-      </w:pPr>
-    </w:p>
-    <w:p>
-      <w:pPr>
-        <w:rPr>
-          <w:rFonts w:ascii="Times New Roman" w:eastAsia="標楷體" w:hAnsi="Times New Roman"/>
-          <w:b/>
-          <w:bCs/>
-          <w:szCs w:val="24"/>
-        </w:rPr>
-      </w:pPr>
-    </w:p>
-    <w:p>
-      <w:pPr>
-        <w:rPr>
-          <w:rFonts w:ascii="Times New Roman" w:eastAsia="標楷體" w:hAnsi="Times New Roman"/>
-          <w:b/>
-          <w:bCs/>
-          <w:szCs w:val="24"/>
-        </w:rPr>
-      </w:pPr>
-    </w:p>
-    <w:p>
-      <w:pPr>
-        <w:rPr>
-          <w:rFonts w:ascii="Times New Roman" w:eastAsia="標楷體" w:hAnsi="Times New Roman"/>
-          <w:b/>
-          <w:bCs/>
-          <w:szCs w:val="24"/>
-        </w:rPr>
-      </w:pPr>
-    </w:p>
-    <w:p>
-      <w:pPr>
-        <w:rPr>
-          <w:rFonts w:ascii="Times New Roman" w:eastAsia="標楷體" w:hAnsi="Times New Roman"/>
-          <w:b/>
-          <w:bCs/>
-          <w:szCs w:val="24"/>
-        </w:rPr>
-      </w:pPr>
-    </w:p>
-    <w:p>
-      <w:pPr>
-        <w:rPr>
-          <w:rFonts w:ascii="Times New Roman" w:eastAsia="標楷體" w:hAnsi="Times New Roman" w:hint="eastAsia"/>
+          <w:rFonts w:ascii="Times New Roman" w:eastAsia="標楷體" w:hAnsi="Times New Roman"/>
+          <w:b/>
+          <w:bCs/>
+          <w:szCs w:val="24"/>
+        </w:rPr>
+      </w:pPr>
+    </w:p>
+    <w:p>
+      <w:pPr>
+        <w:rPr>
+          <w:rFonts w:ascii="Times New Roman" w:eastAsia="標楷體" w:hAnsi="Times New Roman"/>
+          <w:b/>
+          <w:bCs/>
+          <w:szCs w:val="24"/>
+        </w:rPr>
+      </w:pPr>
+    </w:p>
+    <w:p>
+      <w:pPr>
+        <w:rPr>
+          <w:rFonts w:ascii="Times New Roman" w:eastAsia="標楷體" w:hAnsi="Times New Roman"/>
+          <w:b/>
+          <w:bCs/>
+          <w:szCs w:val="24"/>
+        </w:rPr>
+      </w:pPr>
+    </w:p>
+    <w:p>
+      <w:pPr>
+        <w:rPr>
+          <w:rFonts w:ascii="Times New Roman" w:eastAsia="標楷體" w:hAnsi="Times New Roman"/>
+          <w:b/>
+          <w:bCs/>
+          <w:szCs w:val="24"/>
+        </w:rPr>
+      </w:pPr>
+    </w:p>
+    <w:p>
+      <w:pPr>
+        <w:rPr>
+          <w:rFonts w:ascii="Times New Roman" w:eastAsia="標楷體" w:hAnsi="Times New Roman"/>
+          <w:b/>
+          <w:bCs/>
+          <w:szCs w:val="24"/>
+        </w:rPr>
+      </w:pPr>
+    </w:p>
+    <w:p>
+      <w:pPr>
+        <w:rPr>
+          <w:rFonts w:ascii="Times New Roman" w:eastAsia="標楷體" w:hAnsi="Times New Roman"/>
+          <w:b/>
+          <w:bCs/>
+          <w:szCs w:val="24"/>
+        </w:rPr>
+      </w:pPr>
+    </w:p>
+    <w:p>
+      <w:pPr>
+        <w:rPr>
+          <w:rFonts w:ascii="Times New Roman" w:eastAsia="標楷體" w:hAnsi="Times New Roman"/>
+          <w:b/>
+          <w:bCs/>
+          <w:szCs w:val="24"/>
+        </w:rPr>
+      </w:pPr>
+    </w:p>
+    <w:p>
+      <w:pPr>
+        <w:rPr>
+          <w:rFonts w:ascii="Times New Roman" w:eastAsia="標楷體" w:hAnsi="Times New Roman"/>
+          <w:b/>
+          <w:bCs/>
+          <w:szCs w:val="24"/>
+        </w:rPr>
+      </w:pPr>
+    </w:p>
+    <w:p>
+      <w:pPr>
+        <w:rPr>
+          <w:rFonts w:ascii="Times New Roman" w:eastAsia="標楷體" w:hAnsi="Times New Roman"/>
+          <w:b/>
+          <w:bCs/>
+          <w:szCs w:val="24"/>
+        </w:rPr>
+      </w:pPr>
+    </w:p>
+    <w:p>
+      <w:pPr>
+        <w:rPr>
+          <w:rFonts w:ascii="Times New Roman" w:eastAsia="標楷體" w:hAnsi="Times New Roman"/>
+          <w:b/>
+          <w:bCs/>
+          <w:szCs w:val="24"/>
+        </w:rPr>
+      </w:pPr>
+    </w:p>
+    <w:p>
+      <w:pPr>
+        <w:rPr>
+          <w:rFonts w:ascii="Times New Roman" w:eastAsia="標楷體" w:hAnsi="Times New Roman"/>
+          <w:b/>
+          <w:bCs/>
+          <w:szCs w:val="24"/>
+        </w:rPr>
+      </w:pPr>
+    </w:p>
+    <w:p>
+      <w:pPr>
+        <w:rPr>
+          <w:rFonts w:ascii="Times New Roman" w:eastAsia="標楷體" w:hAnsi="Times New Roman"/>
+          <w:b/>
+          <w:bCs/>
+          <w:szCs w:val="24"/>
+        </w:rPr>
+      </w:pPr>
+    </w:p>
+    <w:p>
+      <w:pPr>
+        <w:rPr>
+          <w:rFonts w:ascii="Times New Roman" w:eastAsia="標楷體" w:hAnsi="Times New Roman"/>
           <w:b/>
           <w:bCs/>
           <w:szCs w:val="24"/>
@@ -10391,7 +11301,7 @@
       <w:pPr>
         <w:jc w:val="center"/>
         <w:rPr>
-          <w:rFonts w:ascii="Times New Roman" w:eastAsia="標楷體" w:hAnsi="Times New Roman" w:hint="eastAsia"/>
+          <w:rFonts w:ascii="Times New Roman" w:eastAsia="標楷體" w:hAnsi="Times New Roman"/>
           <w:b/>
           <w:bCs/>
           <w:szCs w:val="24"/>
@@ -10402,7 +11312,7 @@
       <w:pPr>
         <w:ind w:leftChars="100" w:left="240"/>
         <w:rPr>
-          <w:rFonts w:ascii="Times New Roman" w:eastAsia="標楷體" w:hAnsi="Times New Roman" w:hint="eastAsia"/>
+          <w:rFonts w:ascii="Times New Roman" w:eastAsia="標楷體" w:hAnsi="Times New Roman"/>
           <w:szCs w:val="24"/>
         </w:rPr>
       </w:pPr>
@@ -10706,7 +11616,7 @@
     <w:p>
       <w:pPr>
         <w:rPr>
-          <w:rFonts w:ascii="Times New Roman" w:eastAsia="標楷體" w:hAnsi="Times New Roman" w:hint="eastAsia"/>
+          <w:rFonts w:ascii="Times New Roman" w:eastAsia="標楷體" w:hAnsi="Times New Roman"/>
           <w:b/>
           <w:bCs/>
           <w:szCs w:val="24"/>
@@ -10733,36 +11643,16 @@
           <w:sz w:val="32"/>
           <w:szCs w:val="32"/>
         </w:rPr>
-        <w:t>3.</w:t>
-      </w:r>
-      <w:r>
-        <w:rPr>
-          <w:rFonts w:ascii="Times New Roman" w:eastAsia="標楷體" w:hAnsi="Times New Roman"/>
+        <w:t xml:space="preserve">3.4 </w:t>
+      </w:r>
+      <w:r>
+        <w:rPr>
+          <w:rFonts w:ascii="Times New Roman" w:eastAsia="標楷體" w:hAnsi="Times New Roman" w:hint="eastAsia"/>
           <w:b/>
           <w:bCs/>
           <w:sz w:val="32"/>
           <w:szCs w:val="32"/>
         </w:rPr>
-        <w:t>4</w:t>
-      </w:r>
-      <w:r>
-        <w:rPr>
-          <w:rFonts w:ascii="Times New Roman" w:eastAsia="標楷體" w:hAnsi="Times New Roman"/>
-          <w:b/>
-          <w:bCs/>
-          <w:sz w:val="32"/>
-          <w:szCs w:val="32"/>
-        </w:rPr>
-        <w:t xml:space="preserve"> </w:t>
-      </w:r>
-      <w:r>
-        <w:rPr>
-          <w:rFonts w:ascii="Times New Roman" w:eastAsia="標楷體" w:hAnsi="Times New Roman" w:hint="eastAsia"/>
-          <w:b/>
-          <w:bCs/>
-          <w:sz w:val="32"/>
-          <w:szCs w:val="32"/>
-        </w:rPr>
         <w:t>評估方法</w:t>
       </w:r>
       <w:bookmarkEnd w:id="10"/>
@@ -10850,7 +11740,7 @@
       <w:pPr>
         <w:ind w:leftChars="100" w:left="240"/>
         <w:rPr>
-          <w:rFonts w:ascii="Times New Roman" w:eastAsia="標楷體" w:hAnsi="Times New Roman" w:hint="eastAsia"/>
+          <w:rFonts w:ascii="Times New Roman" w:eastAsia="標楷體" w:hAnsi="Times New Roman"/>
           <w:szCs w:val="24"/>
         </w:rPr>
       </w:pPr>
@@ -10965,7 +11855,7 @@
       <w:pPr>
         <w:ind w:leftChars="100" w:left="240"/>
         <w:rPr>
-          <w:rFonts w:ascii="Times New Roman" w:eastAsia="標楷體" w:hAnsi="Times New Roman" w:hint="eastAsia"/>
+          <w:rFonts w:ascii="Times New Roman" w:eastAsia="標楷體" w:hAnsi="Times New Roman"/>
           <w:szCs w:val="24"/>
         </w:rPr>
       </w:pPr>
@@ -10995,25 +11885,7 @@
           <w:bCs/>
           <w:szCs w:val="24"/>
         </w:rPr>
-        <w:t>.4.</w:t>
-      </w:r>
-      <w:r>
-        <w:rPr>
-          <w:rFonts w:ascii="Times New Roman" w:eastAsia="標楷體" w:hAnsi="Times New Roman"/>
-          <w:b/>
-          <w:bCs/>
-          <w:szCs w:val="24"/>
-        </w:rPr>
-        <w:t>2</w:t>
-      </w:r>
-      <w:r>
-        <w:rPr>
-          <w:rFonts w:ascii="Times New Roman" w:eastAsia="標楷體" w:hAnsi="Times New Roman"/>
-          <w:b/>
-          <w:bCs/>
-          <w:szCs w:val="24"/>
-        </w:rPr>
-        <w:t xml:space="preserve"> </w:t>
+        <w:t xml:space="preserve">.4.2 </w:t>
       </w:r>
       <w:r>
         <w:rPr>
@@ -11031,34 +11903,16 @@
           <w:bCs/>
           <w:szCs w:val="24"/>
         </w:rPr>
-        <w:t>(</w:t>
-      </w:r>
-      <w:r>
-        <w:rPr>
-          <w:rFonts w:ascii="Times New Roman" w:eastAsia="標楷體" w:hAnsi="Times New Roman" w:hint="eastAsia"/>
-          <w:b/>
-          <w:bCs/>
-          <w:szCs w:val="24"/>
-        </w:rPr>
-        <w:t>Wi</w:t>
-      </w:r>
-      <w:r>
-        <w:rPr>
-          <w:rFonts w:ascii="Times New Roman" w:eastAsia="標楷體" w:hAnsi="Times New Roman"/>
-          <w:b/>
-          <w:bCs/>
-          <w:szCs w:val="24"/>
-        </w:rPr>
-        <w:t>n Rate</w:t>
-      </w:r>
-      <w:r>
-        <w:rPr>
-          <w:rFonts w:ascii="Times New Roman" w:eastAsia="標楷體" w:hAnsi="Times New Roman"/>
-          <w:b/>
-          <w:bCs/>
-          <w:szCs w:val="24"/>
-        </w:rPr>
-        <w:t>)</w:t>
+        <w:t>(Wi</w:t>
+      </w:r>
+      <w:r>
+        <w:rPr>
+          <w:rFonts w:ascii="Times New Roman" w:eastAsia="標楷體" w:hAnsi="Times New Roman"/>
+          <w:b/>
+          <w:bCs/>
+          <w:szCs w:val="24"/>
+        </w:rPr>
+        <w:t>n Rate)</w:t>
       </w:r>
     </w:p>
     <w:p>
@@ -11152,25 +12006,7 @@
           <w:bCs/>
           <w:szCs w:val="24"/>
         </w:rPr>
-        <w:t>.4.</w:t>
-      </w:r>
-      <w:r>
-        <w:rPr>
-          <w:rFonts w:ascii="Times New Roman" w:eastAsia="標楷體" w:hAnsi="Times New Roman"/>
-          <w:b/>
-          <w:bCs/>
-          <w:szCs w:val="24"/>
-        </w:rPr>
-        <w:t>3</w:t>
-      </w:r>
-      <w:r>
-        <w:rPr>
-          <w:rFonts w:ascii="Times New Roman" w:eastAsia="標楷體" w:hAnsi="Times New Roman"/>
-          <w:b/>
-          <w:bCs/>
-          <w:szCs w:val="24"/>
-        </w:rPr>
-        <w:t xml:space="preserve"> </w:t>
+        <w:t xml:space="preserve">.4.3 </w:t>
       </w:r>
       <w:r>
         <w:rPr>
@@ -11188,34 +12024,16 @@
           <w:bCs/>
           <w:szCs w:val="24"/>
         </w:rPr>
-        <w:t>(</w:t>
-      </w:r>
-      <w:r>
-        <w:rPr>
-          <w:rFonts w:ascii="Times New Roman" w:eastAsia="標楷體" w:hAnsi="Times New Roman" w:hint="eastAsia"/>
-          <w:b/>
-          <w:bCs/>
-          <w:szCs w:val="24"/>
-        </w:rPr>
-        <w:t>Sh</w:t>
-      </w:r>
-      <w:r>
-        <w:rPr>
-          <w:rFonts w:ascii="Times New Roman" w:eastAsia="標楷體" w:hAnsi="Times New Roman"/>
-          <w:b/>
-          <w:bCs/>
-          <w:szCs w:val="24"/>
-        </w:rPr>
-        <w:t>arpe ratio</w:t>
-      </w:r>
-      <w:r>
-        <w:rPr>
-          <w:rFonts w:ascii="Times New Roman" w:eastAsia="標楷體" w:hAnsi="Times New Roman"/>
-          <w:b/>
-          <w:bCs/>
-          <w:szCs w:val="24"/>
-        </w:rPr>
-        <w:t>)</w:t>
+        <w:t>(Sh</w:t>
+      </w:r>
+      <w:r>
+        <w:rPr>
+          <w:rFonts w:ascii="Times New Roman" w:eastAsia="標楷體" w:hAnsi="Times New Roman"/>
+          <w:b/>
+          <w:bCs/>
+          <w:szCs w:val="24"/>
+        </w:rPr>
+        <w:t>arpe ratio)</w:t>
       </w:r>
     </w:p>
     <w:p>
@@ -11297,17 +12115,7 @@
             <w:rFonts w:ascii="Cambria Math" w:eastAsia="標楷體" w:hAnsi="Cambria Math"/>
             <w:szCs w:val="24"/>
           </w:rPr>
-          <m:t>Sharpe Ratio</m:t>
-        </m:r>
-        <m:r>
-          <m:rPr>
-            <m:sty m:val="bi"/>
-          </m:rPr>
-          <w:rPr>
-            <w:rFonts w:ascii="Cambria Math" w:eastAsia="標楷體" w:hAnsi="Cambria Math"/>
-            <w:szCs w:val="24"/>
-          </w:rPr>
-          <m:t>=</m:t>
+          <m:t>Sharpe Ratio=</m:t>
         </m:r>
         <m:sSub>
           <m:sSubPr>
@@ -11330,17 +12138,7 @@
                 <w:rFonts w:ascii="Cambria Math" w:eastAsia="標楷體" w:hAnsi="Cambria Math"/>
                 <w:szCs w:val="24"/>
               </w:rPr>
-              <m:t>(</m:t>
-            </m:r>
-            <m:r>
-              <m:rPr>
-                <m:sty m:val="bi"/>
-              </m:rPr>
-              <w:rPr>
-                <w:rFonts w:ascii="Cambria Math" w:eastAsia="標楷體" w:hAnsi="Cambria Math"/>
-                <w:szCs w:val="24"/>
-              </w:rPr>
-              <m:t>R</m:t>
+              <m:t>(R</m:t>
             </m:r>
           </m:e>
           <m:sub>
@@ -11364,17 +12162,7 @@
             <w:rFonts w:ascii="Cambria Math" w:eastAsia="標楷體" w:hAnsi="Cambria Math"/>
             <w:szCs w:val="24"/>
           </w:rPr>
-          <m:t>-</m:t>
-        </m:r>
-        <m:r>
-          <m:rPr>
-            <m:sty m:val="bi"/>
-          </m:rPr>
-          <w:rPr>
-            <w:rFonts w:ascii="Cambria Math" w:eastAsia="標楷體" w:hAnsi="Cambria Math"/>
-            <w:szCs w:val="24"/>
-          </w:rPr>
-          <m:t xml:space="preserve"> </m:t>
+          <m:t xml:space="preserve">- </m:t>
         </m:r>
         <m:sSub>
           <m:sSubPr>
@@ -11524,7 +12312,7 @@
       <w:pPr>
         <w:jc w:val="center"/>
         <w:rPr>
-          <w:rFonts w:ascii="Times New Roman" w:eastAsia="標楷體" w:hAnsi="Times New Roman" w:hint="eastAsia"/>
+          <w:rFonts w:ascii="Times New Roman" w:eastAsia="標楷體" w:hAnsi="Times New Roman"/>
           <w:b/>
           <w:bCs/>
           <w:szCs w:val="24"/>
@@ -11535,7 +12323,7 @@
       <w:pPr>
         <w:ind w:leftChars="100" w:left="240"/>
         <w:rPr>
-          <w:rFonts w:ascii="Times New Roman" w:eastAsia="標楷體" w:hAnsi="Times New Roman" w:hint="eastAsia"/>
+          <w:rFonts w:ascii="Times New Roman" w:eastAsia="標楷體" w:hAnsi="Times New Roman"/>
           <w:szCs w:val="24"/>
         </w:rPr>
       </w:pPr>
@@ -11710,7 +12498,7 @@
     <w:p>
       <w:pPr>
         <w:rPr>
-          <w:rFonts w:ascii="Times New Roman" w:eastAsia="標楷體" w:hAnsi="Times New Roman" w:hint="eastAsia"/>
+          <w:rFonts w:ascii="Times New Roman" w:eastAsia="標楷體" w:hAnsi="Times New Roman"/>
           <w:b/>
           <w:bCs/>
           <w:szCs w:val="24"/>
@@ -11742,25 +12530,7 @@
           <w:bCs/>
           <w:szCs w:val="24"/>
         </w:rPr>
-        <w:t>.4.</w:t>
-      </w:r>
-      <w:r>
-        <w:rPr>
-          <w:rFonts w:ascii="Times New Roman" w:eastAsia="標楷體" w:hAnsi="Times New Roman"/>
-          <w:b/>
-          <w:bCs/>
-          <w:szCs w:val="24"/>
-        </w:rPr>
-        <w:t>4</w:t>
-      </w:r>
-      <w:r>
-        <w:rPr>
-          <w:rFonts w:ascii="Times New Roman" w:eastAsia="標楷體" w:hAnsi="Times New Roman"/>
-          <w:b/>
-          <w:bCs/>
-          <w:szCs w:val="24"/>
-        </w:rPr>
-        <w:t xml:space="preserve"> </w:t>
+        <w:t xml:space="preserve">.4.4 </w:t>
       </w:r>
       <w:r>
         <w:rPr>
@@ -11785,7 +12555,7 @@
       <w:pPr>
         <w:ind w:leftChars="100" w:left="240"/>
         <w:rPr>
-          <w:rFonts w:ascii="Times New Roman" w:eastAsia="標楷體" w:hAnsi="Times New Roman" w:hint="eastAsia"/>
+          <w:rFonts w:ascii="Times New Roman" w:eastAsia="標楷體" w:hAnsi="Times New Roman"/>
           <w:szCs w:val="24"/>
         </w:rPr>
       </w:pPr>
@@ -11978,7 +12748,7 @@
     <w:p>
       <w:pPr>
         <w:rPr>
-          <w:rFonts w:ascii="Times New Roman" w:eastAsia="標楷體" w:hAnsi="Times New Roman" w:hint="eastAsia"/>
+          <w:rFonts w:ascii="Times New Roman" w:eastAsia="標楷體" w:hAnsi="Times New Roman"/>
           <w:b/>
           <w:bCs/>
           <w:szCs w:val="24"/>
@@ -12010,25 +12780,7 @@
           <w:bCs/>
           <w:szCs w:val="24"/>
         </w:rPr>
-        <w:t>.4.</w:t>
-      </w:r>
-      <w:r>
-        <w:rPr>
-          <w:rFonts w:ascii="Times New Roman" w:eastAsia="標楷體" w:hAnsi="Times New Roman"/>
-          <w:b/>
-          <w:bCs/>
-          <w:szCs w:val="24"/>
-        </w:rPr>
-        <w:t>5</w:t>
-      </w:r>
-      <w:r>
-        <w:rPr>
-          <w:rFonts w:ascii="Times New Roman" w:eastAsia="標楷體" w:hAnsi="Times New Roman"/>
-          <w:b/>
-          <w:bCs/>
-          <w:szCs w:val="24"/>
-        </w:rPr>
-        <w:t xml:space="preserve"> </w:t>
+        <w:t xml:space="preserve">.4.5 </w:t>
       </w:r>
       <w:r>
         <w:rPr>
@@ -12290,7 +13042,7 @@
     <w:p>
       <w:pPr>
         <w:rPr>
-          <w:rFonts w:ascii="Times New Roman" w:eastAsia="標楷體" w:hAnsi="Times New Roman" w:hint="eastAsia"/>
+          <w:rFonts w:ascii="Times New Roman" w:eastAsia="標楷體" w:hAnsi="Times New Roman"/>
           <w:b/>
           <w:bCs/>
           <w:szCs w:val="24"/>
@@ -12302,7 +13054,7 @@
         <w:jc w:val="center"/>
         <w:outlineLvl w:val="0"/>
         <w:rPr>
-          <w:rFonts w:ascii="Times New Roman" w:eastAsia="標楷體" w:hAnsi="Times New Roman" w:hint="eastAsia"/>
+          <w:rFonts w:ascii="Times New Roman" w:eastAsia="標楷體" w:hAnsi="Times New Roman"/>
           <w:b/>
           <w:bCs/>
           <w:sz w:val="32"/>
@@ -12344,28 +13096,7 @@
           <w:rFonts w:ascii="Times New Roman" w:eastAsia="標楷體" w:hAnsi="Times New Roman" w:hint="eastAsia"/>
           <w:szCs w:val="24"/>
         </w:rPr>
-        <w:t>本研究利用三個不同機器學習模型將三因子深入分析，並利用</w:t>
-      </w:r>
-      <w:r>
-        <w:rPr>
-          <w:rFonts w:ascii="Times New Roman" w:eastAsia="標楷體" w:hAnsi="Times New Roman" w:hint="eastAsia"/>
-          <w:szCs w:val="24"/>
-        </w:rPr>
-        <w:t>累積報酬</w:t>
-      </w:r>
-      <w:r>
-        <w:rPr>
-          <w:rFonts w:ascii="Times New Roman" w:eastAsia="標楷體" w:hAnsi="Times New Roman" w:hint="eastAsia"/>
-          <w:szCs w:val="24"/>
-        </w:rPr>
-        <w:t>、勝率、夏普比率、</w:t>
-      </w:r>
-      <w:r>
-        <w:rPr>
-          <w:rFonts w:ascii="Times New Roman" w:eastAsia="標楷體" w:hAnsi="Times New Roman" w:hint="eastAsia"/>
-          <w:szCs w:val="24"/>
-        </w:rPr>
-        <w:t>樣本外的</w:t>
+        <w:t>本研究利用三個不同機器學習模型將三因子深入分析，並利用累積報酬、勝率、夏普比率、樣本外的</w:t>
       </w:r>
       <w:r>
         <w:rPr>
@@ -12435,66 +13166,36 @@
           <w:sz w:val="32"/>
           <w:szCs w:val="32"/>
         </w:rPr>
-        <w:t>4</w:t>
-      </w:r>
-      <w:r>
-        <w:rPr>
-          <w:rFonts w:ascii="Times New Roman" w:eastAsia="標楷體" w:hAnsi="Times New Roman"/>
+        <w:t xml:space="preserve">4.1 </w:t>
+      </w:r>
+      <w:r>
+        <w:rPr>
+          <w:rFonts w:ascii="Times New Roman" w:eastAsia="標楷體" w:hAnsi="Times New Roman" w:hint="eastAsia"/>
           <w:b/>
           <w:bCs/>
           <w:sz w:val="32"/>
           <w:szCs w:val="32"/>
         </w:rPr>
-        <w:t>.</w:t>
-      </w:r>
-      <w:r>
-        <w:rPr>
-          <w:rFonts w:ascii="Times New Roman" w:eastAsia="標楷體" w:hAnsi="Times New Roman"/>
+        <w:t>累</w:t>
+      </w:r>
+      <w:r>
+        <w:rPr>
+          <w:rFonts w:ascii="Times New Roman" w:eastAsia="標楷體" w:hAnsi="Times New Roman" w:hint="eastAsia"/>
           <w:b/>
           <w:bCs/>
           <w:sz w:val="32"/>
           <w:szCs w:val="32"/>
         </w:rPr>
-        <w:t>1</w:t>
-      </w:r>
-      <w:r>
-        <w:rPr>
-          <w:rFonts w:ascii="Times New Roman" w:eastAsia="標楷體" w:hAnsi="Times New Roman"/>
+        <w:t>積</w:t>
+      </w:r>
+      <w:r>
+        <w:rPr>
+          <w:rFonts w:ascii="Times New Roman" w:eastAsia="標楷體" w:hAnsi="Times New Roman" w:hint="eastAsia"/>
           <w:b/>
           <w:bCs/>
           <w:sz w:val="32"/>
           <w:szCs w:val="32"/>
         </w:rPr>
-        <w:t xml:space="preserve"> </w:t>
-      </w:r>
-      <w:r>
-        <w:rPr>
-          <w:rFonts w:ascii="Times New Roman" w:eastAsia="標楷體" w:hAnsi="Times New Roman" w:hint="eastAsia"/>
-          <w:b/>
-          <w:bCs/>
-          <w:sz w:val="32"/>
-          <w:szCs w:val="32"/>
-        </w:rPr>
-        <w:t>累</w:t>
-      </w:r>
-      <w:r>
-        <w:rPr>
-          <w:rFonts w:ascii="Times New Roman" w:eastAsia="標楷體" w:hAnsi="Times New Roman" w:hint="eastAsia"/>
-          <w:b/>
-          <w:bCs/>
-          <w:sz w:val="32"/>
-          <w:szCs w:val="32"/>
-        </w:rPr>
-        <w:t>積</w:t>
-      </w:r>
-      <w:r>
-        <w:rPr>
-          <w:rFonts w:ascii="Times New Roman" w:eastAsia="標楷體" w:hAnsi="Times New Roman" w:hint="eastAsia"/>
-          <w:b/>
-          <w:bCs/>
-          <w:sz w:val="32"/>
-          <w:szCs w:val="32"/>
-        </w:rPr>
         <w:t>報酬分析</w:t>
       </w:r>
       <w:bookmarkEnd w:id="12"/>
@@ -12738,6 +13439,7 @@
           <w:rFonts w:ascii="Times New Roman" w:eastAsia="標楷體" w:hAnsi="Times New Roman"/>
           <w:b/>
           <w:bCs/>
+          <w:noProof/>
           <w:szCs w:val="24"/>
         </w:rPr>
         <w:drawing>
@@ -12896,7 +13598,7 @@
       <w:pPr>
         <w:ind w:leftChars="100" w:left="240"/>
         <w:rPr>
-          <w:rFonts w:ascii="Times New Roman" w:eastAsia="標楷體" w:hAnsi="Times New Roman" w:hint="eastAsia"/>
+          <w:rFonts w:ascii="Times New Roman" w:eastAsia="標楷體" w:hAnsi="Times New Roman"/>
           <w:szCs w:val="24"/>
         </w:rPr>
       </w:pPr>
@@ -12938,7 +13640,7 @@
       <w:pPr>
         <w:ind w:leftChars="100" w:left="240"/>
         <w:rPr>
-          <w:rFonts w:ascii="Times New Roman" w:eastAsia="標楷體" w:hAnsi="Times New Roman" w:hint="eastAsia"/>
+          <w:rFonts w:ascii="Times New Roman" w:eastAsia="標楷體" w:hAnsi="Times New Roman"/>
           <w:b/>
           <w:bCs/>
           <w:szCs w:val="24"/>
@@ -12955,7 +13657,7 @@
         <w:ind w:leftChars="0"/>
         <w:jc w:val="center"/>
         <w:rPr>
-          <w:rFonts w:ascii="Times New Roman" w:eastAsia="標楷體" w:hAnsi="Times New Roman" w:hint="eastAsia"/>
+          <w:rFonts w:ascii="Times New Roman" w:eastAsia="標楷體" w:hAnsi="Times New Roman"/>
           <w:b/>
           <w:bCs/>
           <w:szCs w:val="24"/>
@@ -13005,7 +13707,7 @@
       <w:pPr>
         <w:ind w:leftChars="100" w:left="240"/>
         <w:rPr>
-          <w:rFonts w:ascii="Times New Roman" w:eastAsia="標楷體" w:hAnsi="Times New Roman" w:hint="eastAsia"/>
+          <w:rFonts w:ascii="Times New Roman" w:eastAsia="標楷體" w:hAnsi="Times New Roman"/>
           <w:b/>
           <w:bCs/>
           <w:szCs w:val="24"/>
@@ -13027,6 +13729,7 @@
           <w:rFonts w:ascii="Times New Roman" w:eastAsia="標楷體" w:hAnsi="Times New Roman"/>
           <w:b/>
           <w:bCs/>
+          <w:noProof/>
           <w:szCs w:val="24"/>
         </w:rPr>
         <w:drawing>
@@ -13324,6 +14027,7 @@
           <w:rFonts w:ascii="Times New Roman" w:eastAsia="標楷體" w:hAnsi="Times New Roman"/>
           <w:b/>
           <w:bCs/>
+          <w:noProof/>
           <w:szCs w:val="24"/>
         </w:rPr>
         <w:drawing>
@@ -13400,16 +14104,7 @@
           <w:bCs/>
           <w:szCs w:val="24"/>
         </w:rPr>
-        <w:t>5</w:t>
-      </w:r>
-      <w:r>
-        <w:rPr>
-          <w:rFonts w:ascii="Times New Roman" w:eastAsia="標楷體" w:hAnsi="Times New Roman"/>
-          <w:b/>
-          <w:bCs/>
-          <w:szCs w:val="24"/>
-        </w:rPr>
-        <w:t>0</w:t>
+        <w:t>50</w:t>
       </w:r>
       <w:r>
         <w:rPr>
@@ -13459,7 +14154,7 @@
       <w:pPr>
         <w:ind w:leftChars="100" w:left="240"/>
         <w:rPr>
-          <w:rFonts w:ascii="Times New Roman" w:eastAsia="標楷體" w:hAnsi="Times New Roman" w:hint="eastAsia"/>
+          <w:rFonts w:ascii="Times New Roman" w:eastAsia="標楷體" w:hAnsi="Times New Roman"/>
           <w:b/>
           <w:bCs/>
           <w:szCs w:val="24"/>
@@ -13470,7 +14165,7 @@
       <w:pPr>
         <w:ind w:leftChars="100" w:left="240"/>
         <w:rPr>
-          <w:rFonts w:ascii="Times New Roman" w:eastAsia="標楷體" w:hAnsi="Times New Roman" w:hint="eastAsia"/>
+          <w:rFonts w:ascii="Times New Roman" w:eastAsia="標楷體" w:hAnsi="Times New Roman"/>
           <w:b/>
           <w:bCs/>
           <w:szCs w:val="24"/>
@@ -13492,6 +14187,7 @@
           <w:rFonts w:ascii="Times New Roman" w:eastAsia="標楷體" w:hAnsi="Times New Roman"/>
           <w:b/>
           <w:bCs/>
+          <w:noProof/>
           <w:szCs w:val="24"/>
         </w:rPr>
         <w:drawing>
@@ -13555,7 +14251,7 @@
         <w:ind w:leftChars="0"/>
         <w:jc w:val="center"/>
         <w:rPr>
-          <w:rFonts w:ascii="Times New Roman" w:eastAsia="標楷體" w:hAnsi="Times New Roman" w:hint="eastAsia"/>
+          <w:rFonts w:ascii="Times New Roman" w:eastAsia="標楷體" w:hAnsi="Times New Roman"/>
           <w:b/>
           <w:bCs/>
           <w:szCs w:val="24"/>
@@ -13577,16 +14273,7 @@
           <w:bCs/>
           <w:szCs w:val="24"/>
         </w:rPr>
-        <w:t>0</w:t>
-      </w:r>
-      <w:r>
-        <w:rPr>
-          <w:rFonts w:ascii="Times New Roman" w:eastAsia="標楷體" w:hAnsi="Times New Roman"/>
-          <w:b/>
-          <w:bCs/>
-          <w:szCs w:val="24"/>
-        </w:rPr>
-        <w:t>0</w:t>
+        <w:t>00</w:t>
       </w:r>
       <w:r>
         <w:rPr>
@@ -13613,7 +14300,7 @@
       <w:pPr>
         <w:ind w:leftChars="100" w:left="240"/>
         <w:rPr>
-          <w:rFonts w:ascii="Times New Roman" w:eastAsia="標楷體" w:hAnsi="Times New Roman" w:hint="eastAsia"/>
+          <w:rFonts w:ascii="Times New Roman" w:eastAsia="標楷體" w:hAnsi="Times New Roman"/>
           <w:b/>
           <w:bCs/>
           <w:szCs w:val="24"/>
@@ -13635,6 +14322,7 @@
           <w:rFonts w:ascii="Times New Roman" w:eastAsia="標楷體" w:hAnsi="Times New Roman"/>
           <w:b/>
           <w:bCs/>
+          <w:noProof/>
           <w:szCs w:val="24"/>
         </w:rPr>
         <w:drawing>
@@ -13698,7 +14386,7 @@
         <w:ind w:leftChars="0"/>
         <w:jc w:val="center"/>
         <w:rPr>
-          <w:rFonts w:ascii="Times New Roman" w:eastAsia="標楷體" w:hAnsi="Times New Roman" w:hint="eastAsia"/>
+          <w:rFonts w:ascii="Times New Roman" w:eastAsia="標楷體" w:hAnsi="Times New Roman"/>
           <w:b/>
           <w:bCs/>
           <w:szCs w:val="24"/>
@@ -13747,7 +14435,7 @@
       <w:pPr>
         <w:ind w:leftChars="100" w:left="240"/>
         <w:rPr>
-          <w:rFonts w:ascii="Times New Roman" w:eastAsia="標楷體" w:hAnsi="Times New Roman" w:hint="eastAsia"/>
+          <w:rFonts w:ascii="Times New Roman" w:eastAsia="標楷體" w:hAnsi="Times New Roman"/>
           <w:b/>
           <w:bCs/>
           <w:szCs w:val="24"/>
@@ -13791,6 +14479,7 @@
           <w:rFonts w:ascii="Times New Roman" w:eastAsia="標楷體" w:hAnsi="Times New Roman"/>
           <w:b/>
           <w:bCs/>
+          <w:noProof/>
           <w:szCs w:val="24"/>
         </w:rPr>
         <w:drawing>
@@ -13950,7 +14639,7 @@
       <w:pPr>
         <w:ind w:leftChars="100" w:left="240"/>
         <w:rPr>
-          <w:rFonts w:ascii="Times New Roman" w:eastAsia="標楷體" w:hAnsi="Times New Roman" w:hint="eastAsia"/>
+          <w:rFonts w:ascii="Times New Roman" w:eastAsia="標楷體" w:hAnsi="Times New Roman"/>
           <w:b/>
           <w:bCs/>
           <w:szCs w:val="24"/>
@@ -14062,7 +14751,7 @@
         <w:ind w:leftChars="0" w:left="600"/>
         <w:jc w:val="center"/>
         <w:rPr>
-          <w:rFonts w:ascii="Times New Roman" w:eastAsia="標楷體" w:hAnsi="Times New Roman" w:hint="eastAsia"/>
+          <w:rFonts w:ascii="Times New Roman" w:eastAsia="標楷體" w:hAnsi="Times New Roman"/>
           <w:b/>
           <w:bCs/>
           <w:szCs w:val="24"/>
@@ -14168,7 +14857,7 @@
       <w:pPr>
         <w:ind w:leftChars="100" w:left="240"/>
         <w:rPr>
-          <w:rFonts w:ascii="Times New Roman" w:eastAsia="標楷體" w:hAnsi="Times New Roman" w:hint="eastAsia"/>
+          <w:rFonts w:ascii="Times New Roman" w:eastAsia="標楷體" w:hAnsi="Times New Roman"/>
           <w:szCs w:val="24"/>
         </w:rPr>
       </w:pPr>
@@ -14798,7 +15487,7 @@
       <w:pPr>
         <w:ind w:leftChars="100" w:left="240"/>
         <w:rPr>
-          <w:rFonts w:ascii="Times New Roman" w:eastAsia="標楷體" w:hAnsi="Times New Roman" w:hint="eastAsia"/>
+          <w:rFonts w:ascii="Times New Roman" w:eastAsia="標楷體" w:hAnsi="Times New Roman"/>
           <w:b/>
           <w:bCs/>
           <w:szCs w:val="24"/>
@@ -14825,480 +15514,464 @@
           <w:sz w:val="32"/>
           <w:szCs w:val="32"/>
         </w:rPr>
-        <w:t>4.2</w:t>
-      </w:r>
-      <w:r>
-        <w:rPr>
-          <w:rFonts w:ascii="Times New Roman" w:eastAsia="標楷體" w:hAnsi="Times New Roman"/>
+        <w:t xml:space="preserve">4.2 </w:t>
+      </w:r>
+      <w:r>
+        <w:rPr>
+          <w:rFonts w:ascii="Times New Roman" w:eastAsia="標楷體" w:hAnsi="Times New Roman" w:hint="eastAsia"/>
           <w:b/>
           <w:bCs/>
           <w:sz w:val="32"/>
           <w:szCs w:val="32"/>
         </w:rPr>
+        <w:t>勝率分析</w:t>
+      </w:r>
+      <w:bookmarkEnd w:id="13"/>
+    </w:p>
+    <w:p>
+      <w:pPr>
+        <w:ind w:leftChars="100" w:left="240"/>
+        <w:rPr>
+          <w:rFonts w:ascii="Times New Roman" w:eastAsia="標楷體" w:hAnsi="Times New Roman"/>
+          <w:szCs w:val="24"/>
+        </w:rPr>
+      </w:pPr>
+      <w:r>
+        <w:rPr>
+          <w:rFonts w:ascii="Times New Roman" w:eastAsia="標楷體" w:hAnsi="Times New Roman" w:hint="eastAsia"/>
+          <w:szCs w:val="24"/>
+        </w:rPr>
+        <w:t>各模型在不同家數等分下與大盤比較的勝率，真實操作（</w:t>
+      </w:r>
+      <w:r>
+        <w:rPr>
+          <w:rFonts w:ascii="Times New Roman" w:eastAsia="標楷體" w:hAnsi="Times New Roman" w:hint="eastAsia"/>
+          <w:szCs w:val="24"/>
+        </w:rPr>
+        <w:t>Real</w:t>
+      </w:r>
+      <w:r>
+        <w:rPr>
+          <w:rFonts w:ascii="Times New Roman" w:eastAsia="標楷體" w:hAnsi="Times New Roman" w:hint="eastAsia"/>
+          <w:szCs w:val="24"/>
+        </w:rPr>
+        <w:t>）始終維持在</w:t>
+      </w:r>
+      <w:r>
+        <w:rPr>
+          <w:rFonts w:ascii="Times New Roman" w:eastAsia="標楷體" w:hAnsi="Times New Roman" w:hint="eastAsia"/>
+          <w:szCs w:val="24"/>
+        </w:rPr>
+        <w:t xml:space="preserve"> 0.60 </w:t>
+      </w:r>
+      <w:r>
+        <w:rPr>
+          <w:rFonts w:ascii="Times New Roman" w:eastAsia="標楷體" w:hAnsi="Times New Roman" w:hint="eastAsia"/>
+          <w:szCs w:val="24"/>
+        </w:rPr>
+        <w:t>左右的水準，不論把</w:t>
+      </w:r>
+      <w:proofErr w:type="gramStart"/>
+      <w:r>
+        <w:rPr>
+          <w:rFonts w:ascii="Times New Roman" w:eastAsia="標楷體" w:hAnsi="Times New Roman" w:hint="eastAsia"/>
+          <w:szCs w:val="24"/>
+        </w:rPr>
+        <w:t>股票池切成</w:t>
+      </w:r>
+      <w:proofErr w:type="gramEnd"/>
+      <w:r>
+        <w:rPr>
+          <w:rFonts w:ascii="Times New Roman" w:eastAsia="標楷體" w:hAnsi="Times New Roman" w:hint="eastAsia"/>
+          <w:szCs w:val="24"/>
+        </w:rPr>
+        <w:t xml:space="preserve"> 10 </w:t>
+      </w:r>
+      <w:r>
+        <w:rPr>
+          <w:rFonts w:ascii="Times New Roman" w:eastAsia="標楷體" w:hAnsi="Times New Roman" w:hint="eastAsia"/>
+          <w:szCs w:val="24"/>
+        </w:rPr>
+        <w:t>家還是</w:t>
+      </w:r>
+      <w:r>
+        <w:rPr>
+          <w:rFonts w:ascii="Times New Roman" w:eastAsia="標楷體" w:hAnsi="Times New Roman" w:hint="eastAsia"/>
+          <w:szCs w:val="24"/>
+        </w:rPr>
+        <w:t xml:space="preserve"> 964 </w:t>
+      </w:r>
+      <w:r>
+        <w:rPr>
+          <w:rFonts w:ascii="Times New Roman" w:eastAsia="標楷體" w:hAnsi="Times New Roman" w:hint="eastAsia"/>
+          <w:szCs w:val="24"/>
+        </w:rPr>
+        <w:t>家，其每期打敗大盤的機率都顯著高於隨機擲銅板的</w:t>
+      </w:r>
+      <w:r>
+        <w:rPr>
+          <w:rFonts w:ascii="Times New Roman" w:eastAsia="標楷體" w:hAnsi="Times New Roman" w:hint="eastAsia"/>
+          <w:szCs w:val="24"/>
+        </w:rPr>
+        <w:t xml:space="preserve"> 0.50</w:t>
+      </w:r>
+      <w:r>
+        <w:rPr>
+          <w:rFonts w:ascii="Times New Roman" w:eastAsia="標楷體" w:hAnsi="Times New Roman" w:hint="eastAsia"/>
+          <w:szCs w:val="24"/>
+        </w:rPr>
+        <w:t>。線性回歸（</w:t>
+      </w:r>
+      <w:r>
+        <w:rPr>
+          <w:rFonts w:ascii="Times New Roman" w:eastAsia="標楷體" w:hAnsi="Times New Roman" w:hint="eastAsia"/>
+          <w:szCs w:val="24"/>
+        </w:rPr>
+        <w:t>OLS</w:t>
+      </w:r>
+      <w:r>
+        <w:rPr>
+          <w:rFonts w:ascii="Times New Roman" w:eastAsia="標楷體" w:hAnsi="Times New Roman" w:hint="eastAsia"/>
+          <w:szCs w:val="24"/>
+        </w:rPr>
+        <w:t>）則長期徘徊在</w:t>
+      </w:r>
+      <w:r>
+        <w:rPr>
+          <w:rFonts w:ascii="Times New Roman" w:eastAsia="標楷體" w:hAnsi="Times New Roman" w:hint="eastAsia"/>
+          <w:szCs w:val="24"/>
+        </w:rPr>
+        <w:t xml:space="preserve"> 0.47</w:t>
+      </w:r>
+      <w:proofErr w:type="gramStart"/>
+      <w:r>
+        <w:rPr>
+          <w:rFonts w:ascii="Times New Roman" w:eastAsia="標楷體" w:hAnsi="Times New Roman" w:hint="eastAsia"/>
+          <w:szCs w:val="24"/>
+        </w:rPr>
+        <w:t>–</w:t>
+      </w:r>
+      <w:proofErr w:type="gramEnd"/>
+      <w:r>
+        <w:rPr>
+          <w:rFonts w:ascii="Times New Roman" w:eastAsia="標楷體" w:hAnsi="Times New Roman" w:hint="eastAsia"/>
+          <w:szCs w:val="24"/>
+        </w:rPr>
+        <w:t xml:space="preserve">0.51 </w:t>
+      </w:r>
+      <w:proofErr w:type="gramStart"/>
+      <w:r>
+        <w:rPr>
+          <w:rFonts w:ascii="Times New Roman" w:eastAsia="標楷體" w:hAnsi="Times New Roman" w:hint="eastAsia"/>
+          <w:szCs w:val="24"/>
+        </w:rPr>
+        <w:t>之間，</w:t>
+      </w:r>
+      <w:proofErr w:type="gramEnd"/>
+      <w:r>
+        <w:rPr>
+          <w:rFonts w:ascii="Times New Roman" w:eastAsia="標楷體" w:hAnsi="Times New Roman" w:hint="eastAsia"/>
+          <w:szCs w:val="24"/>
+        </w:rPr>
+        <w:t>幾乎與隨機無異；最淺層的</w:t>
+      </w:r>
+      <w:r>
+        <w:rPr>
+          <w:rFonts w:ascii="Times New Roman" w:eastAsia="標楷體" w:hAnsi="Times New Roman" w:hint="eastAsia"/>
+          <w:szCs w:val="24"/>
+        </w:rPr>
+        <w:t xml:space="preserve"> NN1 </w:t>
+      </w:r>
+      <w:proofErr w:type="gramStart"/>
+      <w:r>
+        <w:rPr>
+          <w:rFonts w:ascii="Times New Roman" w:eastAsia="標楷體" w:hAnsi="Times New Roman" w:hint="eastAsia"/>
+          <w:szCs w:val="24"/>
+        </w:rPr>
+        <w:t>更常落到</w:t>
+      </w:r>
+      <w:proofErr w:type="gramEnd"/>
+      <w:r>
+        <w:rPr>
+          <w:rFonts w:ascii="Times New Roman" w:eastAsia="標楷體" w:hAnsi="Times New Roman" w:hint="eastAsia"/>
+          <w:szCs w:val="24"/>
+        </w:rPr>
+        <w:t xml:space="preserve"> 0.44</w:t>
+      </w:r>
+      <w:proofErr w:type="gramStart"/>
+      <w:r>
+        <w:rPr>
+          <w:rFonts w:ascii="Times New Roman" w:eastAsia="標楷體" w:hAnsi="Times New Roman" w:hint="eastAsia"/>
+          <w:szCs w:val="24"/>
+        </w:rPr>
+        <w:t>–</w:t>
+      </w:r>
+      <w:proofErr w:type="gramEnd"/>
+      <w:r>
+        <w:rPr>
+          <w:rFonts w:ascii="Times New Roman" w:eastAsia="標楷體" w:hAnsi="Times New Roman" w:hint="eastAsia"/>
+          <w:szCs w:val="24"/>
+        </w:rPr>
+        <w:t>0.52</w:t>
+      </w:r>
+      <w:r>
+        <w:rPr>
+          <w:rFonts w:ascii="Times New Roman" w:eastAsia="標楷體" w:hAnsi="Times New Roman" w:hint="eastAsia"/>
+          <w:szCs w:val="24"/>
+        </w:rPr>
+        <w:t>，顯示在本資料</w:t>
+      </w:r>
+      <w:proofErr w:type="gramStart"/>
+      <w:r>
+        <w:rPr>
+          <w:rFonts w:ascii="Times New Roman" w:eastAsia="標楷體" w:hAnsi="Times New Roman" w:hint="eastAsia"/>
+          <w:szCs w:val="24"/>
+        </w:rPr>
+        <w:t>期間，</w:t>
+      </w:r>
+      <w:proofErr w:type="gramEnd"/>
+      <w:r>
+        <w:rPr>
+          <w:rFonts w:ascii="Times New Roman" w:eastAsia="標楷體" w:hAnsi="Times New Roman" w:hint="eastAsia"/>
+          <w:szCs w:val="24"/>
+        </w:rPr>
+        <w:t>若只靠線性假設或過於簡單的網路結構，很難穩定捕捉</w:t>
+      </w:r>
+      <w:r>
+        <w:rPr>
+          <w:rFonts w:ascii="Times New Roman" w:eastAsia="標楷體" w:hAnsi="Times New Roman" w:hint="eastAsia"/>
+          <w:szCs w:val="24"/>
+        </w:rPr>
         <w:t xml:space="preserve"> </w:t>
       </w:r>
       <w:r>
         <w:rPr>
           <w:rFonts w:ascii="Times New Roman" w:eastAsia="標楷體" w:hAnsi="Times New Roman" w:hint="eastAsia"/>
-          <w:b/>
-          <w:bCs/>
-          <w:sz w:val="32"/>
-          <w:szCs w:val="32"/>
-        </w:rPr>
-        <w:t>勝率分析</w:t>
-      </w:r>
-      <w:bookmarkEnd w:id="13"/>
+          <w:szCs w:val="24"/>
+        </w:rPr>
+        <w:t>α。相對地，隨機森林（</w:t>
+      </w:r>
+      <w:r>
+        <w:rPr>
+          <w:rFonts w:ascii="Times New Roman" w:eastAsia="標楷體" w:hAnsi="Times New Roman" w:hint="eastAsia"/>
+          <w:szCs w:val="24"/>
+        </w:rPr>
+        <w:t>RF</w:t>
+      </w:r>
+      <w:r>
+        <w:rPr>
+          <w:rFonts w:ascii="Times New Roman" w:eastAsia="標楷體" w:hAnsi="Times New Roman" w:hint="eastAsia"/>
+          <w:szCs w:val="24"/>
+        </w:rPr>
+        <w:t>）與較深層的</w:t>
+      </w:r>
+      <w:r>
+        <w:rPr>
+          <w:rFonts w:ascii="Times New Roman" w:eastAsia="標楷體" w:hAnsi="Times New Roman" w:hint="eastAsia"/>
+          <w:szCs w:val="24"/>
+        </w:rPr>
+        <w:t xml:space="preserve"> NN3</w:t>
+      </w:r>
+      <w:proofErr w:type="gramStart"/>
+      <w:r>
+        <w:rPr>
+          <w:rFonts w:ascii="Times New Roman" w:eastAsia="標楷體" w:hAnsi="Times New Roman" w:hint="eastAsia"/>
+          <w:szCs w:val="24"/>
+        </w:rPr>
+        <w:t>–</w:t>
+      </w:r>
+      <w:proofErr w:type="gramEnd"/>
+      <w:r>
+        <w:rPr>
+          <w:rFonts w:ascii="Times New Roman" w:eastAsia="標楷體" w:hAnsi="Times New Roman" w:hint="eastAsia"/>
+          <w:szCs w:val="24"/>
+        </w:rPr>
+        <w:t xml:space="preserve">NN5 </w:t>
+      </w:r>
+      <w:r>
+        <w:rPr>
+          <w:rFonts w:ascii="Times New Roman" w:eastAsia="標楷體" w:hAnsi="Times New Roman" w:hint="eastAsia"/>
+          <w:szCs w:val="24"/>
+        </w:rPr>
+        <w:t>隨「家數」增多而顯著提昇：</w:t>
+      </w:r>
+      <w:r>
+        <w:rPr>
+          <w:rFonts w:ascii="Times New Roman" w:eastAsia="標楷體" w:hAnsi="Times New Roman" w:hint="eastAsia"/>
+          <w:szCs w:val="24"/>
+        </w:rPr>
+        <w:t xml:space="preserve">RF </w:t>
+      </w:r>
+      <w:r>
+        <w:rPr>
+          <w:rFonts w:ascii="Times New Roman" w:eastAsia="標楷體" w:hAnsi="Times New Roman" w:hint="eastAsia"/>
+          <w:szCs w:val="24"/>
+        </w:rPr>
+        <w:t>從</w:t>
+      </w:r>
+      <w:r>
+        <w:rPr>
+          <w:rFonts w:ascii="Times New Roman" w:eastAsia="標楷體" w:hAnsi="Times New Roman" w:hint="eastAsia"/>
+          <w:szCs w:val="24"/>
+        </w:rPr>
+        <w:t xml:space="preserve"> 10 </w:t>
+      </w:r>
+      <w:r>
+        <w:rPr>
+          <w:rFonts w:ascii="Times New Roman" w:eastAsia="標楷體" w:hAnsi="Times New Roman" w:hint="eastAsia"/>
+          <w:szCs w:val="24"/>
+        </w:rPr>
+        <w:t>家時的</w:t>
+      </w:r>
+      <w:r>
+        <w:rPr>
+          <w:rFonts w:ascii="Times New Roman" w:eastAsia="標楷體" w:hAnsi="Times New Roman" w:hint="eastAsia"/>
+          <w:szCs w:val="24"/>
+        </w:rPr>
+        <w:t xml:space="preserve"> 0.54 </w:t>
+      </w:r>
+      <w:r>
+        <w:rPr>
+          <w:rFonts w:ascii="Times New Roman" w:eastAsia="標楷體" w:hAnsi="Times New Roman" w:hint="eastAsia"/>
+          <w:szCs w:val="24"/>
+        </w:rPr>
+        <w:t>持續上升到</w:t>
+      </w:r>
+      <w:r>
+        <w:rPr>
+          <w:rFonts w:ascii="Times New Roman" w:eastAsia="標楷體" w:hAnsi="Times New Roman" w:hint="eastAsia"/>
+          <w:szCs w:val="24"/>
+        </w:rPr>
+        <w:t xml:space="preserve"> 192 </w:t>
+      </w:r>
+      <w:r>
+        <w:rPr>
+          <w:rFonts w:ascii="Times New Roman" w:eastAsia="標楷體" w:hAnsi="Times New Roman" w:hint="eastAsia"/>
+          <w:szCs w:val="24"/>
+        </w:rPr>
+        <w:t>家時的</w:t>
+      </w:r>
+      <w:r>
+        <w:rPr>
+          <w:rFonts w:ascii="Times New Roman" w:eastAsia="標楷體" w:hAnsi="Times New Roman" w:hint="eastAsia"/>
+          <w:szCs w:val="24"/>
+        </w:rPr>
+        <w:t xml:space="preserve"> 0.63</w:t>
+      </w:r>
+      <w:r>
+        <w:rPr>
+          <w:rFonts w:ascii="Times New Roman" w:eastAsia="標楷體" w:hAnsi="Times New Roman" w:hint="eastAsia"/>
+          <w:szCs w:val="24"/>
+        </w:rPr>
+        <w:t>，</w:t>
+      </w:r>
+      <w:r>
+        <w:rPr>
+          <w:rFonts w:ascii="Times New Roman" w:eastAsia="標楷體" w:hAnsi="Times New Roman" w:hint="eastAsia"/>
+          <w:szCs w:val="24"/>
+        </w:rPr>
+        <w:t xml:space="preserve">NN3 </w:t>
+      </w:r>
+      <w:r>
+        <w:rPr>
+          <w:rFonts w:ascii="Times New Roman" w:eastAsia="標楷體" w:hAnsi="Times New Roman" w:hint="eastAsia"/>
+          <w:szCs w:val="24"/>
+        </w:rPr>
+        <w:t>與</w:t>
+      </w:r>
+      <w:r>
+        <w:rPr>
+          <w:rFonts w:ascii="Times New Roman" w:eastAsia="標楷體" w:hAnsi="Times New Roman" w:hint="eastAsia"/>
+          <w:szCs w:val="24"/>
+        </w:rPr>
+        <w:t xml:space="preserve"> NN5 </w:t>
+      </w:r>
+      <w:r>
+        <w:rPr>
+          <w:rFonts w:ascii="Times New Roman" w:eastAsia="標楷體" w:hAnsi="Times New Roman" w:hint="eastAsia"/>
+          <w:szCs w:val="24"/>
+        </w:rPr>
+        <w:t>亦在大樣本、細分市場下突破</w:t>
+      </w:r>
+      <w:r>
+        <w:rPr>
+          <w:rFonts w:ascii="Times New Roman" w:eastAsia="標楷體" w:hAnsi="Times New Roman" w:hint="eastAsia"/>
+          <w:szCs w:val="24"/>
+        </w:rPr>
+        <w:t xml:space="preserve"> 0.59</w:t>
+      </w:r>
+      <w:r>
+        <w:rPr>
+          <w:rFonts w:ascii="Times New Roman" w:eastAsia="標楷體" w:hAnsi="Times New Roman" w:hint="eastAsia"/>
+          <w:szCs w:val="24"/>
+        </w:rPr>
+        <w:t>，並多次逼近或短暫追平</w:t>
+      </w:r>
+      <w:r>
+        <w:rPr>
+          <w:rFonts w:ascii="Times New Roman" w:eastAsia="標楷體" w:hAnsi="Times New Roman" w:hint="eastAsia"/>
+          <w:szCs w:val="24"/>
+        </w:rPr>
+        <w:t xml:space="preserve"> Real</w:t>
+      </w:r>
+      <w:r>
+        <w:rPr>
+          <w:rFonts w:ascii="Times New Roman" w:eastAsia="標楷體" w:hAnsi="Times New Roman" w:hint="eastAsia"/>
+          <w:szCs w:val="24"/>
+        </w:rPr>
+        <w:t>，</w:t>
+      </w:r>
+      <w:proofErr w:type="gramStart"/>
+      <w:r>
+        <w:rPr>
+          <w:rFonts w:ascii="Times New Roman" w:eastAsia="標楷體" w:hAnsi="Times New Roman" w:hint="eastAsia"/>
+          <w:szCs w:val="24"/>
+        </w:rPr>
+        <w:t>凸</w:t>
+      </w:r>
+      <w:proofErr w:type="gramEnd"/>
+      <w:r>
+        <w:rPr>
+          <w:rFonts w:ascii="Times New Roman" w:eastAsia="標楷體" w:hAnsi="Times New Roman" w:hint="eastAsia"/>
+          <w:szCs w:val="24"/>
+        </w:rPr>
+        <w:t>顯非線性與高容量模型在高維度環境的優勢</w:t>
+      </w:r>
+      <w:r>
+        <w:rPr>
+          <w:rFonts w:ascii="Times New Roman" w:eastAsia="標楷體" w:hAnsi="Times New Roman" w:hint="eastAsia"/>
+          <w:szCs w:val="24"/>
+        </w:rPr>
+        <w:t>。</w:t>
+      </w:r>
     </w:p>
     <w:p>
       <w:pPr>
         <w:ind w:leftChars="100" w:left="240"/>
         <w:rPr>
-          <w:rFonts w:ascii="Times New Roman" w:eastAsia="標楷體" w:hAnsi="Times New Roman" w:hint="eastAsia"/>
-          <w:szCs w:val="24"/>
-        </w:rPr>
-      </w:pPr>
-      <w:r>
-        <w:rPr>
-          <w:rFonts w:ascii="Times New Roman" w:eastAsia="標楷體" w:hAnsi="Times New Roman" w:hint="eastAsia"/>
-          <w:szCs w:val="24"/>
-        </w:rPr>
-        <w:t>各模型在不同家數等分下與大盤比較的勝率，</w:t>
-      </w:r>
-      <w:r>
-        <w:rPr>
-          <w:rFonts w:ascii="Times New Roman" w:eastAsia="標楷體" w:hAnsi="Times New Roman" w:hint="eastAsia"/>
-          <w:szCs w:val="24"/>
-        </w:rPr>
-        <w:t>真實操作（</w:t>
-      </w:r>
-      <w:r>
-        <w:rPr>
-          <w:rFonts w:ascii="Times New Roman" w:eastAsia="標楷體" w:hAnsi="Times New Roman" w:hint="eastAsia"/>
-          <w:szCs w:val="24"/>
-        </w:rPr>
-        <w:t>Real</w:t>
-      </w:r>
-      <w:r>
-        <w:rPr>
-          <w:rFonts w:ascii="Times New Roman" w:eastAsia="標楷體" w:hAnsi="Times New Roman" w:hint="eastAsia"/>
-          <w:szCs w:val="24"/>
-        </w:rPr>
-        <w:t>）始終維持在</w:t>
-      </w:r>
-      <w:r>
-        <w:rPr>
-          <w:rFonts w:ascii="Times New Roman" w:eastAsia="標楷體" w:hAnsi="Times New Roman" w:hint="eastAsia"/>
-          <w:szCs w:val="24"/>
-        </w:rPr>
-        <w:t xml:space="preserve"> 0.60 </w:t>
-      </w:r>
-      <w:r>
-        <w:rPr>
-          <w:rFonts w:ascii="Times New Roman" w:eastAsia="標楷體" w:hAnsi="Times New Roman" w:hint="eastAsia"/>
-          <w:szCs w:val="24"/>
-        </w:rPr>
-        <w:t>左右的水準，不論把</w:t>
-      </w:r>
-      <w:proofErr w:type="gramStart"/>
-      <w:r>
-        <w:rPr>
-          <w:rFonts w:ascii="Times New Roman" w:eastAsia="標楷體" w:hAnsi="Times New Roman" w:hint="eastAsia"/>
-          <w:szCs w:val="24"/>
-        </w:rPr>
-        <w:t>股票池切成</w:t>
-      </w:r>
-      <w:proofErr w:type="gramEnd"/>
-      <w:r>
-        <w:rPr>
-          <w:rFonts w:ascii="Times New Roman" w:eastAsia="標楷體" w:hAnsi="Times New Roman" w:hint="eastAsia"/>
-          <w:szCs w:val="24"/>
-        </w:rPr>
-        <w:t xml:space="preserve"> 10 </w:t>
-      </w:r>
-      <w:r>
-        <w:rPr>
-          <w:rFonts w:ascii="Times New Roman" w:eastAsia="標楷體" w:hAnsi="Times New Roman" w:hint="eastAsia"/>
-          <w:szCs w:val="24"/>
-        </w:rPr>
-        <w:t>家還是</w:t>
-      </w:r>
-      <w:r>
-        <w:rPr>
-          <w:rFonts w:ascii="Times New Roman" w:eastAsia="標楷體" w:hAnsi="Times New Roman" w:hint="eastAsia"/>
-          <w:szCs w:val="24"/>
-        </w:rPr>
-        <w:t xml:space="preserve"> 964 </w:t>
-      </w:r>
-      <w:r>
-        <w:rPr>
-          <w:rFonts w:ascii="Times New Roman" w:eastAsia="標楷體" w:hAnsi="Times New Roman" w:hint="eastAsia"/>
-          <w:szCs w:val="24"/>
-        </w:rPr>
-        <w:t>家，其每期打敗大盤的機率都顯著高於隨機擲銅板的</w:t>
-      </w:r>
-      <w:r>
-        <w:rPr>
-          <w:rFonts w:ascii="Times New Roman" w:eastAsia="標楷體" w:hAnsi="Times New Roman" w:hint="eastAsia"/>
-          <w:szCs w:val="24"/>
-        </w:rPr>
-        <w:t xml:space="preserve"> 0.50</w:t>
-      </w:r>
-      <w:r>
-        <w:rPr>
-          <w:rFonts w:ascii="Times New Roman" w:eastAsia="標楷體" w:hAnsi="Times New Roman" w:hint="eastAsia"/>
-          <w:szCs w:val="24"/>
-        </w:rPr>
-        <w:t>。線性回歸（</w:t>
-      </w:r>
-      <w:r>
-        <w:rPr>
-          <w:rFonts w:ascii="Times New Roman" w:eastAsia="標楷體" w:hAnsi="Times New Roman" w:hint="eastAsia"/>
-          <w:szCs w:val="24"/>
-        </w:rPr>
-        <w:t>OLS</w:t>
-      </w:r>
-      <w:r>
-        <w:rPr>
-          <w:rFonts w:ascii="Times New Roman" w:eastAsia="標楷體" w:hAnsi="Times New Roman" w:hint="eastAsia"/>
-          <w:szCs w:val="24"/>
-        </w:rPr>
-        <w:t>）則長期徘徊在</w:t>
-      </w:r>
-      <w:r>
-        <w:rPr>
-          <w:rFonts w:ascii="Times New Roman" w:eastAsia="標楷體" w:hAnsi="Times New Roman" w:hint="eastAsia"/>
-          <w:szCs w:val="24"/>
-        </w:rPr>
-        <w:t xml:space="preserve"> 0.47</w:t>
-      </w:r>
-      <w:proofErr w:type="gramStart"/>
-      <w:r>
-        <w:rPr>
-          <w:rFonts w:ascii="Times New Roman" w:eastAsia="標楷體" w:hAnsi="Times New Roman" w:hint="eastAsia"/>
-          <w:szCs w:val="24"/>
-        </w:rPr>
-        <w:t>–</w:t>
-      </w:r>
-      <w:proofErr w:type="gramEnd"/>
-      <w:r>
-        <w:rPr>
-          <w:rFonts w:ascii="Times New Roman" w:eastAsia="標楷體" w:hAnsi="Times New Roman" w:hint="eastAsia"/>
-          <w:szCs w:val="24"/>
-        </w:rPr>
-        <w:t xml:space="preserve">0.51 </w:t>
-      </w:r>
-      <w:proofErr w:type="gramStart"/>
-      <w:r>
-        <w:rPr>
-          <w:rFonts w:ascii="Times New Roman" w:eastAsia="標楷體" w:hAnsi="Times New Roman" w:hint="eastAsia"/>
-          <w:szCs w:val="24"/>
-        </w:rPr>
-        <w:t>之間，</w:t>
-      </w:r>
-      <w:proofErr w:type="gramEnd"/>
-      <w:r>
-        <w:rPr>
-          <w:rFonts w:ascii="Times New Roman" w:eastAsia="標楷體" w:hAnsi="Times New Roman" w:hint="eastAsia"/>
-          <w:szCs w:val="24"/>
-        </w:rPr>
-        <w:t>幾乎與隨機無異；最淺層的</w:t>
-      </w:r>
-      <w:r>
-        <w:rPr>
-          <w:rFonts w:ascii="Times New Roman" w:eastAsia="標楷體" w:hAnsi="Times New Roman" w:hint="eastAsia"/>
-          <w:szCs w:val="24"/>
-        </w:rPr>
-        <w:t xml:space="preserve"> NN1 </w:t>
-      </w:r>
-      <w:proofErr w:type="gramStart"/>
-      <w:r>
-        <w:rPr>
-          <w:rFonts w:ascii="Times New Roman" w:eastAsia="標楷體" w:hAnsi="Times New Roman" w:hint="eastAsia"/>
-          <w:szCs w:val="24"/>
-        </w:rPr>
-        <w:t>更常落到</w:t>
-      </w:r>
-      <w:proofErr w:type="gramEnd"/>
-      <w:r>
-        <w:rPr>
-          <w:rFonts w:ascii="Times New Roman" w:eastAsia="標楷體" w:hAnsi="Times New Roman" w:hint="eastAsia"/>
-          <w:szCs w:val="24"/>
-        </w:rPr>
-        <w:t xml:space="preserve"> 0.44</w:t>
-      </w:r>
-      <w:proofErr w:type="gramStart"/>
-      <w:r>
-        <w:rPr>
-          <w:rFonts w:ascii="Times New Roman" w:eastAsia="標楷體" w:hAnsi="Times New Roman" w:hint="eastAsia"/>
-          <w:szCs w:val="24"/>
-        </w:rPr>
-        <w:t>–</w:t>
-      </w:r>
-      <w:proofErr w:type="gramEnd"/>
-      <w:r>
-        <w:rPr>
-          <w:rFonts w:ascii="Times New Roman" w:eastAsia="標楷體" w:hAnsi="Times New Roman" w:hint="eastAsia"/>
-          <w:szCs w:val="24"/>
-        </w:rPr>
-        <w:t>0.52</w:t>
-      </w:r>
-      <w:r>
-        <w:rPr>
-          <w:rFonts w:ascii="Times New Roman" w:eastAsia="標楷體" w:hAnsi="Times New Roman" w:hint="eastAsia"/>
-          <w:szCs w:val="24"/>
-        </w:rPr>
-        <w:t>，顯示在本資料</w:t>
-      </w:r>
-      <w:proofErr w:type="gramStart"/>
-      <w:r>
-        <w:rPr>
-          <w:rFonts w:ascii="Times New Roman" w:eastAsia="標楷體" w:hAnsi="Times New Roman" w:hint="eastAsia"/>
-          <w:szCs w:val="24"/>
-        </w:rPr>
-        <w:t>期間，</w:t>
-      </w:r>
-      <w:proofErr w:type="gramEnd"/>
-      <w:r>
-        <w:rPr>
-          <w:rFonts w:ascii="Times New Roman" w:eastAsia="標楷體" w:hAnsi="Times New Roman" w:hint="eastAsia"/>
-          <w:szCs w:val="24"/>
-        </w:rPr>
-        <w:t>若只靠線性假設或過於簡單的網路結構，很難穩定捕捉</w:t>
-      </w:r>
-      <w:r>
-        <w:rPr>
-          <w:rFonts w:ascii="Times New Roman" w:eastAsia="標楷體" w:hAnsi="Times New Roman" w:hint="eastAsia"/>
-          <w:szCs w:val="24"/>
-        </w:rPr>
-        <w:t xml:space="preserve"> </w:t>
-      </w:r>
-      <w:r>
-        <w:rPr>
-          <w:rFonts w:ascii="Times New Roman" w:eastAsia="標楷體" w:hAnsi="Times New Roman" w:hint="eastAsia"/>
-          <w:szCs w:val="24"/>
-        </w:rPr>
-        <w:t>α。相對地，隨機森林（</w:t>
-      </w:r>
-      <w:r>
-        <w:rPr>
-          <w:rFonts w:ascii="Times New Roman" w:eastAsia="標楷體" w:hAnsi="Times New Roman" w:hint="eastAsia"/>
-          <w:szCs w:val="24"/>
-        </w:rPr>
-        <w:t>RF</w:t>
-      </w:r>
-      <w:r>
-        <w:rPr>
-          <w:rFonts w:ascii="Times New Roman" w:eastAsia="標楷體" w:hAnsi="Times New Roman" w:hint="eastAsia"/>
-          <w:szCs w:val="24"/>
-        </w:rPr>
-        <w:t>）與較深層的</w:t>
-      </w:r>
-      <w:r>
-        <w:rPr>
-          <w:rFonts w:ascii="Times New Roman" w:eastAsia="標楷體" w:hAnsi="Times New Roman" w:hint="eastAsia"/>
-          <w:szCs w:val="24"/>
-        </w:rPr>
-        <w:t xml:space="preserve"> NN3</w:t>
-      </w:r>
-      <w:proofErr w:type="gramStart"/>
-      <w:r>
-        <w:rPr>
-          <w:rFonts w:ascii="Times New Roman" w:eastAsia="標楷體" w:hAnsi="Times New Roman" w:hint="eastAsia"/>
-          <w:szCs w:val="24"/>
-        </w:rPr>
-        <w:t>–</w:t>
-      </w:r>
-      <w:proofErr w:type="gramEnd"/>
-      <w:r>
-        <w:rPr>
-          <w:rFonts w:ascii="Times New Roman" w:eastAsia="標楷體" w:hAnsi="Times New Roman" w:hint="eastAsia"/>
-          <w:szCs w:val="24"/>
-        </w:rPr>
-        <w:t xml:space="preserve">NN5 </w:t>
-      </w:r>
-      <w:r>
-        <w:rPr>
-          <w:rFonts w:ascii="Times New Roman" w:eastAsia="標楷體" w:hAnsi="Times New Roman" w:hint="eastAsia"/>
-          <w:szCs w:val="24"/>
-        </w:rPr>
-        <w:t>隨「家數」增多而顯著提昇：</w:t>
-      </w:r>
-      <w:r>
-        <w:rPr>
-          <w:rFonts w:ascii="Times New Roman" w:eastAsia="標楷體" w:hAnsi="Times New Roman" w:hint="eastAsia"/>
-          <w:szCs w:val="24"/>
-        </w:rPr>
-        <w:t xml:space="preserve">RF </w:t>
-      </w:r>
-      <w:r>
-        <w:rPr>
-          <w:rFonts w:ascii="Times New Roman" w:eastAsia="標楷體" w:hAnsi="Times New Roman" w:hint="eastAsia"/>
-          <w:szCs w:val="24"/>
-        </w:rPr>
-        <w:t>從</w:t>
-      </w:r>
-      <w:r>
-        <w:rPr>
-          <w:rFonts w:ascii="Times New Roman" w:eastAsia="標楷體" w:hAnsi="Times New Roman" w:hint="eastAsia"/>
-          <w:szCs w:val="24"/>
-        </w:rPr>
-        <w:t xml:space="preserve"> 10 </w:t>
-      </w:r>
-      <w:r>
-        <w:rPr>
-          <w:rFonts w:ascii="Times New Roman" w:eastAsia="標楷體" w:hAnsi="Times New Roman" w:hint="eastAsia"/>
-          <w:szCs w:val="24"/>
-        </w:rPr>
-        <w:t>家時的</w:t>
-      </w:r>
-      <w:r>
-        <w:rPr>
-          <w:rFonts w:ascii="Times New Roman" w:eastAsia="標楷體" w:hAnsi="Times New Roman" w:hint="eastAsia"/>
-          <w:szCs w:val="24"/>
-        </w:rPr>
-        <w:t xml:space="preserve"> 0.54 </w:t>
-      </w:r>
-      <w:r>
-        <w:rPr>
-          <w:rFonts w:ascii="Times New Roman" w:eastAsia="標楷體" w:hAnsi="Times New Roman" w:hint="eastAsia"/>
-          <w:szCs w:val="24"/>
-        </w:rPr>
-        <w:t>持續上升到</w:t>
-      </w:r>
-      <w:r>
-        <w:rPr>
-          <w:rFonts w:ascii="Times New Roman" w:eastAsia="標楷體" w:hAnsi="Times New Roman" w:hint="eastAsia"/>
-          <w:szCs w:val="24"/>
-        </w:rPr>
-        <w:t xml:space="preserve"> 192 </w:t>
-      </w:r>
-      <w:r>
-        <w:rPr>
-          <w:rFonts w:ascii="Times New Roman" w:eastAsia="標楷體" w:hAnsi="Times New Roman" w:hint="eastAsia"/>
-          <w:szCs w:val="24"/>
-        </w:rPr>
-        <w:t>家時的</w:t>
-      </w:r>
-      <w:r>
-        <w:rPr>
-          <w:rFonts w:ascii="Times New Roman" w:eastAsia="標楷體" w:hAnsi="Times New Roman" w:hint="eastAsia"/>
-          <w:szCs w:val="24"/>
-        </w:rPr>
-        <w:t xml:space="preserve"> 0.63</w:t>
-      </w:r>
-      <w:r>
-        <w:rPr>
-          <w:rFonts w:ascii="Times New Roman" w:eastAsia="標楷體" w:hAnsi="Times New Roman" w:hint="eastAsia"/>
-          <w:szCs w:val="24"/>
-        </w:rPr>
-        <w:t>，</w:t>
-      </w:r>
-      <w:r>
-        <w:rPr>
-          <w:rFonts w:ascii="Times New Roman" w:eastAsia="標楷體" w:hAnsi="Times New Roman" w:hint="eastAsia"/>
-          <w:szCs w:val="24"/>
-        </w:rPr>
-        <w:t xml:space="preserve">NN3 </w:t>
-      </w:r>
-      <w:r>
-        <w:rPr>
-          <w:rFonts w:ascii="Times New Roman" w:eastAsia="標楷體" w:hAnsi="Times New Roman" w:hint="eastAsia"/>
-          <w:szCs w:val="24"/>
-        </w:rPr>
-        <w:t>與</w:t>
-      </w:r>
-      <w:r>
-        <w:rPr>
-          <w:rFonts w:ascii="Times New Roman" w:eastAsia="標楷體" w:hAnsi="Times New Roman" w:hint="eastAsia"/>
-          <w:szCs w:val="24"/>
-        </w:rPr>
-        <w:t xml:space="preserve"> NN5 </w:t>
-      </w:r>
-      <w:r>
-        <w:rPr>
-          <w:rFonts w:ascii="Times New Roman" w:eastAsia="標楷體" w:hAnsi="Times New Roman" w:hint="eastAsia"/>
-          <w:szCs w:val="24"/>
-        </w:rPr>
-        <w:t>亦在大樣本、細分市場下突破</w:t>
-      </w:r>
-      <w:r>
-        <w:rPr>
-          <w:rFonts w:ascii="Times New Roman" w:eastAsia="標楷體" w:hAnsi="Times New Roman" w:hint="eastAsia"/>
-          <w:szCs w:val="24"/>
-        </w:rPr>
-        <w:t xml:space="preserve"> 0.59</w:t>
-      </w:r>
-      <w:r>
-        <w:rPr>
-          <w:rFonts w:ascii="Times New Roman" w:eastAsia="標楷體" w:hAnsi="Times New Roman" w:hint="eastAsia"/>
-          <w:szCs w:val="24"/>
-        </w:rPr>
-        <w:t>，並多次逼近或短暫追平</w:t>
-      </w:r>
-      <w:r>
-        <w:rPr>
-          <w:rFonts w:ascii="Times New Roman" w:eastAsia="標楷體" w:hAnsi="Times New Roman" w:hint="eastAsia"/>
-          <w:szCs w:val="24"/>
-        </w:rPr>
-        <w:t xml:space="preserve"> Real</w:t>
-      </w:r>
-      <w:r>
-        <w:rPr>
-          <w:rFonts w:ascii="Times New Roman" w:eastAsia="標楷體" w:hAnsi="Times New Roman" w:hint="eastAsia"/>
-          <w:szCs w:val="24"/>
-        </w:rPr>
-        <w:t>，</w:t>
-      </w:r>
-      <w:proofErr w:type="gramStart"/>
-      <w:r>
-        <w:rPr>
-          <w:rFonts w:ascii="Times New Roman" w:eastAsia="標楷體" w:hAnsi="Times New Roman" w:hint="eastAsia"/>
-          <w:szCs w:val="24"/>
-        </w:rPr>
-        <w:t>凸</w:t>
-      </w:r>
-      <w:proofErr w:type="gramEnd"/>
-      <w:r>
-        <w:rPr>
-          <w:rFonts w:ascii="Times New Roman" w:eastAsia="標楷體" w:hAnsi="Times New Roman" w:hint="eastAsia"/>
-          <w:szCs w:val="24"/>
-        </w:rPr>
-        <w:t>顯非線性與高容量模型在高維度環境的優勢</w:t>
-      </w:r>
-      <w:r>
-        <w:rPr>
-          <w:rFonts w:ascii="Times New Roman" w:eastAsia="標楷體" w:hAnsi="Times New Roman" w:hint="eastAsia"/>
-          <w:szCs w:val="24"/>
-        </w:rPr>
-        <w:t>。</w:t>
-      </w:r>
+          <w:rFonts w:ascii="Times New Roman" w:eastAsia="標楷體" w:hAnsi="Times New Roman"/>
+          <w:b/>
+          <w:bCs/>
+          <w:szCs w:val="24"/>
+        </w:rPr>
+      </w:pPr>
     </w:p>
     <w:p>
       <w:pPr>
         <w:ind w:leftChars="100" w:left="240"/>
         <w:rPr>
-          <w:rFonts w:ascii="Times New Roman" w:eastAsia="標楷體" w:hAnsi="Times New Roman" w:hint="eastAsia"/>
-          <w:b/>
-          <w:bCs/>
-          <w:szCs w:val="24"/>
-        </w:rPr>
-      </w:pPr>
-    </w:p>
-    <w:p>
-      <w:pPr>
-        <w:ind w:leftChars="100" w:left="240"/>
-        <w:rPr>
-          <w:rFonts w:ascii="Times New Roman" w:eastAsia="標楷體" w:hAnsi="Times New Roman"/>
-          <w:b/>
-          <w:bCs/>
-          <w:szCs w:val="24"/>
-        </w:rPr>
-      </w:pPr>
-      <w:r>
-        <w:rPr>
-          <w:rFonts w:ascii="Times New Roman" w:eastAsia="標楷體" w:hAnsi="Times New Roman"/>
-          <w:b/>
-          <w:bCs/>
+          <w:rFonts w:ascii="Times New Roman" w:eastAsia="標楷體" w:hAnsi="Times New Roman"/>
+          <w:b/>
+          <w:bCs/>
+          <w:szCs w:val="24"/>
+        </w:rPr>
+      </w:pPr>
+      <w:r>
+        <w:rPr>
+          <w:rFonts w:ascii="Times New Roman" w:eastAsia="標楷體" w:hAnsi="Times New Roman"/>
+          <w:b/>
+          <w:bCs/>
+          <w:noProof/>
           <w:szCs w:val="24"/>
         </w:rPr>
         <w:drawing>
@@ -15502,6 +16175,7 @@
           <w:rFonts w:ascii="Times New Roman" w:eastAsia="標楷體" w:hAnsi="Times New Roman"/>
           <w:b/>
           <w:bCs/>
+          <w:noProof/>
           <w:szCs w:val="24"/>
         </w:rPr>
         <w:drawing>
@@ -15672,7 +16346,7 @@
       <w:pPr>
         <w:ind w:leftChars="100" w:left="240"/>
         <w:rPr>
-          <w:rFonts w:ascii="Times New Roman" w:eastAsia="標楷體" w:hAnsi="Times New Roman" w:hint="eastAsia"/>
+          <w:rFonts w:ascii="Times New Roman" w:eastAsia="標楷體" w:hAnsi="Times New Roman"/>
           <w:b/>
           <w:bCs/>
           <w:szCs w:val="24"/>
@@ -15706,7 +16380,7 @@
         <w:ind w:leftChars="100" w:left="240"/>
         <w:jc w:val="center"/>
         <w:rPr>
-          <w:rFonts w:ascii="Times New Roman" w:eastAsia="標楷體" w:hAnsi="Times New Roman" w:hint="eastAsia"/>
+          <w:rFonts w:ascii="Times New Roman" w:eastAsia="標楷體" w:hAnsi="Times New Roman"/>
           <w:b/>
           <w:bCs/>
           <w:szCs w:val="24"/>
@@ -16193,6 +16867,7 @@
           <w:rFonts w:ascii="Times New Roman" w:eastAsia="標楷體" w:hAnsi="Times New Roman"/>
           <w:b/>
           <w:bCs/>
+          <w:noProof/>
           <w:szCs w:val="24"/>
         </w:rPr>
         <w:drawing>
@@ -16374,6 +17049,7 @@
           <w:rFonts w:ascii="Times New Roman" w:eastAsia="標楷體" w:hAnsi="Times New Roman"/>
           <w:b/>
           <w:bCs/>
+          <w:noProof/>
           <w:szCs w:val="24"/>
         </w:rPr>
         <w:drawing>
@@ -16571,6 +17247,7 @@
           <w:rFonts w:ascii="Times New Roman" w:eastAsia="標楷體" w:hAnsi="Times New Roman"/>
           <w:b/>
           <w:bCs/>
+          <w:noProof/>
           <w:szCs w:val="24"/>
         </w:rPr>
         <w:drawing>
@@ -16651,7 +17328,7 @@
     <w:p>
       <w:pPr>
         <w:rPr>
-          <w:rFonts w:ascii="Times New Roman" w:eastAsia="標楷體" w:hAnsi="Times New Roman" w:hint="eastAsia"/>
+          <w:rFonts w:ascii="Times New Roman" w:eastAsia="標楷體" w:hAnsi="Times New Roman"/>
           <w:b/>
           <w:bCs/>
           <w:szCs w:val="24"/>
@@ -16662,7 +17339,7 @@
       <w:pPr>
         <w:jc w:val="center"/>
         <w:rPr>
-          <w:rFonts w:ascii="Times New Roman" w:eastAsia="標楷體" w:hAnsi="Times New Roman" w:hint="eastAsia"/>
+          <w:rFonts w:ascii="Times New Roman" w:eastAsia="標楷體" w:hAnsi="Times New Roman"/>
           <w:b/>
           <w:bCs/>
           <w:szCs w:val="24"/>
@@ -17036,27 +17713,28 @@
     <w:p>
       <w:pPr>
         <w:rPr>
-          <w:rFonts w:ascii="Times New Roman" w:eastAsia="標楷體" w:hAnsi="Times New Roman" w:hint="eastAsia"/>
-          <w:b/>
-          <w:bCs/>
-          <w:szCs w:val="24"/>
-        </w:rPr>
-      </w:pPr>
-    </w:p>
-    <w:p>
-      <w:pPr>
-        <w:rPr>
-          <w:rFonts w:ascii="Times New Roman" w:eastAsia="標楷體" w:hAnsi="Times New Roman"/>
-          <w:b/>
-          <w:bCs/>
-          <w:szCs w:val="24"/>
-        </w:rPr>
-      </w:pPr>
-      <w:r>
-        <w:rPr>
-          <w:rFonts w:ascii="Times New Roman" w:eastAsia="標楷體" w:hAnsi="Times New Roman"/>
-          <w:b/>
-          <w:bCs/>
+          <w:rFonts w:ascii="Times New Roman" w:eastAsia="標楷體" w:hAnsi="Times New Roman"/>
+          <w:b/>
+          <w:bCs/>
+          <w:szCs w:val="24"/>
+        </w:rPr>
+      </w:pPr>
+    </w:p>
+    <w:p>
+      <w:pPr>
+        <w:rPr>
+          <w:rFonts w:ascii="Times New Roman" w:eastAsia="標楷體" w:hAnsi="Times New Roman"/>
+          <w:b/>
+          <w:bCs/>
+          <w:szCs w:val="24"/>
+        </w:rPr>
+      </w:pPr>
+      <w:r>
+        <w:rPr>
+          <w:rFonts w:ascii="Times New Roman" w:eastAsia="標楷體" w:hAnsi="Times New Roman"/>
+          <w:b/>
+          <w:bCs/>
+          <w:noProof/>
           <w:szCs w:val="24"/>
         </w:rPr>
         <w:drawing>
@@ -17144,37 +17822,38 @@
     <w:p>
       <w:pPr>
         <w:rPr>
-          <w:rFonts w:ascii="Times New Roman" w:eastAsia="標楷體" w:hAnsi="Times New Roman" w:hint="eastAsia"/>
-          <w:b/>
-          <w:bCs/>
-          <w:szCs w:val="24"/>
-        </w:rPr>
-      </w:pPr>
-    </w:p>
-    <w:p>
-      <w:pPr>
-        <w:rPr>
-          <w:rFonts w:ascii="Times New Roman" w:eastAsia="標楷體" w:hAnsi="Times New Roman"/>
-          <w:b/>
-          <w:bCs/>
-          <w:szCs w:val="24"/>
-        </w:rPr>
-      </w:pPr>
-    </w:p>
-    <w:p>
-      <w:pPr>
-        <w:rPr>
-          <w:rFonts w:ascii="Times New Roman" w:eastAsia="標楷體" w:hAnsi="Times New Roman"/>
-          <w:b/>
-          <w:bCs/>
-          <w:szCs w:val="24"/>
-        </w:rPr>
-      </w:pPr>
-      <w:r>
-        <w:rPr>
-          <w:rFonts w:ascii="Times New Roman" w:eastAsia="標楷體" w:hAnsi="Times New Roman"/>
-          <w:b/>
-          <w:bCs/>
+          <w:rFonts w:ascii="Times New Roman" w:eastAsia="標楷體" w:hAnsi="Times New Roman"/>
+          <w:b/>
+          <w:bCs/>
+          <w:szCs w:val="24"/>
+        </w:rPr>
+      </w:pPr>
+    </w:p>
+    <w:p>
+      <w:pPr>
+        <w:rPr>
+          <w:rFonts w:ascii="Times New Roman" w:eastAsia="標楷體" w:hAnsi="Times New Roman"/>
+          <w:b/>
+          <w:bCs/>
+          <w:szCs w:val="24"/>
+        </w:rPr>
+      </w:pPr>
+    </w:p>
+    <w:p>
+      <w:pPr>
+        <w:rPr>
+          <w:rFonts w:ascii="Times New Roman" w:eastAsia="標楷體" w:hAnsi="Times New Roman"/>
+          <w:b/>
+          <w:bCs/>
+          <w:szCs w:val="24"/>
+        </w:rPr>
+      </w:pPr>
+      <w:r>
+        <w:rPr>
+          <w:rFonts w:ascii="Times New Roman" w:eastAsia="標楷體" w:hAnsi="Times New Roman"/>
+          <w:b/>
+          <w:bCs/>
+          <w:noProof/>
           <w:szCs w:val="24"/>
         </w:rPr>
         <w:drawing>
@@ -17285,17 +17964,17 @@
     <w:p>
       <w:pPr>
         <w:rPr>
-          <w:rFonts w:ascii="Times New Roman" w:eastAsia="標楷體" w:hAnsi="Times New Roman" w:hint="eastAsia"/>
-          <w:b/>
-          <w:bCs/>
-          <w:szCs w:val="24"/>
-        </w:rPr>
-      </w:pPr>
-    </w:p>
-    <w:p>
-      <w:pPr>
-        <w:rPr>
-          <w:rFonts w:ascii="Times New Roman" w:eastAsia="標楷體" w:hAnsi="Times New Roman" w:hint="eastAsia"/>
+          <w:rFonts w:ascii="Times New Roman" w:eastAsia="標楷體" w:hAnsi="Times New Roman"/>
+          <w:b/>
+          <w:bCs/>
+          <w:szCs w:val="24"/>
+        </w:rPr>
+      </w:pPr>
+    </w:p>
+    <w:p>
+      <w:pPr>
+        <w:rPr>
+          <w:rFonts w:ascii="Times New Roman" w:eastAsia="標楷體" w:hAnsi="Times New Roman"/>
           <w:b/>
           <w:bCs/>
           <w:szCs w:val="24"/>
@@ -17361,17 +18040,17 @@
     <w:p>
       <w:pPr>
         <w:rPr>
-          <w:rFonts w:ascii="Times New Roman" w:eastAsia="標楷體" w:hAnsi="Times New Roman" w:hint="eastAsia"/>
-          <w:b/>
-          <w:bCs/>
-          <w:szCs w:val="24"/>
-        </w:rPr>
-      </w:pPr>
-    </w:p>
-    <w:p>
-      <w:pPr>
-        <w:rPr>
-          <w:rFonts w:ascii="Times New Roman" w:eastAsia="標楷體" w:hAnsi="Times New Roman" w:hint="eastAsia"/>
+          <w:rFonts w:ascii="Times New Roman" w:eastAsia="標楷體" w:hAnsi="Times New Roman"/>
+          <w:b/>
+          <w:bCs/>
+          <w:szCs w:val="24"/>
+        </w:rPr>
+      </w:pPr>
+    </w:p>
+    <w:p>
+      <w:pPr>
+        <w:rPr>
+          <w:rFonts w:ascii="Times New Roman" w:eastAsia="標楷體" w:hAnsi="Times New Roman"/>
           <w:b/>
           <w:bCs/>
           <w:szCs w:val="24"/>
@@ -17382,7 +18061,7 @@
       <w:pPr>
         <w:outlineLvl w:val="1"/>
         <w:rPr>
-          <w:rFonts w:ascii="Times New Roman" w:eastAsia="標楷體" w:hAnsi="Times New Roman" w:hint="eastAsia"/>
+          <w:rFonts w:ascii="Times New Roman" w:eastAsia="標楷體" w:hAnsi="Times New Roman"/>
           <w:b/>
           <w:bCs/>
           <w:sz w:val="32"/>
@@ -17849,47 +18528,48 @@
     <w:p>
       <w:pPr>
         <w:rPr>
-          <w:rFonts w:ascii="Times New Roman" w:eastAsia="標楷體" w:hAnsi="Times New Roman" w:hint="eastAsia"/>
-          <w:b/>
-          <w:bCs/>
-          <w:szCs w:val="24"/>
-        </w:rPr>
-      </w:pPr>
-    </w:p>
-    <w:p>
-      <w:pPr>
-        <w:rPr>
-          <w:rFonts w:ascii="Times New Roman" w:eastAsia="標楷體" w:hAnsi="Times New Roman" w:hint="eastAsia"/>
-          <w:b/>
-          <w:bCs/>
-          <w:szCs w:val="24"/>
-        </w:rPr>
-      </w:pPr>
-    </w:p>
-    <w:p>
-      <w:pPr>
-        <w:rPr>
-          <w:rFonts w:ascii="Times New Roman" w:eastAsia="標楷體" w:hAnsi="Times New Roman"/>
-          <w:b/>
-          <w:bCs/>
-          <w:szCs w:val="24"/>
-        </w:rPr>
-      </w:pPr>
-    </w:p>
-    <w:p>
-      <w:pPr>
-        <w:rPr>
-          <w:rFonts w:ascii="Times New Roman" w:eastAsia="標楷體" w:hAnsi="Times New Roman" w:hint="eastAsia"/>
-          <w:b/>
-          <w:bCs/>
-          <w:szCs w:val="24"/>
-        </w:rPr>
-      </w:pPr>
-      <w:r>
-        <w:rPr>
-          <w:rFonts w:ascii="Times New Roman" w:eastAsia="標楷體" w:hAnsi="Times New Roman"/>
-          <w:b/>
-          <w:bCs/>
+          <w:rFonts w:ascii="Times New Roman" w:eastAsia="標楷體" w:hAnsi="Times New Roman"/>
+          <w:b/>
+          <w:bCs/>
+          <w:szCs w:val="24"/>
+        </w:rPr>
+      </w:pPr>
+    </w:p>
+    <w:p>
+      <w:pPr>
+        <w:rPr>
+          <w:rFonts w:ascii="Times New Roman" w:eastAsia="標楷體" w:hAnsi="Times New Roman"/>
+          <w:b/>
+          <w:bCs/>
+          <w:szCs w:val="24"/>
+        </w:rPr>
+      </w:pPr>
+    </w:p>
+    <w:p>
+      <w:pPr>
+        <w:rPr>
+          <w:rFonts w:ascii="Times New Roman" w:eastAsia="標楷體" w:hAnsi="Times New Roman"/>
+          <w:b/>
+          <w:bCs/>
+          <w:szCs w:val="24"/>
+        </w:rPr>
+      </w:pPr>
+    </w:p>
+    <w:p>
+      <w:pPr>
+        <w:rPr>
+          <w:rFonts w:ascii="Times New Roman" w:eastAsia="標楷體" w:hAnsi="Times New Roman"/>
+          <w:b/>
+          <w:bCs/>
+          <w:szCs w:val="24"/>
+        </w:rPr>
+      </w:pPr>
+      <w:r>
+        <w:rPr>
+          <w:rFonts w:ascii="Times New Roman" w:eastAsia="標楷體" w:hAnsi="Times New Roman"/>
+          <w:b/>
+          <w:bCs/>
+          <w:noProof/>
           <w:szCs w:val="24"/>
         </w:rPr>
         <w:drawing>
@@ -18107,7 +18787,7 @@
         <w:ind w:leftChars="0"/>
         <w:jc w:val="center"/>
         <w:rPr>
-          <w:rFonts w:ascii="Times New Roman" w:eastAsia="標楷體" w:hAnsi="Times New Roman" w:hint="eastAsia"/>
+          <w:rFonts w:ascii="Times New Roman" w:eastAsia="標楷體" w:hAnsi="Times New Roman"/>
           <w:b/>
           <w:bCs/>
           <w:szCs w:val="24"/>
@@ -18126,27 +18806,28 @@
     <w:p>
       <w:pPr>
         <w:rPr>
-          <w:rFonts w:ascii="Times New Roman" w:eastAsia="標楷體" w:hAnsi="Times New Roman" w:hint="eastAsia"/>
-          <w:b/>
-          <w:bCs/>
-          <w:szCs w:val="24"/>
-        </w:rPr>
-      </w:pPr>
-    </w:p>
-    <w:p>
-      <w:pPr>
-        <w:rPr>
-          <w:rFonts w:ascii="Times New Roman" w:eastAsia="標楷體" w:hAnsi="Times New Roman"/>
-          <w:b/>
-          <w:bCs/>
-          <w:szCs w:val="24"/>
-        </w:rPr>
-      </w:pPr>
-      <w:r>
-        <w:rPr>
-          <w:rFonts w:ascii="Times New Roman" w:eastAsia="標楷體" w:hAnsi="Times New Roman"/>
-          <w:b/>
-          <w:bCs/>
+          <w:rFonts w:ascii="Times New Roman" w:eastAsia="標楷體" w:hAnsi="Times New Roman"/>
+          <w:b/>
+          <w:bCs/>
+          <w:szCs w:val="24"/>
+        </w:rPr>
+      </w:pPr>
+    </w:p>
+    <w:p>
+      <w:pPr>
+        <w:rPr>
+          <w:rFonts w:ascii="Times New Roman" w:eastAsia="標楷體" w:hAnsi="Times New Roman"/>
+          <w:b/>
+          <w:bCs/>
+          <w:szCs w:val="24"/>
+        </w:rPr>
+      </w:pPr>
+      <w:r>
+        <w:rPr>
+          <w:rFonts w:ascii="Times New Roman" w:eastAsia="標楷體" w:hAnsi="Times New Roman"/>
+          <w:b/>
+          <w:bCs/>
+          <w:noProof/>
           <w:szCs w:val="24"/>
         </w:rPr>
         <w:drawing>
@@ -18263,7 +18944,7 @@
     <w:p>
       <w:pPr>
         <w:rPr>
-          <w:rFonts w:ascii="Times New Roman" w:eastAsia="標楷體" w:hAnsi="Times New Roman" w:hint="eastAsia"/>
+          <w:rFonts w:ascii="Times New Roman" w:eastAsia="標楷體" w:hAnsi="Times New Roman"/>
           <w:b/>
           <w:bCs/>
           <w:szCs w:val="24"/>
@@ -18370,7 +19051,7 @@
         <w:ind w:leftChars="0"/>
         <w:jc w:val="center"/>
         <w:rPr>
-          <w:rFonts w:ascii="Times New Roman" w:eastAsia="標楷體" w:hAnsi="Times New Roman" w:hint="eastAsia"/>
+          <w:rFonts w:ascii="Times New Roman" w:eastAsia="標楷體" w:hAnsi="Times New Roman"/>
           <w:b/>
           <w:bCs/>
           <w:szCs w:val="24"/>
@@ -18460,6 +19141,7 @@
           <w:rFonts w:ascii="Times New Roman" w:eastAsia="標楷體" w:hAnsi="Times New Roman"/>
           <w:b/>
           <w:bCs/>
+          <w:noProof/>
           <w:szCs w:val="24"/>
         </w:rPr>
         <w:drawing>
@@ -18677,7 +19359,7 @@
         <w:ind w:leftChars="0"/>
         <w:jc w:val="center"/>
         <w:rPr>
-          <w:rFonts w:ascii="Times New Roman" w:eastAsia="標楷體" w:hAnsi="Times New Roman" w:hint="eastAsia"/>
+          <w:rFonts w:ascii="Times New Roman" w:eastAsia="標楷體" w:hAnsi="Times New Roman"/>
           <w:b/>
           <w:bCs/>
           <w:szCs w:val="24"/>
@@ -18737,6 +19419,7 @@
           <w:rFonts w:ascii="Times New Roman" w:eastAsia="標楷體" w:hAnsi="Times New Roman"/>
           <w:b/>
           <w:bCs/>
+          <w:noProof/>
           <w:szCs w:val="24"/>
         </w:rPr>
         <w:drawing>
@@ -18944,7 +19627,7 @@
         <w:ind w:leftChars="0"/>
         <w:jc w:val="center"/>
         <w:rPr>
-          <w:rFonts w:ascii="Times New Roman" w:eastAsia="標楷體" w:hAnsi="Times New Roman" w:hint="eastAsia"/>
+          <w:rFonts w:ascii="Times New Roman" w:eastAsia="標楷體" w:hAnsi="Times New Roman"/>
           <w:b/>
           <w:bCs/>
           <w:szCs w:val="24"/>
@@ -18982,67 +19665,68 @@
       <w:pPr>
         <w:jc w:val="center"/>
         <w:rPr>
-          <w:rFonts w:ascii="Times New Roman" w:eastAsia="標楷體" w:hAnsi="Times New Roman" w:hint="eastAsia"/>
-          <w:b/>
-          <w:bCs/>
-          <w:szCs w:val="24"/>
-        </w:rPr>
-      </w:pPr>
-    </w:p>
-    <w:p>
-      <w:pPr>
-        <w:rPr>
-          <w:rFonts w:ascii="Times New Roman" w:eastAsia="標楷體" w:hAnsi="Times New Roman"/>
-          <w:b/>
-          <w:bCs/>
-          <w:szCs w:val="24"/>
-        </w:rPr>
-      </w:pPr>
-    </w:p>
-    <w:p>
-      <w:pPr>
-        <w:rPr>
-          <w:rFonts w:ascii="Times New Roman" w:eastAsia="標楷體" w:hAnsi="Times New Roman"/>
-          <w:b/>
-          <w:bCs/>
-          <w:szCs w:val="24"/>
-        </w:rPr>
-      </w:pPr>
-    </w:p>
-    <w:p>
-      <w:pPr>
-        <w:rPr>
-          <w:rFonts w:ascii="Times New Roman" w:eastAsia="標楷體" w:hAnsi="Times New Roman"/>
-          <w:b/>
-          <w:bCs/>
-          <w:szCs w:val="24"/>
-        </w:rPr>
-      </w:pPr>
-    </w:p>
-    <w:p>
-      <w:pPr>
-        <w:rPr>
-          <w:rFonts w:ascii="Times New Roman" w:eastAsia="標楷體" w:hAnsi="Times New Roman"/>
-          <w:b/>
-          <w:bCs/>
-          <w:szCs w:val="24"/>
-        </w:rPr>
-      </w:pPr>
-    </w:p>
-    <w:p>
-      <w:pPr>
-        <w:rPr>
-          <w:rFonts w:ascii="Times New Roman" w:eastAsia="標楷體" w:hAnsi="Times New Roman"/>
-          <w:b/>
-          <w:bCs/>
-          <w:szCs w:val="24"/>
-        </w:rPr>
-      </w:pPr>
-      <w:r>
-        <w:rPr>
-          <w:rFonts w:ascii="Times New Roman" w:eastAsia="標楷體" w:hAnsi="Times New Roman"/>
-          <w:b/>
-          <w:bCs/>
+          <w:rFonts w:ascii="Times New Roman" w:eastAsia="標楷體" w:hAnsi="Times New Roman"/>
+          <w:b/>
+          <w:bCs/>
+          <w:szCs w:val="24"/>
+        </w:rPr>
+      </w:pPr>
+    </w:p>
+    <w:p>
+      <w:pPr>
+        <w:rPr>
+          <w:rFonts w:ascii="Times New Roman" w:eastAsia="標楷體" w:hAnsi="Times New Roman"/>
+          <w:b/>
+          <w:bCs/>
+          <w:szCs w:val="24"/>
+        </w:rPr>
+      </w:pPr>
+    </w:p>
+    <w:p>
+      <w:pPr>
+        <w:rPr>
+          <w:rFonts w:ascii="Times New Roman" w:eastAsia="標楷體" w:hAnsi="Times New Roman"/>
+          <w:b/>
+          <w:bCs/>
+          <w:szCs w:val="24"/>
+        </w:rPr>
+      </w:pPr>
+    </w:p>
+    <w:p>
+      <w:pPr>
+        <w:rPr>
+          <w:rFonts w:ascii="Times New Roman" w:eastAsia="標楷體" w:hAnsi="Times New Roman"/>
+          <w:b/>
+          <w:bCs/>
+          <w:szCs w:val="24"/>
+        </w:rPr>
+      </w:pPr>
+    </w:p>
+    <w:p>
+      <w:pPr>
+        <w:rPr>
+          <w:rFonts w:ascii="Times New Roman" w:eastAsia="標楷體" w:hAnsi="Times New Roman"/>
+          <w:b/>
+          <w:bCs/>
+          <w:szCs w:val="24"/>
+        </w:rPr>
+      </w:pPr>
+    </w:p>
+    <w:p>
+      <w:pPr>
+        <w:rPr>
+          <w:rFonts w:ascii="Times New Roman" w:eastAsia="標楷體" w:hAnsi="Times New Roman"/>
+          <w:b/>
+          <w:bCs/>
+          <w:szCs w:val="24"/>
+        </w:rPr>
+      </w:pPr>
+      <w:r>
+        <w:rPr>
+          <w:rFonts w:ascii="Times New Roman" w:eastAsia="標楷體" w:hAnsi="Times New Roman"/>
+          <w:b/>
+          <w:bCs/>
+          <w:noProof/>
           <w:szCs w:val="24"/>
         </w:rPr>
         <w:drawing>
@@ -19123,7 +19807,7 @@
     <w:p>
       <w:pPr>
         <w:rPr>
-          <w:rFonts w:ascii="Times New Roman" w:eastAsia="標楷體" w:hAnsi="Times New Roman" w:hint="eastAsia"/>
+          <w:rFonts w:ascii="Times New Roman" w:eastAsia="標楷體" w:hAnsi="Times New Roman"/>
           <w:b/>
           <w:bCs/>
           <w:szCs w:val="24"/>
@@ -19260,7 +19944,7 @@
         <w:ind w:leftChars="0"/>
         <w:jc w:val="center"/>
         <w:rPr>
-          <w:rFonts w:ascii="Times New Roman" w:eastAsia="標楷體" w:hAnsi="Times New Roman" w:hint="eastAsia"/>
+          <w:rFonts w:ascii="Times New Roman" w:eastAsia="標楷體" w:hAnsi="Times New Roman"/>
           <w:b/>
           <w:bCs/>
           <w:szCs w:val="24"/>
@@ -19297,27 +19981,28 @@
     <w:p>
       <w:pPr>
         <w:rPr>
-          <w:rFonts w:ascii="Times New Roman" w:eastAsia="標楷體" w:hAnsi="Times New Roman" w:hint="eastAsia"/>
-          <w:b/>
-          <w:bCs/>
-          <w:szCs w:val="24"/>
-        </w:rPr>
-      </w:pPr>
-    </w:p>
-    <w:p>
-      <w:pPr>
-        <w:rPr>
-          <w:rFonts w:ascii="Times New Roman" w:eastAsia="標楷體" w:hAnsi="Times New Roman" w:hint="eastAsia"/>
-          <w:b/>
-          <w:bCs/>
-          <w:szCs w:val="24"/>
-        </w:rPr>
-      </w:pPr>
-      <w:r>
-        <w:rPr>
-          <w:rFonts w:ascii="Times New Roman" w:eastAsia="標楷體" w:hAnsi="Times New Roman"/>
-          <w:b/>
-          <w:bCs/>
+          <w:rFonts w:ascii="Times New Roman" w:eastAsia="標楷體" w:hAnsi="Times New Roman"/>
+          <w:b/>
+          <w:bCs/>
+          <w:szCs w:val="24"/>
+        </w:rPr>
+      </w:pPr>
+    </w:p>
+    <w:p>
+      <w:pPr>
+        <w:rPr>
+          <w:rFonts w:ascii="Times New Roman" w:eastAsia="標楷體" w:hAnsi="Times New Roman"/>
+          <w:b/>
+          <w:bCs/>
+          <w:szCs w:val="24"/>
+        </w:rPr>
+      </w:pPr>
+      <w:r>
+        <w:rPr>
+          <w:rFonts w:ascii="Times New Roman" w:eastAsia="標楷體" w:hAnsi="Times New Roman"/>
+          <w:b/>
+          <w:bCs/>
+          <w:noProof/>
           <w:szCs w:val="24"/>
         </w:rPr>
         <w:drawing>
@@ -19525,7 +20210,7 @@
         <w:ind w:leftChars="0"/>
         <w:jc w:val="center"/>
         <w:rPr>
-          <w:rFonts w:ascii="Times New Roman" w:eastAsia="標楷體" w:hAnsi="Times New Roman" w:hint="eastAsia"/>
+          <w:rFonts w:ascii="Times New Roman" w:eastAsia="標楷體" w:hAnsi="Times New Roman"/>
           <w:b/>
           <w:bCs/>
           <w:szCs w:val="24"/>
@@ -19612,27 +20297,28 @@
     <w:p>
       <w:pPr>
         <w:rPr>
-          <w:rFonts w:ascii="Times New Roman" w:eastAsia="標楷體" w:hAnsi="Times New Roman" w:hint="eastAsia"/>
-          <w:b/>
-          <w:bCs/>
-          <w:szCs w:val="24"/>
-        </w:rPr>
-      </w:pPr>
-    </w:p>
-    <w:p>
-      <w:pPr>
-        <w:rPr>
-          <w:rFonts w:ascii="Times New Roman" w:eastAsia="標楷體" w:hAnsi="Times New Roman"/>
-          <w:b/>
-          <w:bCs/>
-          <w:szCs w:val="24"/>
-        </w:rPr>
-      </w:pPr>
-      <w:r>
-        <w:rPr>
-          <w:rFonts w:ascii="Times New Roman" w:eastAsia="標楷體" w:hAnsi="Times New Roman"/>
-          <w:b/>
-          <w:bCs/>
+          <w:rFonts w:ascii="Times New Roman" w:eastAsia="標楷體" w:hAnsi="Times New Roman"/>
+          <w:b/>
+          <w:bCs/>
+          <w:szCs w:val="24"/>
+        </w:rPr>
+      </w:pPr>
+    </w:p>
+    <w:p>
+      <w:pPr>
+        <w:rPr>
+          <w:rFonts w:ascii="Times New Roman" w:eastAsia="標楷體" w:hAnsi="Times New Roman"/>
+          <w:b/>
+          <w:bCs/>
+          <w:szCs w:val="24"/>
+        </w:rPr>
+      </w:pPr>
+      <w:r>
+        <w:rPr>
+          <w:rFonts w:ascii="Times New Roman" w:eastAsia="標楷體" w:hAnsi="Times New Roman"/>
+          <w:b/>
+          <w:bCs/>
+          <w:noProof/>
           <w:szCs w:val="24"/>
         </w:rPr>
         <w:drawing>
@@ -19703,137 +20389,137 @@
     <w:p>
       <w:pPr>
         <w:rPr>
-          <w:rFonts w:ascii="Times New Roman" w:eastAsia="標楷體" w:hAnsi="Times New Roman" w:hint="eastAsia"/>
-          <w:b/>
-          <w:bCs/>
-          <w:szCs w:val="24"/>
-        </w:rPr>
-      </w:pPr>
-    </w:p>
-    <w:p>
-      <w:pPr>
-        <w:rPr>
-          <w:rFonts w:ascii="Times New Roman" w:eastAsia="標楷體" w:hAnsi="Times New Roman"/>
-          <w:b/>
-          <w:bCs/>
-          <w:szCs w:val="24"/>
-        </w:rPr>
-      </w:pPr>
-    </w:p>
-    <w:p>
-      <w:pPr>
-        <w:rPr>
-          <w:rFonts w:ascii="Times New Roman" w:eastAsia="標楷體" w:hAnsi="Times New Roman"/>
-          <w:b/>
-          <w:bCs/>
-          <w:szCs w:val="24"/>
-        </w:rPr>
-      </w:pPr>
-    </w:p>
-    <w:p>
-      <w:pPr>
-        <w:rPr>
-          <w:rFonts w:ascii="Times New Roman" w:eastAsia="標楷體" w:hAnsi="Times New Roman"/>
-          <w:b/>
-          <w:bCs/>
-          <w:szCs w:val="24"/>
-        </w:rPr>
-      </w:pPr>
-    </w:p>
-    <w:p>
-      <w:pPr>
-        <w:rPr>
-          <w:rFonts w:ascii="Times New Roman" w:eastAsia="標楷體" w:hAnsi="Times New Roman"/>
-          <w:b/>
-          <w:bCs/>
-          <w:szCs w:val="24"/>
-        </w:rPr>
-      </w:pPr>
-    </w:p>
-    <w:p>
-      <w:pPr>
-        <w:rPr>
-          <w:rFonts w:ascii="Times New Roman" w:eastAsia="標楷體" w:hAnsi="Times New Roman"/>
-          <w:b/>
-          <w:bCs/>
-          <w:szCs w:val="24"/>
-        </w:rPr>
-      </w:pPr>
-    </w:p>
-    <w:p>
-      <w:pPr>
-        <w:rPr>
-          <w:rFonts w:ascii="Times New Roman" w:eastAsia="標楷體" w:hAnsi="Times New Roman"/>
-          <w:b/>
-          <w:bCs/>
-          <w:szCs w:val="24"/>
-        </w:rPr>
-      </w:pPr>
-    </w:p>
-    <w:p>
-      <w:pPr>
-        <w:rPr>
-          <w:rFonts w:ascii="Times New Roman" w:eastAsia="標楷體" w:hAnsi="Times New Roman"/>
-          <w:b/>
-          <w:bCs/>
-          <w:szCs w:val="24"/>
-        </w:rPr>
-      </w:pPr>
-    </w:p>
-    <w:p>
-      <w:pPr>
-        <w:rPr>
-          <w:rFonts w:ascii="Times New Roman" w:eastAsia="標楷體" w:hAnsi="Times New Roman"/>
-          <w:b/>
-          <w:bCs/>
-          <w:szCs w:val="24"/>
-        </w:rPr>
-      </w:pPr>
-    </w:p>
-    <w:p>
-      <w:pPr>
-        <w:rPr>
-          <w:rFonts w:ascii="Times New Roman" w:eastAsia="標楷體" w:hAnsi="Times New Roman" w:hint="eastAsia"/>
-          <w:b/>
-          <w:bCs/>
-          <w:szCs w:val="24"/>
-        </w:rPr>
-      </w:pPr>
-    </w:p>
-    <w:p>
-      <w:pPr>
-        <w:rPr>
-          <w:rFonts w:ascii="Times New Roman" w:eastAsia="標楷體" w:hAnsi="Times New Roman" w:hint="eastAsia"/>
-          <w:b/>
-          <w:bCs/>
-          <w:szCs w:val="24"/>
-        </w:rPr>
-      </w:pPr>
-    </w:p>
-    <w:p>
-      <w:pPr>
-        <w:rPr>
-          <w:rFonts w:ascii="Times New Roman" w:eastAsia="標楷體" w:hAnsi="Times New Roman"/>
-          <w:b/>
-          <w:bCs/>
-          <w:szCs w:val="24"/>
-        </w:rPr>
-      </w:pPr>
-    </w:p>
-    <w:p>
-      <w:pPr>
-        <w:rPr>
-          <w:rFonts w:ascii="Times New Roman" w:eastAsia="標楷體" w:hAnsi="Times New Roman"/>
-          <w:b/>
-          <w:bCs/>
-          <w:szCs w:val="24"/>
-        </w:rPr>
-      </w:pPr>
-    </w:p>
-    <w:p>
-      <w:pPr>
-        <w:rPr>
-          <w:rFonts w:ascii="Times New Roman" w:eastAsia="標楷體" w:hAnsi="Times New Roman" w:hint="eastAsia"/>
+          <w:rFonts w:ascii="Times New Roman" w:eastAsia="標楷體" w:hAnsi="Times New Roman"/>
+          <w:b/>
+          <w:bCs/>
+          <w:szCs w:val="24"/>
+        </w:rPr>
+      </w:pPr>
+    </w:p>
+    <w:p>
+      <w:pPr>
+        <w:rPr>
+          <w:rFonts w:ascii="Times New Roman" w:eastAsia="標楷體" w:hAnsi="Times New Roman"/>
+          <w:b/>
+          <w:bCs/>
+          <w:szCs w:val="24"/>
+        </w:rPr>
+      </w:pPr>
+    </w:p>
+    <w:p>
+      <w:pPr>
+        <w:rPr>
+          <w:rFonts w:ascii="Times New Roman" w:eastAsia="標楷體" w:hAnsi="Times New Roman"/>
+          <w:b/>
+          <w:bCs/>
+          <w:szCs w:val="24"/>
+        </w:rPr>
+      </w:pPr>
+    </w:p>
+    <w:p>
+      <w:pPr>
+        <w:rPr>
+          <w:rFonts w:ascii="Times New Roman" w:eastAsia="標楷體" w:hAnsi="Times New Roman"/>
+          <w:b/>
+          <w:bCs/>
+          <w:szCs w:val="24"/>
+        </w:rPr>
+      </w:pPr>
+    </w:p>
+    <w:p>
+      <w:pPr>
+        <w:rPr>
+          <w:rFonts w:ascii="Times New Roman" w:eastAsia="標楷體" w:hAnsi="Times New Roman"/>
+          <w:b/>
+          <w:bCs/>
+          <w:szCs w:val="24"/>
+        </w:rPr>
+      </w:pPr>
+    </w:p>
+    <w:p>
+      <w:pPr>
+        <w:rPr>
+          <w:rFonts w:ascii="Times New Roman" w:eastAsia="標楷體" w:hAnsi="Times New Roman"/>
+          <w:b/>
+          <w:bCs/>
+          <w:szCs w:val="24"/>
+        </w:rPr>
+      </w:pPr>
+    </w:p>
+    <w:p>
+      <w:pPr>
+        <w:rPr>
+          <w:rFonts w:ascii="Times New Roman" w:eastAsia="標楷體" w:hAnsi="Times New Roman"/>
+          <w:b/>
+          <w:bCs/>
+          <w:szCs w:val="24"/>
+        </w:rPr>
+      </w:pPr>
+    </w:p>
+    <w:p>
+      <w:pPr>
+        <w:rPr>
+          <w:rFonts w:ascii="Times New Roman" w:eastAsia="標楷體" w:hAnsi="Times New Roman"/>
+          <w:b/>
+          <w:bCs/>
+          <w:szCs w:val="24"/>
+        </w:rPr>
+      </w:pPr>
+    </w:p>
+    <w:p>
+      <w:pPr>
+        <w:rPr>
+          <w:rFonts w:ascii="Times New Roman" w:eastAsia="標楷體" w:hAnsi="Times New Roman"/>
+          <w:b/>
+          <w:bCs/>
+          <w:szCs w:val="24"/>
+        </w:rPr>
+      </w:pPr>
+    </w:p>
+    <w:p>
+      <w:pPr>
+        <w:rPr>
+          <w:rFonts w:ascii="Times New Roman" w:eastAsia="標楷體" w:hAnsi="Times New Roman"/>
+          <w:b/>
+          <w:bCs/>
+          <w:szCs w:val="24"/>
+        </w:rPr>
+      </w:pPr>
+    </w:p>
+    <w:p>
+      <w:pPr>
+        <w:rPr>
+          <w:rFonts w:ascii="Times New Roman" w:eastAsia="標楷體" w:hAnsi="Times New Roman"/>
+          <w:b/>
+          <w:bCs/>
+          <w:szCs w:val="24"/>
+        </w:rPr>
+      </w:pPr>
+    </w:p>
+    <w:p>
+      <w:pPr>
+        <w:rPr>
+          <w:rFonts w:ascii="Times New Roman" w:eastAsia="標楷體" w:hAnsi="Times New Roman"/>
+          <w:b/>
+          <w:bCs/>
+          <w:szCs w:val="24"/>
+        </w:rPr>
+      </w:pPr>
+    </w:p>
+    <w:p>
+      <w:pPr>
+        <w:rPr>
+          <w:rFonts w:ascii="Times New Roman" w:eastAsia="標楷體" w:hAnsi="Times New Roman"/>
+          <w:b/>
+          <w:bCs/>
+          <w:szCs w:val="24"/>
+        </w:rPr>
+      </w:pPr>
+    </w:p>
+    <w:p>
+      <w:pPr>
+        <w:rPr>
+          <w:rFonts w:ascii="Times New Roman" w:eastAsia="標楷體" w:hAnsi="Times New Roman"/>
           <w:b/>
           <w:bCs/>
           <w:szCs w:val="24"/>
@@ -19850,7 +20536,7 @@
         <w:ind w:leftChars="0"/>
         <w:jc w:val="center"/>
         <w:rPr>
-          <w:rFonts w:ascii="Times New Roman" w:eastAsia="標楷體" w:hAnsi="Times New Roman" w:hint="eastAsia"/>
+          <w:rFonts w:ascii="Times New Roman" w:eastAsia="標楷體" w:hAnsi="Times New Roman"/>
           <w:b/>
           <w:bCs/>
           <w:szCs w:val="24"/>
@@ -19908,6 +20594,7 @@
           <w:rFonts w:ascii="Times New Roman" w:eastAsia="標楷體" w:hAnsi="Times New Roman"/>
           <w:b/>
           <w:bCs/>
+          <w:noProof/>
           <w:szCs w:val="24"/>
         </w:rPr>
         <w:drawing>
@@ -20038,7 +20725,7 @@
     <w:p>
       <w:pPr>
         <w:rPr>
-          <w:rFonts w:ascii="Times New Roman" w:eastAsia="標楷體" w:hAnsi="Times New Roman" w:hint="eastAsia"/>
+          <w:rFonts w:ascii="Times New Roman" w:eastAsia="標楷體" w:hAnsi="Times New Roman"/>
           <w:b/>
           <w:bCs/>
           <w:szCs w:val="24"/>
@@ -20115,7 +20802,7 @@
         <w:ind w:leftChars="0"/>
         <w:jc w:val="center"/>
         <w:rPr>
-          <w:rFonts w:ascii="Times New Roman" w:eastAsia="標楷體" w:hAnsi="Times New Roman" w:hint="eastAsia"/>
+          <w:rFonts w:ascii="Times New Roman" w:eastAsia="標楷體" w:hAnsi="Times New Roman"/>
           <w:b/>
           <w:bCs/>
           <w:szCs w:val="24"/>
@@ -20162,7 +20849,7 @@
       <w:pPr>
         <w:jc w:val="center"/>
         <w:rPr>
-          <w:rFonts w:ascii="Times New Roman" w:eastAsia="標楷體" w:hAnsi="Times New Roman" w:hint="eastAsia"/>
+          <w:rFonts w:ascii="Times New Roman" w:eastAsia="標楷體" w:hAnsi="Times New Roman"/>
           <w:b/>
           <w:bCs/>
           <w:szCs w:val="24"/>
@@ -20240,7 +20927,7 @@
     <w:p>
       <w:pPr>
         <w:rPr>
-          <w:rFonts w:ascii="Times New Roman" w:eastAsia="標楷體" w:hAnsi="Times New Roman" w:hint="eastAsia"/>
+          <w:rFonts w:ascii="Times New Roman" w:eastAsia="標楷體" w:hAnsi="Times New Roman"/>
           <w:b/>
           <w:bCs/>
           <w:szCs w:val="24"/>
@@ -20315,7 +21002,7 @@
     <w:p>
       <w:pPr>
         <w:rPr>
-          <w:rFonts w:ascii="Times New Roman" w:eastAsia="標楷體" w:hAnsi="Times New Roman" w:hint="eastAsia"/>
+          <w:rFonts w:ascii="Times New Roman" w:eastAsia="標楷體" w:hAnsi="Times New Roman"/>
           <w:szCs w:val="24"/>
         </w:rPr>
       </w:pPr>
@@ -20508,7 +21195,7 @@
           <w:rFonts w:ascii="Times New Roman" w:eastAsia="標楷體" w:hAnsi="Times New Roman" w:hint="eastAsia"/>
           <w:szCs w:val="24"/>
         </w:rPr>
-        <w:t>，更是唯一在極端分散情境下仍具正夏普</w:t>
+        <w:t>，更是唯一在極端分散情境下仍</w:t>
       </w:r>
       <w:proofErr w:type="gramStart"/>
       <w:r>
@@ -20516,6 +21203,312 @@
           <w:rFonts w:ascii="Times New Roman" w:eastAsia="標楷體" w:hAnsi="Times New Roman" w:hint="eastAsia"/>
           <w:szCs w:val="24"/>
         </w:rPr>
+        <w:t>具正夏普（</w:t>
+      </w:r>
+      <w:proofErr w:type="gramEnd"/>
+      <w:r>
+        <w:rPr>
+          <w:rFonts w:ascii="Times New Roman" w:eastAsia="標楷體" w:hAnsi="Times New Roman"/>
+          <w:szCs w:val="24"/>
+        </w:rPr>
+        <w:t>≈0.26</w:t>
+      </w:r>
+      <w:r>
+        <w:rPr>
+          <w:rFonts w:ascii="Times New Roman" w:eastAsia="標楷體" w:hAnsi="Times New Roman" w:hint="eastAsia"/>
+          <w:szCs w:val="24"/>
+        </w:rPr>
+        <w:t>）的模型；深層神經網路（</w:t>
+      </w:r>
+      <w:r>
+        <w:rPr>
+          <w:rFonts w:ascii="Times New Roman" w:eastAsia="標楷體" w:hAnsi="Times New Roman"/>
+          <w:szCs w:val="24"/>
+        </w:rPr>
+        <w:t>NN3</w:t>
+      </w:r>
+      <w:proofErr w:type="gramStart"/>
+      <w:r>
+        <w:rPr>
+          <w:rFonts w:ascii="Times New Roman" w:eastAsia="標楷體" w:hAnsi="Times New Roman"/>
+          <w:szCs w:val="24"/>
+        </w:rPr>
+        <w:t>–</w:t>
+      </w:r>
+      <w:proofErr w:type="gramEnd"/>
+      <w:r>
+        <w:rPr>
+          <w:rFonts w:ascii="Times New Roman" w:eastAsia="標楷體" w:hAnsi="Times New Roman"/>
+          <w:szCs w:val="24"/>
+        </w:rPr>
+        <w:t>NN4</w:t>
+      </w:r>
+      <w:r>
+        <w:rPr>
+          <w:rFonts w:ascii="Times New Roman" w:eastAsia="標楷體" w:hAnsi="Times New Roman" w:hint="eastAsia"/>
+          <w:szCs w:val="24"/>
+        </w:rPr>
+        <w:t>、部分</w:t>
+      </w:r>
+      <w:r>
+        <w:rPr>
+          <w:rFonts w:ascii="Times New Roman" w:eastAsia="標楷體" w:hAnsi="Times New Roman"/>
+          <w:szCs w:val="24"/>
+        </w:rPr>
+        <w:t xml:space="preserve"> NN5</w:t>
+      </w:r>
+      <w:r>
+        <w:rPr>
+          <w:rFonts w:ascii="Times New Roman" w:eastAsia="標楷體" w:hAnsi="Times New Roman" w:hint="eastAsia"/>
+          <w:szCs w:val="24"/>
+        </w:rPr>
+        <w:t>）亦能在</w:t>
+      </w:r>
+      <w:r>
+        <w:rPr>
+          <w:rFonts w:ascii="Times New Roman" w:eastAsia="標楷體" w:hAnsi="Times New Roman"/>
+          <w:szCs w:val="24"/>
+        </w:rPr>
+        <w:t xml:space="preserve"> 10</w:t>
+      </w:r>
+      <w:proofErr w:type="gramStart"/>
+      <w:r>
+        <w:rPr>
+          <w:rFonts w:ascii="Times New Roman" w:eastAsia="標楷體" w:hAnsi="Times New Roman"/>
+          <w:szCs w:val="24"/>
+        </w:rPr>
+        <w:t>–</w:t>
+      </w:r>
+      <w:proofErr w:type="gramEnd"/>
+      <w:r>
+        <w:rPr>
+          <w:rFonts w:ascii="Times New Roman" w:eastAsia="標楷體" w:hAnsi="Times New Roman"/>
+          <w:szCs w:val="24"/>
+        </w:rPr>
+        <w:t xml:space="preserve">192 </w:t>
+      </w:r>
+      <w:r>
+        <w:rPr>
+          <w:rFonts w:ascii="Times New Roman" w:eastAsia="標楷體" w:hAnsi="Times New Roman" w:hint="eastAsia"/>
+          <w:szCs w:val="24"/>
+        </w:rPr>
+        <w:t>檔區間持續取得</w:t>
+      </w:r>
+      <w:r>
+        <w:rPr>
+          <w:rFonts w:ascii="Times New Roman" w:eastAsia="標楷體" w:hAnsi="Times New Roman"/>
+          <w:szCs w:val="24"/>
+        </w:rPr>
+        <w:t xml:space="preserve"> 0.20 </w:t>
+      </w:r>
+      <w:r>
+        <w:rPr>
+          <w:rFonts w:ascii="Times New Roman" w:eastAsia="標楷體" w:hAnsi="Times New Roman" w:hint="eastAsia"/>
+          <w:szCs w:val="24"/>
+        </w:rPr>
+        <w:t>以上的夏普與</w:t>
+      </w:r>
+      <w:r>
+        <w:rPr>
+          <w:rFonts w:ascii="Times New Roman" w:eastAsia="標楷體" w:hAnsi="Times New Roman"/>
+          <w:szCs w:val="24"/>
+        </w:rPr>
+        <w:t xml:space="preserve"> 0.55 </w:t>
+      </w:r>
+      <w:r>
+        <w:rPr>
+          <w:rFonts w:ascii="Times New Roman" w:eastAsia="標楷體" w:hAnsi="Times New Roman" w:hint="eastAsia"/>
+          <w:szCs w:val="24"/>
+        </w:rPr>
+        <w:t>左右的勝率，顯示較高模型容量對擷取複雜</w:t>
+      </w:r>
+      <w:r>
+        <w:rPr>
+          <w:rFonts w:ascii="Times New Roman" w:eastAsia="標楷體" w:hAnsi="Times New Roman"/>
+          <w:szCs w:val="24"/>
+        </w:rPr>
+        <w:t xml:space="preserve"> α </w:t>
+      </w:r>
+      <w:r>
+        <w:rPr>
+          <w:rFonts w:ascii="Times New Roman" w:eastAsia="標楷體" w:hAnsi="Times New Roman" w:hint="eastAsia"/>
+          <w:szCs w:val="24"/>
+        </w:rPr>
+        <w:t>因子至關重要。第二，線性與淺層模型侷限明顯</w:t>
+      </w:r>
+      <w:proofErr w:type="gramStart"/>
+      <w:r>
+        <w:rPr>
+          <w:rFonts w:ascii="Times New Roman" w:eastAsia="標楷體" w:hAnsi="Times New Roman" w:hint="eastAsia"/>
+          <w:szCs w:val="24"/>
+        </w:rPr>
+        <w:t>──</w:t>
+      </w:r>
+      <w:proofErr w:type="gramEnd"/>
+      <w:r>
+        <w:rPr>
+          <w:rFonts w:ascii="Times New Roman" w:eastAsia="標楷體" w:hAnsi="Times New Roman"/>
+          <w:szCs w:val="24"/>
+        </w:rPr>
+        <w:t xml:space="preserve">OLS </w:t>
+      </w:r>
+      <w:r>
+        <w:rPr>
+          <w:rFonts w:ascii="Times New Roman" w:eastAsia="標楷體" w:hAnsi="Times New Roman" w:hint="eastAsia"/>
+          <w:szCs w:val="24"/>
+        </w:rPr>
+        <w:t>的樣本外</w:t>
+      </w:r>
+      <w:r>
+        <w:rPr>
+          <w:rFonts w:ascii="Times New Roman" w:eastAsia="標楷體" w:hAnsi="Times New Roman"/>
+          <w:szCs w:val="24"/>
+        </w:rPr>
+        <w:t xml:space="preserve"> R-square </w:t>
+      </w:r>
+      <w:r>
+        <w:rPr>
+          <w:rFonts w:ascii="Times New Roman" w:eastAsia="標楷體" w:hAnsi="Times New Roman" w:hint="eastAsia"/>
+          <w:szCs w:val="24"/>
+        </w:rPr>
+        <w:t>嚴重為負（</w:t>
+      </w:r>
+      <w:r>
+        <w:rPr>
+          <w:rFonts w:ascii="Times New Roman" w:eastAsia="標楷體" w:hAnsi="Times New Roman"/>
+          <w:szCs w:val="24"/>
+        </w:rPr>
+        <w:t>-2.92</w:t>
+      </w:r>
+      <w:r>
+        <w:rPr>
+          <w:rFonts w:ascii="Times New Roman" w:eastAsia="標楷體" w:hAnsi="Times New Roman" w:hint="eastAsia"/>
+          <w:szCs w:val="24"/>
+        </w:rPr>
+        <w:t>），勝率僅貼近擲銅板，且其再投資曲線在</w:t>
+      </w:r>
+      <w:r>
+        <w:rPr>
+          <w:rFonts w:ascii="Times New Roman" w:eastAsia="標楷體" w:hAnsi="Times New Roman"/>
+          <w:szCs w:val="24"/>
+        </w:rPr>
+        <w:t xml:space="preserve"> 2020 </w:t>
+      </w:r>
+      <w:r>
+        <w:rPr>
+          <w:rFonts w:ascii="Times New Roman" w:eastAsia="標楷體" w:hAnsi="Times New Roman" w:hint="eastAsia"/>
+          <w:szCs w:val="24"/>
+        </w:rPr>
+        <w:t>年後迅速回吐；</w:t>
+      </w:r>
+      <w:r>
+        <w:rPr>
+          <w:rFonts w:ascii="Times New Roman" w:eastAsia="標楷體" w:hAnsi="Times New Roman"/>
+          <w:szCs w:val="24"/>
+        </w:rPr>
+        <w:t>NN1</w:t>
+      </w:r>
+      <w:r>
+        <w:rPr>
+          <w:rFonts w:ascii="Times New Roman" w:eastAsia="標楷體" w:hAnsi="Times New Roman" w:hint="eastAsia"/>
+          <w:szCs w:val="24"/>
+        </w:rPr>
+        <w:t>、</w:t>
+      </w:r>
+      <w:r>
+        <w:rPr>
+          <w:rFonts w:ascii="Times New Roman" w:eastAsia="標楷體" w:hAnsi="Times New Roman"/>
+          <w:szCs w:val="24"/>
+        </w:rPr>
+        <w:t xml:space="preserve">NN2 </w:t>
+      </w:r>
+      <w:r>
+        <w:rPr>
+          <w:rFonts w:ascii="Times New Roman" w:eastAsia="標楷體" w:hAnsi="Times New Roman" w:hint="eastAsia"/>
+          <w:szCs w:val="24"/>
+        </w:rPr>
+        <w:t>同樣缺乏泛化能力，無論勝率、夏普或累積報酬皆難超越大盤。</w:t>
+      </w:r>
+      <w:r>
+        <w:rPr>
+          <w:rFonts w:ascii="Times New Roman" w:eastAsia="標楷體" w:hAnsi="Times New Roman" w:hint="eastAsia"/>
+          <w:szCs w:val="24"/>
+        </w:rPr>
+        <w:t>最後</w:t>
+      </w:r>
+      <w:r>
+        <w:rPr>
+          <w:rFonts w:ascii="Times New Roman" w:eastAsia="標楷體" w:hAnsi="Times New Roman" w:hint="eastAsia"/>
+          <w:szCs w:val="24"/>
+        </w:rPr>
+        <w:t>，真實操作（</w:t>
+      </w:r>
+      <w:r>
+        <w:rPr>
+          <w:rFonts w:ascii="Times New Roman" w:eastAsia="標楷體" w:hAnsi="Times New Roman"/>
+          <w:szCs w:val="24"/>
+        </w:rPr>
+        <w:t>Real</w:t>
+      </w:r>
+      <w:r>
+        <w:rPr>
+          <w:rFonts w:ascii="Times New Roman" w:eastAsia="標楷體" w:hAnsi="Times New Roman" w:hint="eastAsia"/>
+          <w:szCs w:val="24"/>
+        </w:rPr>
+        <w:t>）雖為絕對績效標竿，但對極度擴張</w:t>
+      </w:r>
+      <w:proofErr w:type="gramStart"/>
+      <w:r>
+        <w:rPr>
+          <w:rFonts w:ascii="Times New Roman" w:eastAsia="標楷體" w:hAnsi="Times New Roman" w:hint="eastAsia"/>
+          <w:szCs w:val="24"/>
+        </w:rPr>
+        <w:t>的投組規模</w:t>
+      </w:r>
+      <w:proofErr w:type="gramEnd"/>
+      <w:r>
+        <w:rPr>
+          <w:rFonts w:ascii="Times New Roman" w:eastAsia="標楷體" w:hAnsi="Times New Roman" w:hint="eastAsia"/>
+          <w:szCs w:val="24"/>
+        </w:rPr>
+        <w:t>敏感：在</w:t>
+      </w:r>
+      <w:r>
+        <w:rPr>
+          <w:rFonts w:ascii="Times New Roman" w:eastAsia="標楷體" w:hAnsi="Times New Roman"/>
+          <w:szCs w:val="24"/>
+        </w:rPr>
+        <w:t xml:space="preserve"> 10</w:t>
+      </w:r>
+      <w:proofErr w:type="gramStart"/>
+      <w:r>
+        <w:rPr>
+          <w:rFonts w:ascii="Times New Roman" w:eastAsia="標楷體" w:hAnsi="Times New Roman"/>
+          <w:szCs w:val="24"/>
+        </w:rPr>
+        <w:t>–</w:t>
+      </w:r>
+      <w:proofErr w:type="gramEnd"/>
+      <w:r>
+        <w:rPr>
+          <w:rFonts w:ascii="Times New Roman" w:eastAsia="標楷體" w:hAnsi="Times New Roman"/>
+          <w:szCs w:val="24"/>
+        </w:rPr>
+        <w:t xml:space="preserve">192 </w:t>
+      </w:r>
+      <w:r>
+        <w:rPr>
+          <w:rFonts w:ascii="Times New Roman" w:eastAsia="標楷體" w:hAnsi="Times New Roman" w:hint="eastAsia"/>
+          <w:szCs w:val="24"/>
+        </w:rPr>
+        <w:t>檔時保持最高勝率</w:t>
+      </w:r>
+      <w:proofErr w:type="gramStart"/>
+      <w:r>
+        <w:rPr>
+          <w:rFonts w:ascii="Times New Roman" w:eastAsia="標楷體" w:hAnsi="Times New Roman" w:hint="eastAsia"/>
+          <w:szCs w:val="24"/>
+        </w:rPr>
         <w:t>（</w:t>
       </w:r>
       <w:proofErr w:type="gramEnd"/>
@@ -20524,441 +21517,179 @@
           <w:rFonts w:ascii="Times New Roman" w:eastAsia="標楷體" w:hAnsi="Times New Roman"/>
           <w:szCs w:val="24"/>
         </w:rPr>
-        <w:t>≈0.26</w:t>
-      </w:r>
-      <w:r>
-        <w:rPr>
-          <w:rFonts w:ascii="Times New Roman" w:eastAsia="標楷體" w:hAnsi="Times New Roman" w:hint="eastAsia"/>
-          <w:szCs w:val="24"/>
-        </w:rPr>
-        <w:t>）的模型；深層神經網路（</w:t>
-      </w:r>
-      <w:r>
-        <w:rPr>
-          <w:rFonts w:ascii="Times New Roman" w:eastAsia="標楷體" w:hAnsi="Times New Roman"/>
-          <w:szCs w:val="24"/>
-        </w:rPr>
-        <w:t>NN3</w:t>
+        <w:t>≈0.60</w:t>
+      </w:r>
+      <w:r>
+        <w:rPr>
+          <w:rFonts w:ascii="Times New Roman" w:eastAsia="標楷體" w:hAnsi="Times New Roman" w:hint="eastAsia"/>
+          <w:szCs w:val="24"/>
+        </w:rPr>
+        <w:t>）與夏普（</w:t>
+      </w:r>
+      <w:r>
+        <w:rPr>
+          <w:rFonts w:ascii="Times New Roman" w:eastAsia="標楷體" w:hAnsi="Times New Roman"/>
+          <w:szCs w:val="24"/>
+        </w:rPr>
+        <w:t>0.26–0.62</w:t>
+      </w:r>
+      <w:r>
+        <w:rPr>
+          <w:rFonts w:ascii="Times New Roman" w:eastAsia="標楷體" w:hAnsi="Times New Roman" w:hint="eastAsia"/>
+          <w:szCs w:val="24"/>
+        </w:rPr>
+        <w:t>），卻在</w:t>
+      </w:r>
+      <w:r>
+        <w:rPr>
+          <w:rFonts w:ascii="Times New Roman" w:eastAsia="標楷體" w:hAnsi="Times New Roman"/>
+          <w:szCs w:val="24"/>
+        </w:rPr>
+        <w:t xml:space="preserve"> 964 </w:t>
+      </w:r>
+      <w:r>
+        <w:rPr>
+          <w:rFonts w:ascii="Times New Roman" w:eastAsia="標楷體" w:hAnsi="Times New Roman" w:hint="eastAsia"/>
+          <w:szCs w:val="24"/>
+        </w:rPr>
+        <w:t>檔時風險調整後報酬轉負，提醒實務運用中仍需關注流動性與執行成本。</w:t>
+      </w:r>
+    </w:p>
+    <w:p>
+      <w:pPr>
+        <w:rPr>
+          <w:rFonts w:ascii="Times New Roman" w:eastAsia="標楷體" w:hAnsi="Times New Roman"/>
+          <w:szCs w:val="24"/>
+        </w:rPr>
+      </w:pPr>
+    </w:p>
+    <w:p>
+      <w:pPr>
+        <w:rPr>
+          <w:rFonts w:ascii="Times New Roman" w:eastAsia="標楷體" w:hAnsi="Times New Roman"/>
+          <w:szCs w:val="24"/>
+        </w:rPr>
+      </w:pPr>
+      <w:r>
+        <w:rPr>
+          <w:rFonts w:ascii="Times New Roman" w:eastAsia="標楷體" w:hAnsi="Times New Roman" w:hint="eastAsia"/>
+          <w:szCs w:val="24"/>
+        </w:rPr>
+        <w:t>與傳統線性因子模型相比，透過機器學習預測</w:t>
+      </w:r>
+      <w:r>
+        <w:rPr>
+          <w:rFonts w:ascii="Times New Roman" w:eastAsia="標楷體" w:hAnsi="Times New Roman" w:hint="eastAsia"/>
+          <w:szCs w:val="24"/>
+        </w:rPr>
+        <w:t xml:space="preserve"> IC </w:t>
+      </w:r>
+      <w:r>
+        <w:rPr>
+          <w:rFonts w:ascii="Times New Roman" w:eastAsia="標楷體" w:hAnsi="Times New Roman" w:hint="eastAsia"/>
+          <w:szCs w:val="24"/>
+        </w:rPr>
+        <w:t>並動態權重配置，確實可在長期投資中顯著提高勝率、強化報酬穩定性，並大幅超越臺灣加權股價指數。其中，</w:t>
+      </w:r>
+      <w:r>
+        <w:rPr>
+          <w:rFonts w:ascii="Times New Roman" w:eastAsia="標楷體" w:hAnsi="Times New Roman" w:hint="eastAsia"/>
+          <w:szCs w:val="24"/>
+        </w:rPr>
+        <w:t xml:space="preserve">RF </w:t>
+      </w:r>
+      <w:r>
+        <w:rPr>
+          <w:rFonts w:ascii="Times New Roman" w:eastAsia="標楷體" w:hAnsi="Times New Roman" w:hint="eastAsia"/>
+          <w:szCs w:val="24"/>
+        </w:rPr>
+        <w:t>兼具可解釋性與穩健度，是最具全周期優勢的模型；深層</w:t>
+      </w:r>
+      <w:r>
+        <w:rPr>
+          <w:rFonts w:ascii="Times New Roman" w:eastAsia="標楷體" w:hAnsi="Times New Roman" w:hint="eastAsia"/>
+          <w:szCs w:val="24"/>
+        </w:rPr>
+        <w:t xml:space="preserve"> NN </w:t>
+      </w:r>
+      <w:r>
+        <w:rPr>
+          <w:rFonts w:ascii="Times New Roman" w:eastAsia="標楷體" w:hAnsi="Times New Roman" w:hint="eastAsia"/>
+          <w:szCs w:val="24"/>
+        </w:rPr>
+        <w:t>可視為在中等持股數下的進階選擇；而</w:t>
+      </w:r>
+      <w:r>
+        <w:rPr>
+          <w:rFonts w:ascii="Times New Roman" w:eastAsia="標楷體" w:hAnsi="Times New Roman" w:hint="eastAsia"/>
+          <w:szCs w:val="24"/>
+        </w:rPr>
+        <w:t xml:space="preserve"> OLS </w:t>
+      </w:r>
+      <w:r>
+        <w:rPr>
+          <w:rFonts w:ascii="Times New Roman" w:eastAsia="標楷體" w:hAnsi="Times New Roman" w:hint="eastAsia"/>
+          <w:szCs w:val="24"/>
+        </w:rPr>
+        <w:t>與淺層</w:t>
+      </w:r>
+      <w:r>
+        <w:rPr>
+          <w:rFonts w:ascii="Times New Roman" w:eastAsia="標楷體" w:hAnsi="Times New Roman" w:hint="eastAsia"/>
+          <w:szCs w:val="24"/>
+        </w:rPr>
+        <w:t xml:space="preserve"> NN </w:t>
+      </w:r>
+      <w:r>
+        <w:rPr>
+          <w:rFonts w:ascii="Times New Roman" w:eastAsia="標楷體" w:hAnsi="Times New Roman" w:hint="eastAsia"/>
+          <w:szCs w:val="24"/>
+        </w:rPr>
+        <w:t>僅適合作為基線比較。綜合而言，本研究驗證了「因子投資</w:t>
+      </w:r>
+      <w:r>
+        <w:rPr>
+          <w:rFonts w:ascii="Times New Roman" w:eastAsia="標楷體" w:hAnsi="Times New Roman" w:hint="eastAsia"/>
+          <w:szCs w:val="24"/>
+        </w:rPr>
+        <w:t xml:space="preserve"> </w:t>
+      </w:r>
+      <w:r>
+        <w:rPr>
+          <w:rFonts w:ascii="Times New Roman" w:eastAsia="標楷體" w:hAnsi="Times New Roman" w:hint="eastAsia"/>
+          <w:szCs w:val="24"/>
+        </w:rPr>
+        <w:t>×</w:t>
+      </w:r>
+      <w:r>
+        <w:rPr>
+          <w:rFonts w:ascii="Times New Roman" w:eastAsia="標楷體" w:hAnsi="Times New Roman" w:hint="eastAsia"/>
+          <w:szCs w:val="24"/>
+        </w:rPr>
+        <w:t xml:space="preserve"> AI </w:t>
+      </w:r>
+      <w:r>
+        <w:rPr>
+          <w:rFonts w:ascii="Times New Roman" w:eastAsia="標楷體" w:hAnsi="Times New Roman" w:hint="eastAsia"/>
+          <w:szCs w:val="24"/>
+        </w:rPr>
+        <w:t>預測」的可行性與必要性：當市場結構愈趨複雜、訊號</w:t>
       </w:r>
       <w:proofErr w:type="gramStart"/>
       <w:r>
         <w:rPr>
-          <w:rFonts w:ascii="Times New Roman" w:eastAsia="標楷體" w:hAnsi="Times New Roman"/>
-          <w:szCs w:val="24"/>
-        </w:rPr>
-        <w:t>–</w:t>
+          <w:rFonts w:ascii="Times New Roman" w:eastAsia="標楷體" w:hAnsi="Times New Roman" w:hint="eastAsia"/>
+          <w:szCs w:val="24"/>
+        </w:rPr>
+        <w:t>愈呈非</w:t>
       </w:r>
       <w:proofErr w:type="gramEnd"/>
       <w:r>
         <w:rPr>
-          <w:rFonts w:ascii="Times New Roman" w:eastAsia="標楷體" w:hAnsi="Times New Roman"/>
-          <w:szCs w:val="24"/>
-        </w:rPr>
-        <w:t>NN4</w:t>
-      </w:r>
-      <w:r>
-        <w:rPr>
-          <w:rFonts w:ascii="Times New Roman" w:eastAsia="標楷體" w:hAnsi="Times New Roman" w:hint="eastAsia"/>
-          <w:szCs w:val="24"/>
-        </w:rPr>
-        <w:t>、部分</w:t>
-      </w:r>
-      <w:r>
-        <w:rPr>
-          <w:rFonts w:ascii="Times New Roman" w:eastAsia="標楷體" w:hAnsi="Times New Roman"/>
-          <w:szCs w:val="24"/>
-        </w:rPr>
-        <w:t xml:space="preserve"> NN5</w:t>
-      </w:r>
-      <w:r>
-        <w:rPr>
-          <w:rFonts w:ascii="Times New Roman" w:eastAsia="標楷體" w:hAnsi="Times New Roman" w:hint="eastAsia"/>
-          <w:szCs w:val="24"/>
-        </w:rPr>
-        <w:t>）亦能在</w:t>
-      </w:r>
-      <w:r>
-        <w:rPr>
-          <w:rFonts w:ascii="Times New Roman" w:eastAsia="標楷體" w:hAnsi="Times New Roman"/>
-          <w:szCs w:val="24"/>
-        </w:rPr>
-        <w:t xml:space="preserve"> 10</w:t>
-      </w:r>
-      <w:proofErr w:type="gramStart"/>
-      <w:r>
-        <w:rPr>
-          <w:rFonts w:ascii="Times New Roman" w:eastAsia="標楷體" w:hAnsi="Times New Roman"/>
-          <w:szCs w:val="24"/>
-        </w:rPr>
-        <w:t>–</w:t>
-      </w:r>
-      <w:proofErr w:type="gramEnd"/>
-      <w:r>
-        <w:rPr>
-          <w:rFonts w:ascii="Times New Roman" w:eastAsia="標楷體" w:hAnsi="Times New Roman"/>
-          <w:szCs w:val="24"/>
-        </w:rPr>
-        <w:t xml:space="preserve">192 </w:t>
-      </w:r>
-      <w:r>
-        <w:rPr>
-          <w:rFonts w:ascii="Times New Roman" w:eastAsia="標楷體" w:hAnsi="Times New Roman" w:hint="eastAsia"/>
-          <w:szCs w:val="24"/>
-        </w:rPr>
-        <w:t>檔區間持續取得</w:t>
-      </w:r>
-      <w:r>
-        <w:rPr>
-          <w:rFonts w:ascii="Times New Roman" w:eastAsia="標楷體" w:hAnsi="Times New Roman"/>
-          <w:szCs w:val="24"/>
-        </w:rPr>
-        <w:t xml:space="preserve"> 0.20 </w:t>
-      </w:r>
-      <w:r>
-        <w:rPr>
-          <w:rFonts w:ascii="Times New Roman" w:eastAsia="標楷體" w:hAnsi="Times New Roman" w:hint="eastAsia"/>
-          <w:szCs w:val="24"/>
-        </w:rPr>
-        <w:t>以上的夏普與</w:t>
-      </w:r>
-      <w:r>
-        <w:rPr>
-          <w:rFonts w:ascii="Times New Roman" w:eastAsia="標楷體" w:hAnsi="Times New Roman"/>
-          <w:szCs w:val="24"/>
-        </w:rPr>
-        <w:t xml:space="preserve"> 0.55 </w:t>
-      </w:r>
-      <w:r>
-        <w:rPr>
-          <w:rFonts w:ascii="Times New Roman" w:eastAsia="標楷體" w:hAnsi="Times New Roman" w:hint="eastAsia"/>
-          <w:szCs w:val="24"/>
-        </w:rPr>
-        <w:t>左右的勝率，顯示較高模型容量對擷取複雜</w:t>
-      </w:r>
-      <w:r>
-        <w:rPr>
-          <w:rFonts w:ascii="Times New Roman" w:eastAsia="標楷體" w:hAnsi="Times New Roman"/>
-          <w:szCs w:val="24"/>
-        </w:rPr>
-        <w:t xml:space="preserve"> α </w:t>
-      </w:r>
-      <w:r>
-        <w:rPr>
-          <w:rFonts w:ascii="Times New Roman" w:eastAsia="標楷體" w:hAnsi="Times New Roman" w:hint="eastAsia"/>
-          <w:szCs w:val="24"/>
-        </w:rPr>
-        <w:t>因子至關重要。第二，線性與淺層模型侷限明顯</w:t>
-      </w:r>
-      <w:proofErr w:type="gramStart"/>
-      <w:r>
-        <w:rPr>
-          <w:rFonts w:ascii="Times New Roman" w:eastAsia="標楷體" w:hAnsi="Times New Roman" w:hint="eastAsia"/>
-          <w:szCs w:val="24"/>
-        </w:rPr>
-        <w:t>──</w:t>
-      </w:r>
-      <w:proofErr w:type="gramEnd"/>
-      <w:r>
-        <w:rPr>
-          <w:rFonts w:ascii="Times New Roman" w:eastAsia="標楷體" w:hAnsi="Times New Roman"/>
-          <w:szCs w:val="24"/>
-        </w:rPr>
-        <w:t xml:space="preserve">OLS </w:t>
-      </w:r>
-      <w:r>
-        <w:rPr>
-          <w:rFonts w:ascii="Times New Roman" w:eastAsia="標楷體" w:hAnsi="Times New Roman" w:hint="eastAsia"/>
-          <w:szCs w:val="24"/>
-        </w:rPr>
-        <w:t>的樣本外</w:t>
-      </w:r>
-      <w:r>
-        <w:rPr>
-          <w:rFonts w:ascii="Times New Roman" w:eastAsia="標楷體" w:hAnsi="Times New Roman"/>
-          <w:szCs w:val="24"/>
-        </w:rPr>
-        <w:t xml:space="preserve"> R-square </w:t>
-      </w:r>
-      <w:r>
-        <w:rPr>
-          <w:rFonts w:ascii="Times New Roman" w:eastAsia="標楷體" w:hAnsi="Times New Roman" w:hint="eastAsia"/>
-          <w:szCs w:val="24"/>
-        </w:rPr>
-        <w:t>嚴重為負（</w:t>
-      </w:r>
-      <w:r>
-        <w:rPr>
-          <w:rFonts w:ascii="Times New Roman" w:eastAsia="標楷體" w:hAnsi="Times New Roman"/>
-          <w:szCs w:val="24"/>
-        </w:rPr>
-        <w:t>-2.92</w:t>
-      </w:r>
-      <w:r>
-        <w:rPr>
-          <w:rFonts w:ascii="Times New Roman" w:eastAsia="標楷體" w:hAnsi="Times New Roman" w:hint="eastAsia"/>
-          <w:szCs w:val="24"/>
-        </w:rPr>
-        <w:t>），勝率僅貼近擲銅板，且其再投資曲線在</w:t>
-      </w:r>
-      <w:r>
-        <w:rPr>
-          <w:rFonts w:ascii="Times New Roman" w:eastAsia="標楷體" w:hAnsi="Times New Roman"/>
-          <w:szCs w:val="24"/>
-        </w:rPr>
-        <w:t xml:space="preserve"> 2020 </w:t>
-      </w:r>
-      <w:r>
-        <w:rPr>
-          <w:rFonts w:ascii="Times New Roman" w:eastAsia="標楷體" w:hAnsi="Times New Roman" w:hint="eastAsia"/>
-          <w:szCs w:val="24"/>
-        </w:rPr>
-        <w:t>年後迅速回吐；</w:t>
-      </w:r>
-      <w:r>
-        <w:rPr>
-          <w:rFonts w:ascii="Times New Roman" w:eastAsia="標楷體" w:hAnsi="Times New Roman"/>
-          <w:szCs w:val="24"/>
-        </w:rPr>
-        <w:t>NN1</w:t>
-      </w:r>
-      <w:r>
-        <w:rPr>
-          <w:rFonts w:ascii="Times New Roman" w:eastAsia="標楷體" w:hAnsi="Times New Roman" w:hint="eastAsia"/>
-          <w:szCs w:val="24"/>
-        </w:rPr>
-        <w:t>、</w:t>
-      </w:r>
-      <w:r>
-        <w:rPr>
-          <w:rFonts w:ascii="Times New Roman" w:eastAsia="標楷體" w:hAnsi="Times New Roman"/>
-          <w:szCs w:val="24"/>
-        </w:rPr>
-        <w:t xml:space="preserve">NN2 </w:t>
-      </w:r>
-      <w:r>
-        <w:rPr>
-          <w:rFonts w:ascii="Times New Roman" w:eastAsia="標楷體" w:hAnsi="Times New Roman" w:hint="eastAsia"/>
-          <w:szCs w:val="24"/>
-        </w:rPr>
-        <w:t>同樣缺乏泛化能力，無論勝率、夏普或累積報酬皆難超越大盤。</w:t>
-      </w:r>
-      <w:r>
-        <w:rPr>
-          <w:rFonts w:ascii="Times New Roman" w:eastAsia="標楷體" w:hAnsi="Times New Roman" w:hint="eastAsia"/>
-          <w:szCs w:val="24"/>
-        </w:rPr>
-        <w:t>最後</w:t>
-      </w:r>
-      <w:r>
-        <w:rPr>
-          <w:rFonts w:ascii="Times New Roman" w:eastAsia="標楷體" w:hAnsi="Times New Roman" w:hint="eastAsia"/>
-          <w:szCs w:val="24"/>
-        </w:rPr>
-        <w:t>，真實操作（</w:t>
-      </w:r>
-      <w:r>
-        <w:rPr>
-          <w:rFonts w:ascii="Times New Roman" w:eastAsia="標楷體" w:hAnsi="Times New Roman"/>
-          <w:szCs w:val="24"/>
-        </w:rPr>
-        <w:t>Real</w:t>
-      </w:r>
-      <w:r>
-        <w:rPr>
-          <w:rFonts w:ascii="Times New Roman" w:eastAsia="標楷體" w:hAnsi="Times New Roman" w:hint="eastAsia"/>
-          <w:szCs w:val="24"/>
-        </w:rPr>
-        <w:t>）雖為絕對績效標竿，但對極度擴張</w:t>
-      </w:r>
-      <w:proofErr w:type="gramStart"/>
-      <w:r>
-        <w:rPr>
-          <w:rFonts w:ascii="Times New Roman" w:eastAsia="標楷體" w:hAnsi="Times New Roman" w:hint="eastAsia"/>
-          <w:szCs w:val="24"/>
-        </w:rPr>
-        <w:t>的投組規模</w:t>
-      </w:r>
-      <w:proofErr w:type="gramEnd"/>
-      <w:r>
-        <w:rPr>
-          <w:rFonts w:ascii="Times New Roman" w:eastAsia="標楷體" w:hAnsi="Times New Roman" w:hint="eastAsia"/>
-          <w:szCs w:val="24"/>
-        </w:rPr>
-        <w:t>敏感：在</w:t>
-      </w:r>
-      <w:r>
-        <w:rPr>
-          <w:rFonts w:ascii="Times New Roman" w:eastAsia="標楷體" w:hAnsi="Times New Roman"/>
-          <w:szCs w:val="24"/>
-        </w:rPr>
-        <w:t xml:space="preserve"> 10</w:t>
-      </w:r>
-      <w:proofErr w:type="gramStart"/>
-      <w:r>
-        <w:rPr>
-          <w:rFonts w:ascii="Times New Roman" w:eastAsia="標楷體" w:hAnsi="Times New Roman"/>
-          <w:szCs w:val="24"/>
-        </w:rPr>
-        <w:t>–</w:t>
-      </w:r>
-      <w:proofErr w:type="gramEnd"/>
-      <w:r>
-        <w:rPr>
-          <w:rFonts w:ascii="Times New Roman" w:eastAsia="標楷體" w:hAnsi="Times New Roman"/>
-          <w:szCs w:val="24"/>
-        </w:rPr>
-        <w:t xml:space="preserve">192 </w:t>
-      </w:r>
-      <w:r>
-        <w:rPr>
-          <w:rFonts w:ascii="Times New Roman" w:eastAsia="標楷體" w:hAnsi="Times New Roman" w:hint="eastAsia"/>
-          <w:szCs w:val="24"/>
-        </w:rPr>
-        <w:t>檔時保持最高勝率</w:t>
-      </w:r>
-      <w:proofErr w:type="gramStart"/>
-      <w:r>
-        <w:rPr>
-          <w:rFonts w:ascii="Times New Roman" w:eastAsia="標楷體" w:hAnsi="Times New Roman" w:hint="eastAsia"/>
-          <w:szCs w:val="24"/>
-        </w:rPr>
-        <w:t>（</w:t>
-      </w:r>
-      <w:proofErr w:type="gramEnd"/>
-      <w:r>
-        <w:rPr>
-          <w:rFonts w:ascii="Times New Roman" w:eastAsia="標楷體" w:hAnsi="Times New Roman"/>
-          <w:szCs w:val="24"/>
-        </w:rPr>
-        <w:t>≈0.60</w:t>
-      </w:r>
-      <w:r>
-        <w:rPr>
-          <w:rFonts w:ascii="Times New Roman" w:eastAsia="標楷體" w:hAnsi="Times New Roman" w:hint="eastAsia"/>
-          <w:szCs w:val="24"/>
-        </w:rPr>
-        <w:t>）與夏普（</w:t>
-      </w:r>
-      <w:r>
-        <w:rPr>
-          <w:rFonts w:ascii="Times New Roman" w:eastAsia="標楷體" w:hAnsi="Times New Roman"/>
-          <w:szCs w:val="24"/>
-        </w:rPr>
-        <w:t>0.26–0.62</w:t>
-      </w:r>
-      <w:r>
-        <w:rPr>
-          <w:rFonts w:ascii="Times New Roman" w:eastAsia="標楷體" w:hAnsi="Times New Roman" w:hint="eastAsia"/>
-          <w:szCs w:val="24"/>
-        </w:rPr>
-        <w:t>），卻在</w:t>
-      </w:r>
-      <w:r>
-        <w:rPr>
-          <w:rFonts w:ascii="Times New Roman" w:eastAsia="標楷體" w:hAnsi="Times New Roman"/>
-          <w:szCs w:val="24"/>
-        </w:rPr>
-        <w:t xml:space="preserve"> 964 </w:t>
-      </w:r>
-      <w:r>
-        <w:rPr>
-          <w:rFonts w:ascii="Times New Roman" w:eastAsia="標楷體" w:hAnsi="Times New Roman" w:hint="eastAsia"/>
-          <w:szCs w:val="24"/>
-        </w:rPr>
-        <w:t>檔時風險調整後報酬轉負，提醒實務運用中仍需關注流動性與執行成本。</w:t>
-      </w:r>
-    </w:p>
-    <w:p>
-      <w:pPr>
-        <w:rPr>
-          <w:rFonts w:ascii="Times New Roman" w:eastAsia="標楷體" w:hAnsi="Times New Roman"/>
-          <w:szCs w:val="24"/>
-        </w:rPr>
-      </w:pPr>
-    </w:p>
-    <w:p>
-      <w:pPr>
-        <w:rPr>
-          <w:rFonts w:ascii="Times New Roman" w:eastAsia="標楷體" w:hAnsi="Times New Roman" w:hint="eastAsia"/>
-          <w:szCs w:val="24"/>
-        </w:rPr>
-      </w:pPr>
-      <w:r>
-        <w:rPr>
-          <w:rFonts w:ascii="Times New Roman" w:eastAsia="標楷體" w:hAnsi="Times New Roman" w:hint="eastAsia"/>
-          <w:szCs w:val="24"/>
-        </w:rPr>
-        <w:t>與傳統線性因子模型相比，透過機器學習預測</w:t>
-      </w:r>
-      <w:r>
-        <w:rPr>
-          <w:rFonts w:ascii="Times New Roman" w:eastAsia="標楷體" w:hAnsi="Times New Roman" w:hint="eastAsia"/>
-          <w:szCs w:val="24"/>
-        </w:rPr>
-        <w:t xml:space="preserve"> IC </w:t>
-      </w:r>
-      <w:r>
-        <w:rPr>
-          <w:rFonts w:ascii="Times New Roman" w:eastAsia="標楷體" w:hAnsi="Times New Roman" w:hint="eastAsia"/>
-          <w:szCs w:val="24"/>
-        </w:rPr>
-        <w:t>並動態權重配置，確實可在長期投資中顯著提高勝率、強化報酬穩定性，並大幅超越臺灣加權股價指數。其中，</w:t>
-      </w:r>
-      <w:r>
-        <w:rPr>
-          <w:rFonts w:ascii="Times New Roman" w:eastAsia="標楷體" w:hAnsi="Times New Roman" w:hint="eastAsia"/>
-          <w:szCs w:val="24"/>
-        </w:rPr>
-        <w:t xml:space="preserve">RF </w:t>
-      </w:r>
-      <w:r>
-        <w:rPr>
-          <w:rFonts w:ascii="Times New Roman" w:eastAsia="標楷體" w:hAnsi="Times New Roman" w:hint="eastAsia"/>
-          <w:szCs w:val="24"/>
-        </w:rPr>
-        <w:t>兼具可解釋性與穩健度，是最具全周期優勢的模型；深層</w:t>
-      </w:r>
-      <w:r>
-        <w:rPr>
-          <w:rFonts w:ascii="Times New Roman" w:eastAsia="標楷體" w:hAnsi="Times New Roman" w:hint="eastAsia"/>
-          <w:szCs w:val="24"/>
-        </w:rPr>
-        <w:t xml:space="preserve"> NN </w:t>
-      </w:r>
-      <w:r>
-        <w:rPr>
-          <w:rFonts w:ascii="Times New Roman" w:eastAsia="標楷體" w:hAnsi="Times New Roman" w:hint="eastAsia"/>
-          <w:szCs w:val="24"/>
-        </w:rPr>
-        <w:t>可視為在中等持股數下的進階選擇；而</w:t>
-      </w:r>
-      <w:r>
-        <w:rPr>
-          <w:rFonts w:ascii="Times New Roman" w:eastAsia="標楷體" w:hAnsi="Times New Roman" w:hint="eastAsia"/>
-          <w:szCs w:val="24"/>
-        </w:rPr>
-        <w:t xml:space="preserve"> OLS </w:t>
-      </w:r>
-      <w:r>
-        <w:rPr>
-          <w:rFonts w:ascii="Times New Roman" w:eastAsia="標楷體" w:hAnsi="Times New Roman" w:hint="eastAsia"/>
-          <w:szCs w:val="24"/>
-        </w:rPr>
-        <w:t>與淺層</w:t>
-      </w:r>
-      <w:r>
-        <w:rPr>
-          <w:rFonts w:ascii="Times New Roman" w:eastAsia="標楷體" w:hAnsi="Times New Roman" w:hint="eastAsia"/>
-          <w:szCs w:val="24"/>
-        </w:rPr>
-        <w:t xml:space="preserve"> NN </w:t>
-      </w:r>
-      <w:r>
-        <w:rPr>
-          <w:rFonts w:ascii="Times New Roman" w:eastAsia="標楷體" w:hAnsi="Times New Roman" w:hint="eastAsia"/>
-          <w:szCs w:val="24"/>
-        </w:rPr>
-        <w:t>僅適合作為基線比較。綜合而言，本研究驗證了「因子投資</w:t>
+          <w:rFonts w:ascii="Times New Roman" w:eastAsia="標楷體" w:hAnsi="Times New Roman" w:hint="eastAsia"/>
+          <w:szCs w:val="24"/>
+        </w:rPr>
+        <w:t>線性時，引入資料驅動、能自動萃取高階特徵的模型，方能持續創造</w:t>
       </w:r>
       <w:r>
         <w:rPr>
@@ -20972,37 +21703,7 @@
           <w:rFonts w:ascii="Times New Roman" w:eastAsia="標楷體" w:hAnsi="Times New Roman" w:hint="eastAsia"/>
           <w:szCs w:val="24"/>
         </w:rPr>
-        <w:t>×</w:t>
-      </w:r>
-      <w:r>
-        <w:rPr>
-          <w:rFonts w:ascii="Times New Roman" w:eastAsia="標楷體" w:hAnsi="Times New Roman" w:hint="eastAsia"/>
-          <w:szCs w:val="24"/>
-        </w:rPr>
-        <w:t xml:space="preserve"> AI </w:t>
-      </w:r>
-      <w:r>
-        <w:rPr>
-          <w:rFonts w:ascii="Times New Roman" w:eastAsia="標楷體" w:hAnsi="Times New Roman" w:hint="eastAsia"/>
-          <w:szCs w:val="24"/>
-        </w:rPr>
-        <w:t>預測」的可行性與必要性：當市場結構愈趨複雜、訊號</w:t>
-      </w:r>
-      <w:proofErr w:type="gramStart"/>
-      <w:r>
-        <w:rPr>
-          <w:rFonts w:ascii="Times New Roman" w:eastAsia="標楷體" w:hAnsi="Times New Roman" w:hint="eastAsia"/>
-          <w:szCs w:val="24"/>
-        </w:rPr>
-        <w:t>愈呈非</w:t>
-      </w:r>
-      <w:proofErr w:type="gramEnd"/>
-      <w:r>
-        <w:rPr>
-          <w:rFonts w:ascii="Times New Roman" w:eastAsia="標楷體" w:hAnsi="Times New Roman" w:hint="eastAsia"/>
-          <w:szCs w:val="24"/>
-        </w:rPr>
-        <w:t>線性時，引入資料驅動、能自動萃取高階特徵的模型，方能持續創造</w:t>
+        <w:t>α</w:t>
       </w:r>
       <w:r>
         <w:rPr>
@@ -21016,27 +21717,13 @@
           <w:rFonts w:ascii="Times New Roman" w:eastAsia="標楷體" w:hAnsi="Times New Roman" w:hint="eastAsia"/>
           <w:szCs w:val="24"/>
         </w:rPr>
-        <w:t>α</w:t>
-      </w:r>
-      <w:r>
-        <w:rPr>
-          <w:rFonts w:ascii="Times New Roman" w:eastAsia="標楷體" w:hAnsi="Times New Roman" w:hint="eastAsia"/>
-          <w:szCs w:val="24"/>
-        </w:rPr>
-        <w:t xml:space="preserve"> </w:t>
-      </w:r>
-      <w:r>
-        <w:rPr>
-          <w:rFonts w:ascii="Times New Roman" w:eastAsia="標楷體" w:hAnsi="Times New Roman" w:hint="eastAsia"/>
-          <w:szCs w:val="24"/>
-        </w:rPr>
         <w:t>並降低尾端風險，為資產管理領域提供具體且可操作的實務指引。</w:t>
       </w:r>
     </w:p>
     <w:p>
       <w:pPr>
         <w:rPr>
-          <w:rFonts w:ascii="Times New Roman" w:eastAsia="標楷體" w:hAnsi="Times New Roman" w:hint="eastAsia"/>
+          <w:rFonts w:ascii="Times New Roman" w:eastAsia="標楷體" w:hAnsi="Times New Roman"/>
           <w:b/>
           <w:bCs/>
           <w:szCs w:val="24"/>
@@ -21153,7 +21840,7 @@
     <w:p>
       <w:pPr>
         <w:rPr>
-          <w:rFonts w:ascii="Times New Roman" w:eastAsia="標楷體" w:hAnsi="Times New Roman" w:hint="eastAsia"/>
+          <w:rFonts w:ascii="Times New Roman" w:eastAsia="標楷體" w:hAnsi="Times New Roman"/>
           <w:szCs w:val="24"/>
         </w:rPr>
       </w:pPr>
@@ -21579,7 +22266,7 @@
     <w:p>
       <w:pPr>
         <w:rPr>
-          <w:rFonts w:ascii="Times New Roman" w:eastAsia="標楷體" w:hAnsi="Times New Roman" w:hint="eastAsia"/>
+          <w:rFonts w:ascii="Times New Roman" w:eastAsia="標楷體" w:hAnsi="Times New Roman"/>
           <w:b/>
           <w:bCs/>
           <w:szCs w:val="24"/>
@@ -21903,6 +22590,7 @@
       <w:r>
         <w:rPr>
           <w:rFonts w:ascii="Times New Roman" w:eastAsia="標楷體" w:hAnsi="Times New Roman"/>
+          <w:noProof/>
           <w:szCs w:val="24"/>
         </w:rPr>
         <w:drawing>
@@ -21952,6 +22640,7 @@
       <w:r>
         <w:rPr>
           <w:rFonts w:ascii="Times New Roman" w:eastAsia="標楷體" w:hAnsi="Times New Roman"/>
+          <w:noProof/>
           <w:szCs w:val="24"/>
         </w:rPr>
         <w:lastRenderedPageBreak/>
@@ -22034,6 +22723,7 @@
       <w:r>
         <w:rPr>
           <w:rFonts w:ascii="Times New Roman" w:eastAsia="標楷體" w:hAnsi="Times New Roman"/>
+          <w:noProof/>
           <w:szCs w:val="24"/>
         </w:rPr>
         <w:drawing>
@@ -22083,6 +22773,7 @@
       <w:r>
         <w:rPr>
           <w:rFonts w:ascii="Times New Roman" w:eastAsia="標楷體" w:hAnsi="Times New Roman"/>
+          <w:noProof/>
           <w:szCs w:val="24"/>
         </w:rPr>
         <w:lastRenderedPageBreak/>
@@ -22133,6 +22824,7 @@
       <w:r>
         <w:rPr>
           <w:rFonts w:ascii="Times New Roman" w:eastAsia="標楷體" w:hAnsi="Times New Roman"/>
+          <w:noProof/>
           <w:szCs w:val="24"/>
         </w:rPr>
         <w:drawing>
@@ -22182,6 +22874,7 @@
       <w:r>
         <w:rPr>
           <w:rFonts w:ascii="Times New Roman" w:eastAsia="標楷體" w:hAnsi="Times New Roman"/>
+          <w:noProof/>
           <w:szCs w:val="24"/>
         </w:rPr>
         <w:lastRenderedPageBreak/>
@@ -22264,6 +22957,7 @@
       <w:r>
         <w:rPr>
           <w:rFonts w:ascii="Times New Roman" w:eastAsia="標楷體" w:hAnsi="Times New Roman"/>
+          <w:noProof/>
           <w:szCs w:val="24"/>
         </w:rPr>
         <w:drawing>
@@ -22313,6 +23007,7 @@
       <w:r>
         <w:rPr>
           <w:rFonts w:ascii="Times New Roman" w:eastAsia="標楷體" w:hAnsi="Times New Roman"/>
+          <w:noProof/>
           <w:szCs w:val="24"/>
         </w:rPr>
         <w:lastRenderedPageBreak/>
@@ -22429,27 +23124,7 @@
           <w:sz w:val="32"/>
           <w:szCs w:val="32"/>
         </w:rPr>
-        <w:t xml:space="preserve">. </w:t>
-      </w:r>
-      <w:r>
-        <w:rPr>
-          <w:rFonts w:ascii="Times New Roman" w:eastAsia="標楷體" w:hAnsi="Times New Roman"/>
-          <w:b/>
-          <w:bCs/>
-          <w:sz w:val="32"/>
-          <w:szCs w:val="32"/>
-        </w:rPr>
-        <w:t>ic_calculate</w:t>
-      </w:r>
-      <w:r>
-        <w:rPr>
-          <w:rFonts w:ascii="Times New Roman" w:eastAsia="標楷體" w:hAnsi="Times New Roman"/>
-          <w:b/>
-          <w:bCs/>
-          <w:sz w:val="32"/>
-          <w:szCs w:val="32"/>
-        </w:rPr>
-        <w:t>.py</w:t>
+        <w:t>. ic_calculate.py</w:t>
       </w:r>
     </w:p>
     <w:p>
@@ -22547,6 +23222,7 @@
       <w:r>
         <w:rPr>
           <w:rFonts w:ascii="Times New Roman" w:eastAsia="標楷體" w:hAnsi="Times New Roman"/>
+          <w:noProof/>
           <w:szCs w:val="24"/>
         </w:rPr>
         <w:lastRenderedPageBreak/>
@@ -22597,6 +23273,7 @@
       <w:r>
         <w:rPr>
           <w:rFonts w:ascii="Times New Roman" w:eastAsia="標楷體" w:hAnsi="Times New Roman"/>
+          <w:noProof/>
           <w:szCs w:val="24"/>
         </w:rPr>
         <w:lastRenderedPageBreak/>
@@ -22647,6 +23324,7 @@
       <w:r>
         <w:rPr>
           <w:rFonts w:ascii="Times New Roman" w:eastAsia="標楷體" w:hAnsi="Times New Roman"/>
+          <w:noProof/>
           <w:szCs w:val="24"/>
         </w:rPr>
         <w:lastRenderedPageBreak/>
@@ -22689,6 +23367,7 @@
       <w:r>
         <w:rPr>
           <w:rFonts w:ascii="Times New Roman" w:eastAsia="標楷體" w:hAnsi="Times New Roman"/>
+          <w:noProof/>
           <w:szCs w:val="24"/>
         </w:rPr>
         <w:lastRenderedPageBreak/>
@@ -22747,6 +23426,7 @@
       <w:r>
         <w:rPr>
           <w:rFonts w:ascii="Times New Roman" w:eastAsia="標楷體" w:hAnsi="Times New Roman"/>
+          <w:noProof/>
           <w:szCs w:val="24"/>
         </w:rPr>
         <w:lastRenderedPageBreak/>
@@ -22813,37 +23493,7 @@
           <w:sz w:val="32"/>
           <w:szCs w:val="32"/>
         </w:rPr>
-        <w:t>3</w:t>
-      </w:r>
-      <w:r>
-        <w:rPr>
-          <w:rFonts w:ascii="Times New Roman" w:eastAsia="標楷體" w:hAnsi="Times New Roman"/>
-          <w:b/>
-          <w:bCs/>
-          <w:sz w:val="32"/>
-          <w:szCs w:val="32"/>
-        </w:rPr>
-        <w:t xml:space="preserve">. </w:t>
-      </w:r>
-      <w:r>
-        <w:rPr>
-          <w:rFonts w:ascii="Times New Roman" w:eastAsia="標楷體" w:hAnsi="Times New Roman"/>
-          <w:b/>
-          <w:bCs/>
-          <w:sz w:val="32"/>
-          <w:szCs w:val="32"/>
-        </w:rPr>
-        <w:t>utils/tools</w:t>
-      </w:r>
-      <w:r>
-        <w:rPr>
-          <w:rFonts w:ascii="Times New Roman" w:eastAsia="標楷體" w:hAnsi="Times New Roman"/>
-          <w:b/>
-          <w:bCs/>
-          <w:sz w:val="32"/>
-          <w:szCs w:val="32"/>
-        </w:rPr>
-        <w:t>.py</w:t>
+        <w:t>3. utils/tools.py</w:t>
       </w:r>
     </w:p>
     <w:p>
@@ -22997,7 +23647,7 @@
     <w:p>
       <w:pPr>
         <w:rPr>
-          <w:rFonts w:ascii="Times New Roman" w:eastAsia="標楷體" w:hAnsi="Times New Roman" w:hint="eastAsia"/>
+          <w:rFonts w:ascii="Times New Roman" w:eastAsia="標楷體" w:hAnsi="Times New Roman"/>
           <w:szCs w:val="24"/>
         </w:rPr>
       </w:pPr>
@@ -23040,6 +23690,7 @@
       <w:r>
         <w:rPr>
           <w:rFonts w:ascii="Times New Roman" w:eastAsia="標楷體" w:hAnsi="Times New Roman"/>
+          <w:noProof/>
           <w:szCs w:val="24"/>
         </w:rPr>
         <w:drawing>
@@ -23116,6 +23767,7 @@
       <w:r>
         <w:rPr>
           <w:rFonts w:ascii="Times New Roman" w:eastAsia="標楷體" w:hAnsi="Times New Roman"/>
+          <w:noProof/>
           <w:szCs w:val="24"/>
         </w:rPr>
         <w:drawing>
@@ -23260,7 +23912,7 @@
         <w:pStyle w:val="ad"/>
         <w:ind w:leftChars="0" w:left="360"/>
         <w:rPr>
-          <w:rFonts w:ascii="Times New Roman" w:eastAsia="標楷體" w:hAnsi="Times New Roman" w:hint="eastAsia"/>
+          <w:rFonts w:ascii="Times New Roman" w:eastAsia="標楷體" w:hAnsi="Times New Roman"/>
           <w:szCs w:val="24"/>
         </w:rPr>
       </w:pPr>
@@ -23302,6 +23954,7 @@
       <w:r>
         <w:rPr>
           <w:rFonts w:ascii="Times New Roman" w:eastAsia="標楷體" w:hAnsi="Times New Roman"/>
+          <w:noProof/>
           <w:szCs w:val="24"/>
         </w:rPr>
         <w:drawing>
@@ -23378,6 +24031,7 @@
       <w:r>
         <w:rPr>
           <w:rFonts w:ascii="Times New Roman" w:eastAsia="標楷體" w:hAnsi="Times New Roman"/>
+          <w:noProof/>
           <w:szCs w:val="24"/>
         </w:rPr>
         <w:drawing>
@@ -23419,6 +24073,7 @@
       <w:r>
         <w:rPr>
           <w:rFonts w:ascii="Times New Roman" w:eastAsia="標楷體" w:hAnsi="Times New Roman"/>
+          <w:noProof/>
           <w:szCs w:val="24"/>
         </w:rPr>
         <w:lastRenderedPageBreak/>
@@ -23496,6 +24151,7 @@
       <w:r>
         <w:rPr>
           <w:rFonts w:ascii="Times New Roman" w:eastAsia="標楷體" w:hAnsi="Times New Roman"/>
+          <w:noProof/>
           <w:szCs w:val="24"/>
         </w:rPr>
         <w:drawing>
@@ -23626,6 +24282,7 @@
       <w:r>
         <w:rPr>
           <w:rFonts w:ascii="Times New Roman" w:eastAsia="標楷體" w:hAnsi="Times New Roman"/>
+          <w:noProof/>
           <w:szCs w:val="24"/>
         </w:rPr>
         <w:drawing>
@@ -23702,6 +24359,7 @@
       <w:r>
         <w:rPr>
           <w:rFonts w:ascii="Times New Roman" w:eastAsia="標楷體" w:hAnsi="Times New Roman"/>
+          <w:noProof/>
           <w:szCs w:val="24"/>
         </w:rPr>
         <w:drawing>
@@ -23778,6 +24436,7 @@
       <w:r>
         <w:rPr>
           <w:rFonts w:ascii="Times New Roman" w:eastAsia="標楷體" w:hAnsi="Times New Roman"/>
+          <w:noProof/>
           <w:szCs w:val="24"/>
         </w:rPr>
         <w:drawing>
@@ -23852,7 +24511,7 @@
     <w:p>
       <w:pPr>
         <w:rPr>
-          <w:rFonts w:ascii="Times New Roman" w:eastAsia="標楷體" w:hAnsi="Times New Roman" w:hint="eastAsia"/>
+          <w:rFonts w:ascii="Times New Roman" w:eastAsia="標楷體" w:hAnsi="Times New Roman"/>
           <w:szCs w:val="24"/>
         </w:rPr>
       </w:pPr>
@@ -23895,6 +24554,7 @@
       <w:r>
         <w:rPr>
           <w:rFonts w:ascii="Times New Roman" w:eastAsia="標楷體" w:hAnsi="Times New Roman"/>
+          <w:noProof/>
           <w:szCs w:val="24"/>
         </w:rPr>
         <w:drawing>
@@ -24063,6 +24723,7 @@
       <w:r>
         <w:rPr>
           <w:rFonts w:ascii="Times New Roman" w:eastAsia="標楷體" w:hAnsi="Times New Roman"/>
+          <w:noProof/>
           <w:szCs w:val="24"/>
         </w:rPr>
         <w:drawing>
@@ -24268,15 +24929,15 @@
     <w:p>
       <w:pPr>
         <w:rPr>
-          <w:rFonts w:ascii="Times New Roman" w:eastAsia="標楷體" w:hAnsi="Times New Roman" w:hint="eastAsia"/>
-          <w:szCs w:val="24"/>
-        </w:rPr>
-      </w:pPr>
-    </w:p>
-    <w:p>
-      <w:pPr>
-        <w:rPr>
-          <w:rFonts w:ascii="Times New Roman" w:eastAsia="標楷體" w:hAnsi="Times New Roman" w:hint="eastAsia"/>
+          <w:rFonts w:ascii="Times New Roman" w:eastAsia="標楷體" w:hAnsi="Times New Roman"/>
+          <w:szCs w:val="24"/>
+        </w:rPr>
+      </w:pPr>
+    </w:p>
+    <w:p>
+      <w:pPr>
+        <w:rPr>
+          <w:rFonts w:ascii="Times New Roman" w:eastAsia="標楷體" w:hAnsi="Times New Roman"/>
           <w:szCs w:val="24"/>
         </w:rPr>
       </w:pPr>
@@ -24483,13 +25144,14 @@
         <w:pStyle w:val="ad"/>
         <w:ind w:leftChars="0" w:left="360"/>
         <w:rPr>
-          <w:rFonts w:ascii="Times New Roman" w:eastAsia="標楷體" w:hAnsi="Times New Roman" w:hint="eastAsia"/>
-          <w:szCs w:val="24"/>
-        </w:rPr>
-      </w:pPr>
-      <w:r>
-        <w:rPr>
-          <w:rFonts w:ascii="Times New Roman" w:eastAsia="標楷體" w:hAnsi="Times New Roman"/>
+          <w:rFonts w:ascii="Times New Roman" w:eastAsia="標楷體" w:hAnsi="Times New Roman"/>
+          <w:szCs w:val="24"/>
+        </w:rPr>
+      </w:pPr>
+      <w:r>
+        <w:rPr>
+          <w:rFonts w:ascii="Times New Roman" w:eastAsia="標楷體" w:hAnsi="Times New Roman"/>
+          <w:noProof/>
           <w:szCs w:val="24"/>
         </w:rPr>
         <w:drawing>
@@ -24531,6 +25193,7 @@
       <w:r>
         <w:rPr>
           <w:rFonts w:ascii="Times New Roman" w:eastAsia="標楷體" w:hAnsi="Times New Roman"/>
+          <w:noProof/>
           <w:szCs w:val="24"/>
         </w:rPr>
         <w:lastRenderedPageBreak/>
@@ -24573,6 +25236,7 @@
       <w:r>
         <w:rPr>
           <w:rFonts w:ascii="Times New Roman" w:eastAsia="標楷體" w:hAnsi="Times New Roman"/>
+          <w:noProof/>
           <w:szCs w:val="24"/>
         </w:rPr>
         <w:lastRenderedPageBreak/>
@@ -24615,6 +25279,7 @@
       <w:r>
         <w:rPr>
           <w:rFonts w:ascii="Times New Roman" w:eastAsia="標楷體" w:hAnsi="Times New Roman"/>
+          <w:noProof/>
           <w:szCs w:val="24"/>
         </w:rPr>
         <w:lastRenderedPageBreak/>
@@ -24657,6 +25322,7 @@
       <w:r>
         <w:rPr>
           <w:rFonts w:ascii="Times New Roman" w:eastAsia="標楷體" w:hAnsi="Times New Roman"/>
+          <w:noProof/>
           <w:szCs w:val="24"/>
         </w:rPr>
         <w:lastRenderedPageBreak/>
@@ -24699,6 +25365,7 @@
       <w:r>
         <w:rPr>
           <w:rFonts w:ascii="Times New Roman" w:eastAsia="標楷體" w:hAnsi="Times New Roman"/>
+          <w:noProof/>
           <w:szCs w:val="24"/>
         </w:rPr>
         <w:lastRenderedPageBreak/>
@@ -26107,6 +26774,7 @@
   <w:style w:type="character" w:default="1" w:styleId="a0">
     <w:name w:val="Default Paragraph Font"/>
     <w:uiPriority w:val="1"/>
+    <w:semiHidden/>
     <w:unhideWhenUsed/>
   </w:style>
   <w:style w:type="table" w:default="1" w:styleId="a1">
